--- a/doc/CS673_SPPP_team2.docx
+++ b/doc/CS673_SPPP_team2.docx
@@ -30,48 +30,6 @@
           <w:rtl w:val="0"/>
         </w:rPr>
       </w:r>
-      <w:r>
-        <w:drawing>
-          <wp:anchor allowOverlap="1" behindDoc="0" distB="19050" distT="19050" distL="19050" distR="19050" hidden="0" layoutInCell="1" locked="0" relativeHeight="0" simplePos="0">
-            <wp:simplePos x="0" y="0"/>
-            <wp:positionH relativeFrom="column">
-              <wp:posOffset>2519363</wp:posOffset>
-            </wp:positionH>
-            <wp:positionV relativeFrom="paragraph">
-              <wp:posOffset>19050</wp:posOffset>
-            </wp:positionV>
-            <wp:extent cx="1133475" cy="847725"/>
-            <wp:effectExtent b="0" l="0" r="0" t="0"/>
-            <wp:wrapSquare wrapText="bothSides" distB="19050" distT="19050" distL="19050" distR="19050"/>
-            <wp:docPr id="1" name="image1.png"/>
-            <a:graphic>
-              <a:graphicData uri="http://schemas.openxmlformats.org/drawingml/2006/picture">
-                <pic:pic>
-                  <pic:nvPicPr>
-                    <pic:cNvPr id="0" name="image1.png"/>
-                    <pic:cNvPicPr preferRelativeResize="0"/>
-                  </pic:nvPicPr>
-                  <pic:blipFill>
-                    <a:blip r:embed="rId6"/>
-                    <a:srcRect b="0" l="0" r="0" t="0"/>
-                    <a:stretch>
-                      <a:fillRect/>
-                    </a:stretch>
-                  </pic:blipFill>
-                  <pic:spPr>
-                    <a:xfrm>
-                      <a:off x="0" y="0"/>
-                      <a:ext cx="1133475" cy="847725"/>
-                    </a:xfrm>
-                    <a:prstGeom prst="rect"/>
-                    <a:ln/>
-                  </pic:spPr>
-                </pic:pic>
-              </a:graphicData>
-            </a:graphic>
-          </wp:anchor>
-        </w:drawing>
-      </w:r>
     </w:p>
     <w:p>
       <w:pPr>
@@ -146,7 +104,7 @@
         </w:pBdr>
         <w:shd w:fill="auto" w:val="clear"/>
         <w:ind w:left="0" w:firstLine="0"/>
-        <w:jc w:val="center"/>
+        <w:jc w:val="left"/>
         <w:rPr>
           <w:b w:val="1"/>
           <w:sz w:val="24"/>
@@ -214,6 +172,46 @@
       </w:pPr>
       <w:r>
         <w:rPr>
+          <w:b w:val="1"/>
+          <w:sz w:val="24"/>
+          <w:szCs w:val="24"/>
+          <w:u w:val="single"/>
+        </w:rPr>
+        <w:drawing>
+          <wp:inline distB="114300" distT="114300" distL="114300" distR="114300">
+            <wp:extent cx="2467655" cy="442913"/>
+            <wp:effectExtent b="0" l="0" r="0" t="0"/>
+            <wp:docPr id="1" name="image2.png"/>
+            <a:graphic>
+              <a:graphicData uri="http://schemas.openxmlformats.org/drawingml/2006/picture">
+                <pic:pic>
+                  <pic:nvPicPr>
+                    <pic:cNvPr id="0" name="image2.png"/>
+                    <pic:cNvPicPr preferRelativeResize="0"/>
+                  </pic:nvPicPr>
+                  <pic:blipFill>
+                    <a:blip r:embed="rId7"/>
+                    <a:srcRect b="0" l="0" r="0" t="0"/>
+                    <a:stretch>
+                      <a:fillRect/>
+                    </a:stretch>
+                  </pic:blipFill>
+                  <pic:spPr>
+                    <a:xfrm>
+                      <a:off x="0" y="0"/>
+                      <a:ext cx="2467655" cy="442913"/>
+                    </a:xfrm>
+                    <a:prstGeom prst="rect"/>
+                    <a:ln/>
+                  </pic:spPr>
+                </pic:pic>
+              </a:graphicData>
+            </a:graphic>
+          </wp:inline>
+        </w:drawing>
+      </w:r>
+      <w:r>
+        <w:rPr>
           <w:rtl w:val="0"/>
         </w:rPr>
       </w:r>
@@ -565,7 +563,6 @@
           <w:between w:space="0" w:sz="0" w:val="nil"/>
         </w:pBdr>
         <w:shd w:fill="auto" w:val="clear"/>
-        <w:jc w:val="center"/>
         <w:rPr>
           <w:b w:val="1"/>
           <w:sz w:val="24"/>
@@ -593,7 +590,6 @@
           <w:between w:space="0" w:sz="0" w:val="nil"/>
         </w:pBdr>
         <w:shd w:fill="auto" w:val="clear"/>
-        <w:jc w:val="center"/>
         <w:rPr>
           <w:b w:val="1"/>
           <w:sz w:val="24"/>
@@ -602,452 +598,8 @@
         </w:rPr>
       </w:pPr>
       <w:r>
-        <w:rPr>
-          <w:rtl w:val="0"/>
-        </w:rPr>
-      </w:r>
-    </w:p>
-    <w:p>
-      <w:pPr>
-        <w:keepNext w:val="0"/>
-        <w:keepLines w:val="0"/>
-        <w:pageBreakBefore w:val="0"/>
-        <w:widowControl w:val="0"/>
-        <w:pBdr>
-          <w:top w:space="0" w:sz="0" w:val="nil"/>
-          <w:left w:space="0" w:sz="0" w:val="nil"/>
-          <w:bottom w:space="0" w:sz="0" w:val="nil"/>
-          <w:right w:space="0" w:sz="0" w:val="nil"/>
-          <w:between w:space="0" w:sz="0" w:val="nil"/>
-        </w:pBdr>
-        <w:shd w:fill="auto" w:val="clear"/>
-        <w:jc w:val="center"/>
-        <w:rPr>
-          <w:b w:val="1"/>
-          <w:sz w:val="24"/>
-          <w:szCs w:val="24"/>
-          <w:u w:val="single"/>
-        </w:rPr>
-      </w:pPr>
-      <w:r>
-        <w:rPr>
-          <w:rtl w:val="0"/>
-        </w:rPr>
-      </w:r>
-    </w:p>
-    <w:p>
-      <w:pPr>
-        <w:keepNext w:val="0"/>
-        <w:keepLines w:val="0"/>
-        <w:pageBreakBefore w:val="0"/>
-        <w:widowControl w:val="0"/>
-        <w:pBdr>
-          <w:top w:space="0" w:sz="0" w:val="nil"/>
-          <w:left w:space="0" w:sz="0" w:val="nil"/>
-          <w:bottom w:space="0" w:sz="0" w:val="nil"/>
-          <w:right w:space="0" w:sz="0" w:val="nil"/>
-          <w:between w:space="0" w:sz="0" w:val="nil"/>
-        </w:pBdr>
-        <w:shd w:fill="auto" w:val="clear"/>
-        <w:jc w:val="center"/>
-        <w:rPr>
-          <w:b w:val="1"/>
-          <w:sz w:val="24"/>
-          <w:szCs w:val="24"/>
-          <w:u w:val="single"/>
-        </w:rPr>
-      </w:pPr>
-      <w:r>
-        <w:rPr>
-          <w:rtl w:val="0"/>
-        </w:rPr>
-      </w:r>
-    </w:p>
-    <w:p>
-      <w:pPr>
-        <w:keepNext w:val="0"/>
-        <w:keepLines w:val="0"/>
-        <w:pageBreakBefore w:val="0"/>
-        <w:widowControl w:val="0"/>
-        <w:pBdr>
-          <w:top w:space="0" w:sz="0" w:val="nil"/>
-          <w:left w:space="0" w:sz="0" w:val="nil"/>
-          <w:bottom w:space="0" w:sz="0" w:val="nil"/>
-          <w:right w:space="0" w:sz="0" w:val="nil"/>
-          <w:between w:space="0" w:sz="0" w:val="nil"/>
-        </w:pBdr>
-        <w:shd w:fill="auto" w:val="clear"/>
-        <w:jc w:val="center"/>
-        <w:rPr>
-          <w:b w:val="1"/>
-          <w:sz w:val="24"/>
-          <w:szCs w:val="24"/>
-          <w:u w:val="single"/>
-        </w:rPr>
-      </w:pPr>
-      <w:r>
-        <w:rPr>
-          <w:rtl w:val="0"/>
-        </w:rPr>
-      </w:r>
-    </w:p>
-    <w:p>
-      <w:pPr>
-        <w:keepNext w:val="0"/>
-        <w:keepLines w:val="0"/>
-        <w:pageBreakBefore w:val="0"/>
-        <w:widowControl w:val="0"/>
-        <w:pBdr>
-          <w:top w:space="0" w:sz="0" w:val="nil"/>
-          <w:left w:space="0" w:sz="0" w:val="nil"/>
-          <w:bottom w:space="0" w:sz="0" w:val="nil"/>
-          <w:right w:space="0" w:sz="0" w:val="nil"/>
-          <w:between w:space="0" w:sz="0" w:val="nil"/>
-        </w:pBdr>
-        <w:shd w:fill="auto" w:val="clear"/>
-        <w:jc w:val="center"/>
-        <w:rPr>
-          <w:b w:val="1"/>
-          <w:sz w:val="24"/>
-          <w:szCs w:val="24"/>
-          <w:u w:val="single"/>
-        </w:rPr>
-      </w:pPr>
-      <w:r>
-        <w:rPr>
-          <w:rtl w:val="0"/>
-        </w:rPr>
-      </w:r>
-    </w:p>
-    <w:p>
-      <w:pPr>
-        <w:keepNext w:val="0"/>
-        <w:keepLines w:val="0"/>
-        <w:pageBreakBefore w:val="0"/>
-        <w:widowControl w:val="0"/>
-        <w:pBdr>
-          <w:top w:space="0" w:sz="0" w:val="nil"/>
-          <w:left w:space="0" w:sz="0" w:val="nil"/>
-          <w:bottom w:space="0" w:sz="0" w:val="nil"/>
-          <w:right w:space="0" w:sz="0" w:val="nil"/>
-          <w:between w:space="0" w:sz="0" w:val="nil"/>
-        </w:pBdr>
-        <w:shd w:fill="auto" w:val="clear"/>
-        <w:jc w:val="center"/>
-        <w:rPr>
-          <w:b w:val="1"/>
-          <w:sz w:val="24"/>
-          <w:szCs w:val="24"/>
-          <w:u w:val="single"/>
-        </w:rPr>
-      </w:pPr>
-      <w:r>
-        <w:rPr>
-          <w:rtl w:val="0"/>
-        </w:rPr>
-      </w:r>
-    </w:p>
-    <w:p>
-      <w:pPr>
-        <w:keepNext w:val="0"/>
-        <w:keepLines w:val="0"/>
-        <w:pageBreakBefore w:val="0"/>
-        <w:widowControl w:val="0"/>
-        <w:pBdr>
-          <w:top w:space="0" w:sz="0" w:val="nil"/>
-          <w:left w:space="0" w:sz="0" w:val="nil"/>
-          <w:bottom w:space="0" w:sz="0" w:val="nil"/>
-          <w:right w:space="0" w:sz="0" w:val="nil"/>
-          <w:between w:space="0" w:sz="0" w:val="nil"/>
-        </w:pBdr>
-        <w:shd w:fill="auto" w:val="clear"/>
-        <w:jc w:val="center"/>
-        <w:rPr>
-          <w:b w:val="1"/>
-          <w:sz w:val="24"/>
-          <w:szCs w:val="24"/>
-          <w:u w:val="single"/>
-        </w:rPr>
-      </w:pPr>
-      <w:r>
-        <w:rPr>
-          <w:rtl w:val="0"/>
-        </w:rPr>
-      </w:r>
-    </w:p>
-    <w:p>
-      <w:pPr>
-        <w:keepNext w:val="0"/>
-        <w:keepLines w:val="0"/>
-        <w:pageBreakBefore w:val="0"/>
-        <w:widowControl w:val="0"/>
-        <w:pBdr>
-          <w:top w:space="0" w:sz="0" w:val="nil"/>
-          <w:left w:space="0" w:sz="0" w:val="nil"/>
-          <w:bottom w:space="0" w:sz="0" w:val="nil"/>
-          <w:right w:space="0" w:sz="0" w:val="nil"/>
-          <w:between w:space="0" w:sz="0" w:val="nil"/>
-        </w:pBdr>
-        <w:shd w:fill="auto" w:val="clear"/>
-        <w:jc w:val="center"/>
-        <w:rPr>
-          <w:b w:val="1"/>
-          <w:sz w:val="24"/>
-          <w:szCs w:val="24"/>
-          <w:u w:val="single"/>
-        </w:rPr>
-      </w:pPr>
-      <w:r>
-        <w:rPr>
-          <w:rtl w:val="0"/>
-        </w:rPr>
-      </w:r>
-    </w:p>
-    <w:p>
-      <w:pPr>
-        <w:keepNext w:val="0"/>
-        <w:keepLines w:val="0"/>
-        <w:pageBreakBefore w:val="0"/>
-        <w:widowControl w:val="0"/>
-        <w:pBdr>
-          <w:top w:space="0" w:sz="0" w:val="nil"/>
-          <w:left w:space="0" w:sz="0" w:val="nil"/>
-          <w:bottom w:space="0" w:sz="0" w:val="nil"/>
-          <w:right w:space="0" w:sz="0" w:val="nil"/>
-          <w:between w:space="0" w:sz="0" w:val="nil"/>
-        </w:pBdr>
-        <w:shd w:fill="auto" w:val="clear"/>
-        <w:jc w:val="center"/>
-        <w:rPr>
-          <w:b w:val="1"/>
-          <w:sz w:val="24"/>
-          <w:szCs w:val="24"/>
-          <w:u w:val="single"/>
-        </w:rPr>
-      </w:pPr>
-      <w:r>
-        <w:rPr>
-          <w:rtl w:val="0"/>
-        </w:rPr>
-      </w:r>
-    </w:p>
-    <w:p>
-      <w:pPr>
-        <w:keepNext w:val="0"/>
-        <w:keepLines w:val="0"/>
-        <w:pageBreakBefore w:val="0"/>
-        <w:widowControl w:val="0"/>
-        <w:pBdr>
-          <w:top w:space="0" w:sz="0" w:val="nil"/>
-          <w:left w:space="0" w:sz="0" w:val="nil"/>
-          <w:bottom w:space="0" w:sz="0" w:val="nil"/>
-          <w:right w:space="0" w:sz="0" w:val="nil"/>
-          <w:between w:space="0" w:sz="0" w:val="nil"/>
-        </w:pBdr>
-        <w:shd w:fill="auto" w:val="clear"/>
-        <w:jc w:val="center"/>
-        <w:rPr>
-          <w:b w:val="1"/>
-          <w:sz w:val="24"/>
-          <w:szCs w:val="24"/>
-          <w:u w:val="single"/>
-        </w:rPr>
-      </w:pPr>
-      <w:r>
-        <w:rPr>
-          <w:rtl w:val="0"/>
-        </w:rPr>
-      </w:r>
-    </w:p>
-    <w:p>
-      <w:pPr>
-        <w:keepNext w:val="0"/>
-        <w:keepLines w:val="0"/>
-        <w:pageBreakBefore w:val="0"/>
-        <w:widowControl w:val="0"/>
-        <w:pBdr>
-          <w:top w:space="0" w:sz="0" w:val="nil"/>
-          <w:left w:space="0" w:sz="0" w:val="nil"/>
-          <w:bottom w:space="0" w:sz="0" w:val="nil"/>
-          <w:right w:space="0" w:sz="0" w:val="nil"/>
-          <w:between w:space="0" w:sz="0" w:val="nil"/>
-        </w:pBdr>
-        <w:shd w:fill="auto" w:val="clear"/>
-        <w:jc w:val="center"/>
-        <w:rPr>
-          <w:b w:val="1"/>
-          <w:sz w:val="24"/>
-          <w:szCs w:val="24"/>
-          <w:u w:val="single"/>
-        </w:rPr>
-      </w:pPr>
-      <w:r>
-        <w:rPr>
-          <w:rtl w:val="0"/>
-        </w:rPr>
-      </w:r>
-    </w:p>
-    <w:p>
-      <w:pPr>
-        <w:keepNext w:val="0"/>
-        <w:keepLines w:val="0"/>
-        <w:pageBreakBefore w:val="0"/>
-        <w:widowControl w:val="0"/>
-        <w:pBdr>
-          <w:top w:space="0" w:sz="0" w:val="nil"/>
-          <w:left w:space="0" w:sz="0" w:val="nil"/>
-          <w:bottom w:space="0" w:sz="0" w:val="nil"/>
-          <w:right w:space="0" w:sz="0" w:val="nil"/>
-          <w:between w:space="0" w:sz="0" w:val="nil"/>
-        </w:pBdr>
-        <w:shd w:fill="auto" w:val="clear"/>
-        <w:jc w:val="left"/>
-        <w:rPr>
-          <w:b w:val="1"/>
-          <w:sz w:val="24"/>
-          <w:szCs w:val="24"/>
-          <w:u w:val="single"/>
-        </w:rPr>
-      </w:pPr>
-      <w:r>
-        <w:rPr>
-          <w:rtl w:val="0"/>
-        </w:rPr>
-      </w:r>
-    </w:p>
-    <w:p>
-      <w:pPr>
-        <w:keepNext w:val="0"/>
-        <w:keepLines w:val="0"/>
-        <w:pageBreakBefore w:val="0"/>
-        <w:widowControl w:val="0"/>
-        <w:pBdr>
-          <w:top w:space="0" w:sz="0" w:val="nil"/>
-          <w:left w:space="0" w:sz="0" w:val="nil"/>
-          <w:bottom w:space="0" w:sz="0" w:val="nil"/>
-          <w:right w:space="0" w:sz="0" w:val="nil"/>
-          <w:between w:space="0" w:sz="0" w:val="nil"/>
-        </w:pBdr>
-        <w:shd w:fill="auto" w:val="clear"/>
-        <w:jc w:val="left"/>
-        <w:rPr>
-          <w:b w:val="1"/>
-          <w:sz w:val="24"/>
-          <w:szCs w:val="24"/>
-          <w:u w:val="single"/>
-        </w:rPr>
-      </w:pPr>
-      <w:r>
-        <w:rPr>
-          <w:rtl w:val="0"/>
-        </w:rPr>
-      </w:r>
-    </w:p>
-    <w:p>
-      <w:pPr>
-        <w:keepNext w:val="0"/>
-        <w:keepLines w:val="0"/>
-        <w:pageBreakBefore w:val="0"/>
-        <w:widowControl w:val="0"/>
-        <w:pBdr>
-          <w:top w:space="0" w:sz="0" w:val="nil"/>
-          <w:left w:space="0" w:sz="0" w:val="nil"/>
-          <w:bottom w:space="0" w:sz="0" w:val="nil"/>
-          <w:right w:space="0" w:sz="0" w:val="nil"/>
-          <w:between w:space="0" w:sz="0" w:val="nil"/>
-        </w:pBdr>
-        <w:shd w:fill="auto" w:val="clear"/>
-        <w:jc w:val="center"/>
-        <w:rPr>
-          <w:b w:val="1"/>
-          <w:sz w:val="24"/>
-          <w:szCs w:val="24"/>
-          <w:u w:val="single"/>
-        </w:rPr>
-      </w:pPr>
-      <w:r>
-        <w:rPr>
-          <w:rtl w:val="0"/>
-        </w:rPr>
-      </w:r>
-    </w:p>
-    <w:p>
-      <w:pPr>
-        <w:keepNext w:val="0"/>
-        <w:keepLines w:val="0"/>
-        <w:pageBreakBefore w:val="0"/>
-        <w:widowControl w:val="0"/>
-        <w:pBdr>
-          <w:top w:space="0" w:sz="0" w:val="nil"/>
-          <w:left w:space="0" w:sz="0" w:val="nil"/>
-          <w:bottom w:space="0" w:sz="0" w:val="nil"/>
-          <w:right w:space="0" w:sz="0" w:val="nil"/>
-          <w:between w:space="0" w:sz="0" w:val="nil"/>
-        </w:pBdr>
-        <w:shd w:fill="auto" w:val="clear"/>
-        <w:jc w:val="center"/>
-        <w:rPr>
-          <w:b w:val="1"/>
-          <w:sz w:val="24"/>
-          <w:szCs w:val="24"/>
-          <w:u w:val="single"/>
-        </w:rPr>
-      </w:pPr>
-      <w:r>
-        <w:rPr>
-          <w:rtl w:val="0"/>
-        </w:rPr>
-      </w:r>
-    </w:p>
-    <w:p>
-      <w:pPr>
-        <w:keepNext w:val="0"/>
-        <w:keepLines w:val="0"/>
-        <w:pageBreakBefore w:val="0"/>
-        <w:widowControl w:val="0"/>
-        <w:pBdr>
-          <w:top w:space="0" w:sz="0" w:val="nil"/>
-          <w:left w:space="0" w:sz="0" w:val="nil"/>
-          <w:bottom w:space="0" w:sz="0" w:val="nil"/>
-          <w:right w:space="0" w:sz="0" w:val="nil"/>
-          <w:between w:space="0" w:sz="0" w:val="nil"/>
-        </w:pBdr>
-        <w:shd w:fill="auto" w:val="clear"/>
-        <w:jc w:val="center"/>
-        <w:rPr>
-          <w:b w:val="1"/>
-          <w:sz w:val="24"/>
-          <w:szCs w:val="24"/>
-          <w:u w:val="single"/>
-        </w:rPr>
-      </w:pPr>
-      <w:r>
-        <w:rPr>
-          <w:rtl w:val="0"/>
-        </w:rPr>
-      </w:r>
-    </w:p>
-    <w:p>
-      <w:pPr>
-        <w:keepNext w:val="0"/>
-        <w:keepLines w:val="0"/>
-        <w:pageBreakBefore w:val="0"/>
-        <w:widowControl w:val="0"/>
-        <w:pBdr>
-          <w:top w:space="0" w:sz="0" w:val="nil"/>
-          <w:left w:space="0" w:sz="0" w:val="nil"/>
-          <w:bottom w:space="0" w:sz="0" w:val="nil"/>
-          <w:right w:space="0" w:sz="0" w:val="nil"/>
-          <w:between w:space="0" w:sz="0" w:val="nil"/>
-        </w:pBdr>
-        <w:shd w:fill="auto" w:val="clear"/>
-        <w:rPr>
-          <w:b w:val="1"/>
-          <w:sz w:val="24"/>
-          <w:szCs w:val="24"/>
-          <w:u w:val="single"/>
-        </w:rPr>
-      </w:pPr>
+        <w:br w:type="page"/>
+      </w:r>
       <w:r>
         <w:rPr>
           <w:rtl w:val="0"/>
@@ -1099,16 +651,16 @@
         <w:tblLook w:val="0600"/>
       </w:tblPr>
       <w:tblGrid>
-        <w:gridCol w:w="2445"/>
-        <w:gridCol w:w="2415"/>
-        <w:gridCol w:w="2415"/>
-        <w:gridCol w:w="2415"/>
+        <w:gridCol w:w="2205"/>
+        <w:gridCol w:w="3765"/>
+        <w:gridCol w:w="1995"/>
+        <w:gridCol w:w="1725"/>
         <w:tblGridChange w:id="0">
           <w:tblGrid>
-            <w:gridCol w:w="2445"/>
-            <w:gridCol w:w="2415"/>
-            <w:gridCol w:w="2415"/>
-            <w:gridCol w:w="2415"/>
+            <w:gridCol w:w="2205"/>
+            <w:gridCol w:w="3765"/>
+            <w:gridCol w:w="1995"/>
+            <w:gridCol w:w="1725"/>
           </w:tblGrid>
         </w:tblGridChange>
       </w:tblGrid>
@@ -2137,6 +1689,12 @@
                 <w:vertAlign w:val="baseline"/>
               </w:rPr>
             </w:pPr>
+            <w:r>
+              <w:rPr>
+                <w:rtl w:val="0"/>
+              </w:rPr>
+              <w:t xml:space="preserve">Security Lead</w:t>
+            </w:r>
             <w:r>
               <w:rPr>
                 <w:rtl w:val="0"/>
@@ -2885,16 +2443,16 @@
         <w:tblLook w:val="0600"/>
       </w:tblPr>
       <w:tblGrid>
-        <w:gridCol w:w="1485"/>
-        <w:gridCol w:w="3990"/>
-        <w:gridCol w:w="1770"/>
-        <w:gridCol w:w="2115"/>
+        <w:gridCol w:w="1095"/>
+        <w:gridCol w:w="2160"/>
+        <w:gridCol w:w="1320"/>
+        <w:gridCol w:w="4785"/>
         <w:tblGridChange w:id="0">
           <w:tblGrid>
-            <w:gridCol w:w="1485"/>
-            <w:gridCol w:w="3990"/>
-            <w:gridCol w:w="1770"/>
-            <w:gridCol w:w="2115"/>
+            <w:gridCol w:w="1095"/>
+            <w:gridCol w:w="2160"/>
+            <w:gridCol w:w="1320"/>
+            <w:gridCol w:w="4785"/>
           </w:tblGrid>
         </w:tblGridChange>
       </w:tblGrid>
@@ -3430,6 +2988,163 @@
                 <w:rtl w:val="0"/>
               </w:rPr>
               <w:t xml:space="preserve">Filled the Functional Requirements in Proposed High level Requirements, AI Usage Log, References and Glossary sections, formatted the whole document</w:t>
+            </w:r>
+          </w:p>
+        </w:tc>
+      </w:tr>
+      <w:tr>
+        <w:trPr>
+          <w:cantSplit w:val="0"/>
+          <w:tblHeader w:val="0"/>
+        </w:trPr>
+        <w:tc>
+          <w:tcPr>
+            <w:shd w:fill="auto" w:val="clear"/>
+            <w:tcMar>
+              <w:top w:w="100.0" w:type="dxa"/>
+              <w:left w:w="100.0" w:type="dxa"/>
+              <w:bottom w:w="100.0" w:type="dxa"/>
+              <w:right w:w="100.0" w:type="dxa"/>
+            </w:tcMar>
+            <w:vAlign w:val="top"/>
+          </w:tcPr>
+          <w:p>
+            <w:pPr>
+              <w:keepNext w:val="0"/>
+              <w:keepLines w:val="0"/>
+              <w:pageBreakBefore w:val="0"/>
+              <w:widowControl w:val="0"/>
+              <w:pBdr>
+                <w:top w:space="0" w:sz="0" w:val="nil"/>
+                <w:left w:space="0" w:sz="0" w:val="nil"/>
+                <w:bottom w:space="0" w:sz="0" w:val="nil"/>
+                <w:right w:space="0" w:sz="0" w:val="nil"/>
+                <w:between w:space="0" w:sz="0" w:val="nil"/>
+              </w:pBdr>
+              <w:shd w:fill="auto" w:val="clear"/>
+              <w:spacing w:after="0" w:before="0" w:line="240" w:lineRule="auto"/>
+              <w:ind w:left="0" w:firstLine="0"/>
+              <w:rPr/>
+            </w:pPr>
+            <w:r>
+              <w:rPr>
+                <w:rtl w:val="0"/>
+              </w:rPr>
+              <w:t xml:space="preserve">3</w:t>
+            </w:r>
+          </w:p>
+        </w:tc>
+        <w:tc>
+          <w:tcPr>
+            <w:shd w:fill="auto" w:val="clear"/>
+            <w:tcMar>
+              <w:top w:w="100.0" w:type="dxa"/>
+              <w:left w:w="100.0" w:type="dxa"/>
+              <w:bottom w:w="100.0" w:type="dxa"/>
+              <w:right w:w="100.0" w:type="dxa"/>
+            </w:tcMar>
+            <w:vAlign w:val="top"/>
+          </w:tcPr>
+          <w:p>
+            <w:pPr>
+              <w:keepNext w:val="0"/>
+              <w:keepLines w:val="0"/>
+              <w:pageBreakBefore w:val="0"/>
+              <w:widowControl w:val="0"/>
+              <w:pBdr>
+                <w:top w:space="0" w:sz="0" w:val="nil"/>
+                <w:left w:space="0" w:sz="0" w:val="nil"/>
+                <w:bottom w:space="0" w:sz="0" w:val="nil"/>
+                <w:right w:space="0" w:sz="0" w:val="nil"/>
+                <w:between w:space="0" w:sz="0" w:val="nil"/>
+              </w:pBdr>
+              <w:shd w:fill="auto" w:val="clear"/>
+              <w:spacing w:after="0" w:before="0" w:line="240" w:lineRule="auto"/>
+              <w:ind w:left="0" w:firstLine="0"/>
+              <w:rPr/>
+            </w:pPr>
+            <w:r>
+              <w:rPr>
+                <w:rtl w:val="0"/>
+              </w:rPr>
+              <w:t xml:space="preserve">Thomas Iliev</w:t>
+            </w:r>
+          </w:p>
+        </w:tc>
+        <w:tc>
+          <w:tcPr>
+            <w:shd w:fill="auto" w:val="clear"/>
+            <w:tcMar>
+              <w:top w:w="100.0" w:type="dxa"/>
+              <w:left w:w="100.0" w:type="dxa"/>
+              <w:bottom w:w="100.0" w:type="dxa"/>
+              <w:right w:w="100.0" w:type="dxa"/>
+            </w:tcMar>
+            <w:vAlign w:val="top"/>
+          </w:tcPr>
+          <w:p>
+            <w:pPr>
+              <w:keepNext w:val="0"/>
+              <w:keepLines w:val="0"/>
+              <w:pageBreakBefore w:val="0"/>
+              <w:widowControl w:val="0"/>
+              <w:pBdr>
+                <w:top w:space="0" w:sz="0" w:val="nil"/>
+                <w:left w:space="0" w:sz="0" w:val="nil"/>
+                <w:bottom w:space="0" w:sz="0" w:val="nil"/>
+                <w:right w:space="0" w:sz="0" w:val="nil"/>
+                <w:between w:space="0" w:sz="0" w:val="nil"/>
+              </w:pBdr>
+              <w:shd w:fill="auto" w:val="clear"/>
+              <w:spacing w:after="0" w:before="0" w:line="240" w:lineRule="auto"/>
+              <w:ind w:left="0" w:firstLine="0"/>
+              <w:rPr>
+                <w:u w:val="single"/>
+              </w:rPr>
+            </w:pPr>
+            <w:r>
+              <w:rPr>
+                <w:u w:val="single"/>
+                <w:rtl w:val="0"/>
+              </w:rPr>
+              <w:t xml:space="preserve">5/14/2025</w:t>
+            </w:r>
+          </w:p>
+        </w:tc>
+        <w:tc>
+          <w:tcPr>
+            <w:shd w:fill="auto" w:val="clear"/>
+            <w:tcMar>
+              <w:top w:w="100.0" w:type="dxa"/>
+              <w:left w:w="100.0" w:type="dxa"/>
+              <w:bottom w:w="100.0" w:type="dxa"/>
+              <w:right w:w="100.0" w:type="dxa"/>
+            </w:tcMar>
+            <w:vAlign w:val="top"/>
+          </w:tcPr>
+          <w:p>
+            <w:pPr>
+              <w:keepNext w:val="0"/>
+              <w:keepLines w:val="0"/>
+              <w:pageBreakBefore w:val="0"/>
+              <w:widowControl w:val="0"/>
+              <w:pBdr>
+                <w:top w:space="0" w:sz="0" w:val="nil"/>
+                <w:left w:space="0" w:sz="0" w:val="nil"/>
+                <w:bottom w:space="0" w:sz="0" w:val="nil"/>
+                <w:right w:space="0" w:sz="0" w:val="nil"/>
+                <w:between w:space="0" w:sz="0" w:val="nil"/>
+              </w:pBdr>
+              <w:shd w:fill="auto" w:val="clear"/>
+              <w:spacing w:after="0" w:before="0" w:line="240" w:lineRule="auto"/>
+              <w:ind w:left="0" w:firstLine="0"/>
+              <w:rPr/>
+            </w:pPr>
+            <w:r>
+              <w:rPr>
+                <w:rtl w:val="0"/>
+              </w:rPr>
+              <w:t xml:space="preserve">Filled in Risk Management section</w:t>
             </w:r>
           </w:p>
         </w:tc>
@@ -3468,17 +3183,20 @@
               <w:ind w:left="0" w:right="0" w:firstLine="0"/>
               <w:jc w:val="left"/>
               <w:rPr>
-                <w:rFonts w:ascii="Arial" w:cs="Arial" w:eastAsia="Arial" w:hAnsi="Arial"/>
-                <w:b w:val="1"/>
                 <w:i w:val="0"/>
                 <w:smallCaps w:val="0"/>
                 <w:strike w:val="0"/>
                 <w:color w:val="000000"/>
-                <w:u w:val="single"/>
                 <w:shd w:fill="auto" w:val="clear"/>
                 <w:vertAlign w:val="baseline"/>
               </w:rPr>
             </w:pPr>
+            <w:r>
+              <w:rPr>
+                <w:rtl w:val="0"/>
+              </w:rPr>
+              <w:t xml:space="preserve">4</w:t>
+            </w:r>
             <w:r>
               <w:rPr>
                 <w:rtl w:val="0"/>
@@ -3515,17 +3233,20 @@
               <w:ind w:left="0" w:right="0" w:firstLine="0"/>
               <w:jc w:val="left"/>
               <w:rPr>
-                <w:rFonts w:ascii="Arial" w:cs="Arial" w:eastAsia="Arial" w:hAnsi="Arial"/>
-                <w:b w:val="1"/>
                 <w:i w:val="0"/>
                 <w:smallCaps w:val="0"/>
                 <w:strike w:val="0"/>
                 <w:color w:val="000000"/>
-                <w:u w:val="single"/>
                 <w:shd w:fill="auto" w:val="clear"/>
                 <w:vertAlign w:val="baseline"/>
               </w:rPr>
             </w:pPr>
+            <w:r>
+              <w:rPr>
+                <w:rtl w:val="0"/>
+              </w:rPr>
+              <w:t xml:space="preserve">Tetiana Korchynska</w:t>
+            </w:r>
             <w:r>
               <w:rPr>
                 <w:rtl w:val="0"/>
@@ -3562,17 +3283,20 @@
               <w:ind w:left="0" w:right="0" w:firstLine="0"/>
               <w:jc w:val="left"/>
               <w:rPr>
-                <w:rFonts w:ascii="Arial" w:cs="Arial" w:eastAsia="Arial" w:hAnsi="Arial"/>
-                <w:b w:val="1"/>
                 <w:i w:val="0"/>
                 <w:smallCaps w:val="0"/>
                 <w:strike w:val="0"/>
                 <w:color w:val="000000"/>
-                <w:u w:val="single"/>
                 <w:shd w:fill="auto" w:val="clear"/>
                 <w:vertAlign w:val="baseline"/>
               </w:rPr>
             </w:pPr>
+            <w:r>
+              <w:rPr>
+                <w:rtl w:val="0"/>
+              </w:rPr>
+              <w:t xml:space="preserve">5/19/2025</w:t>
+            </w:r>
             <w:r>
               <w:rPr>
                 <w:rtl w:val="0"/>
@@ -3609,17 +3333,20 @@
               <w:ind w:left="0" w:right="0" w:firstLine="0"/>
               <w:jc w:val="left"/>
               <w:rPr>
-                <w:rFonts w:ascii="Arial" w:cs="Arial" w:eastAsia="Arial" w:hAnsi="Arial"/>
-                <w:b w:val="1"/>
                 <w:i w:val="0"/>
                 <w:smallCaps w:val="0"/>
                 <w:strike w:val="0"/>
                 <w:color w:val="000000"/>
-                <w:u w:val="single"/>
                 <w:shd w:fill="auto" w:val="clear"/>
                 <w:vertAlign w:val="baseline"/>
               </w:rPr>
             </w:pPr>
+            <w:r>
+              <w:rPr>
+                <w:rtl w:val="0"/>
+              </w:rPr>
+              <w:t xml:space="preserve">Added mock-ups to the user stories (appendix)</w:t>
+            </w:r>
             <w:r>
               <w:rPr>
                 <w:rtl w:val="0"/>
@@ -3662,6 +3389,43 @@
               <w:ind w:left="0" w:right="0" w:firstLine="0"/>
               <w:jc w:val="left"/>
               <w:rPr>
+                <w:i w:val="0"/>
+                <w:smallCaps w:val="0"/>
+                <w:strike w:val="0"/>
+                <w:color w:val="000000"/>
+                <w:shd w:fill="auto" w:val="clear"/>
+                <w:vertAlign w:val="baseline"/>
+              </w:rPr>
+            </w:pPr>
+            <w:r>
+              <w:rPr>
+                <w:rtl w:val="0"/>
+              </w:rPr>
+              <w:t xml:space="preserve">5</w:t>
+            </w:r>
+            <w:r>
+              <w:rPr>
+                <w:rtl w:val="0"/>
+              </w:rPr>
+            </w:r>
+          </w:p>
+        </w:tc>
+        <w:tc>
+          <w:tcPr>
+            <w:shd w:fill="auto" w:val="clear"/>
+            <w:tcMar>
+              <w:top w:w="100.0" w:type="dxa"/>
+              <w:left w:w="100.0" w:type="dxa"/>
+              <w:bottom w:w="100.0" w:type="dxa"/>
+              <w:right w:w="100.0" w:type="dxa"/>
+            </w:tcMar>
+            <w:vAlign w:val="top"/>
+          </w:tcPr>
+          <w:p>
+            <w:pPr>
+              <w:widowControl w:val="0"/>
+              <w:spacing w:line="240" w:lineRule="auto"/>
+              <w:rPr>
                 <w:rFonts w:ascii="Arial" w:cs="Arial" w:eastAsia="Arial" w:hAnsi="Arial"/>
                 <w:b w:val="1"/>
                 <w:i w:val="0"/>
@@ -3673,6 +3437,12 @@
                 <w:vertAlign w:val="baseline"/>
               </w:rPr>
             </w:pPr>
+            <w:r>
+              <w:rPr>
+                <w:rtl w:val="0"/>
+              </w:rPr>
+              <w:t xml:space="preserve">Hongjie Zhang</w:t>
+            </w:r>
             <w:r>
               <w:rPr>
                 <w:rtl w:val="0"/>
@@ -3709,17 +3479,20 @@
               <w:ind w:left="0" w:right="0" w:firstLine="0"/>
               <w:jc w:val="left"/>
               <w:rPr>
-                <w:rFonts w:ascii="Arial" w:cs="Arial" w:eastAsia="Arial" w:hAnsi="Arial"/>
-                <w:b w:val="1"/>
                 <w:i w:val="0"/>
                 <w:smallCaps w:val="0"/>
                 <w:strike w:val="0"/>
                 <w:color w:val="000000"/>
-                <w:u w:val="single"/>
                 <w:shd w:fill="auto" w:val="clear"/>
                 <w:vertAlign w:val="baseline"/>
               </w:rPr>
             </w:pPr>
+            <w:r>
+              <w:rPr>
+                <w:rtl w:val="0"/>
+              </w:rPr>
+              <w:t xml:space="preserve">5/20/2025</w:t>
+            </w:r>
             <w:r>
               <w:rPr>
                 <w:rtl w:val="0"/>
@@ -3755,36 +3528,15 @@
               <w:spacing w:after="0" w:before="0" w:line="240" w:lineRule="auto"/>
               <w:ind w:left="0" w:right="0" w:firstLine="0"/>
               <w:jc w:val="left"/>
-              <w:rPr>
-                <w:rFonts w:ascii="Arial" w:cs="Arial" w:eastAsia="Arial" w:hAnsi="Arial"/>
-                <w:b w:val="1"/>
-                <w:i w:val="0"/>
-                <w:smallCaps w:val="0"/>
-                <w:strike w:val="0"/>
-                <w:color w:val="000000"/>
-                <w:u w:val="single"/>
-                <w:shd w:fill="auto" w:val="clear"/>
-                <w:vertAlign w:val="baseline"/>
-              </w:rPr>
-            </w:pPr>
-            <w:r>
-              <w:rPr>
-                <w:rtl w:val="0"/>
-              </w:rPr>
-            </w:r>
-          </w:p>
-        </w:tc>
-        <w:tc>
-          <w:tcPr>
-            <w:shd w:fill="auto" w:val="clear"/>
-            <w:tcMar>
-              <w:top w:w="100.0" w:type="dxa"/>
-              <w:left w:w="100.0" w:type="dxa"/>
-              <w:bottom w:w="100.0" w:type="dxa"/>
-              <w:right w:w="100.0" w:type="dxa"/>
-            </w:tcMar>
-            <w:vAlign w:val="top"/>
-          </w:tcPr>
+              <w:rPr/>
+            </w:pPr>
+            <w:r>
+              <w:rPr>
+                <w:rtl w:val="0"/>
+              </w:rPr>
+              <w:t xml:space="preserve">Update Management plan - Timeline</w:t>
+            </w:r>
+          </w:p>
           <w:p>
             <w:pPr>
               <w:keepNext w:val="0"/>
@@ -3802,22 +3554,183 @@
               <w:spacing w:after="0" w:before="0" w:line="240" w:lineRule="auto"/>
               <w:ind w:left="0" w:right="0" w:firstLine="0"/>
               <w:jc w:val="left"/>
-              <w:rPr>
-                <w:rFonts w:ascii="Arial" w:cs="Arial" w:eastAsia="Arial" w:hAnsi="Arial"/>
-                <w:b w:val="1"/>
-                <w:i w:val="0"/>
-                <w:smallCaps w:val="0"/>
-                <w:strike w:val="0"/>
-                <w:color w:val="000000"/>
-                <w:u w:val="single"/>
-                <w:shd w:fill="auto" w:val="clear"/>
-                <w:vertAlign w:val="baseline"/>
-              </w:rPr>
-            </w:pPr>
-            <w:r>
-              <w:rPr>
-                <w:rtl w:val="0"/>
-              </w:rPr>
+              <w:rPr/>
+            </w:pPr>
+            <w:r>
+              <w:rPr>
+                <w:rtl w:val="0"/>
+              </w:rPr>
+              <w:t xml:space="preserve">Update Nonfunctional Requirements</w:t>
+            </w:r>
+          </w:p>
+          <w:p>
+            <w:pPr>
+              <w:keepNext w:val="0"/>
+              <w:keepLines w:val="0"/>
+              <w:pageBreakBefore w:val="0"/>
+              <w:widowControl w:val="0"/>
+              <w:pBdr>
+                <w:top w:space="0" w:sz="0" w:val="nil"/>
+                <w:left w:space="0" w:sz="0" w:val="nil"/>
+                <w:bottom w:space="0" w:sz="0" w:val="nil"/>
+                <w:right w:space="0" w:sz="0" w:val="nil"/>
+                <w:between w:space="0" w:sz="0" w:val="nil"/>
+              </w:pBdr>
+              <w:shd w:fill="auto" w:val="clear"/>
+              <w:spacing w:after="0" w:before="0" w:line="240" w:lineRule="auto"/>
+              <w:ind w:left="0" w:right="0" w:firstLine="0"/>
+              <w:jc w:val="left"/>
+              <w:rPr/>
+            </w:pPr>
+            <w:r>
+              <w:rPr>
+                <w:rtl w:val="0"/>
+              </w:rPr>
+            </w:r>
+          </w:p>
+        </w:tc>
+      </w:tr>
+      <w:tr>
+        <w:trPr>
+          <w:cantSplit w:val="0"/>
+          <w:tblHeader w:val="0"/>
+        </w:trPr>
+        <w:tc>
+          <w:tcPr>
+            <w:shd w:fill="auto" w:val="clear"/>
+            <w:tcMar>
+              <w:top w:w="100.0" w:type="dxa"/>
+              <w:left w:w="100.0" w:type="dxa"/>
+              <w:bottom w:w="100.0" w:type="dxa"/>
+              <w:right w:w="100.0" w:type="dxa"/>
+            </w:tcMar>
+            <w:vAlign w:val="top"/>
+          </w:tcPr>
+          <w:p>
+            <w:pPr>
+              <w:keepNext w:val="0"/>
+              <w:keepLines w:val="0"/>
+              <w:pageBreakBefore w:val="0"/>
+              <w:widowControl w:val="0"/>
+              <w:pBdr>
+                <w:top w:space="0" w:sz="0" w:val="nil"/>
+                <w:left w:space="0" w:sz="0" w:val="nil"/>
+                <w:bottom w:space="0" w:sz="0" w:val="nil"/>
+                <w:right w:space="0" w:sz="0" w:val="nil"/>
+                <w:between w:space="0" w:sz="0" w:val="nil"/>
+              </w:pBdr>
+              <w:shd w:fill="auto" w:val="clear"/>
+              <w:spacing w:after="0" w:before="0" w:line="240" w:lineRule="auto"/>
+              <w:ind w:left="0" w:right="0" w:firstLine="0"/>
+              <w:jc w:val="left"/>
+              <w:rPr/>
+            </w:pPr>
+            <w:r>
+              <w:rPr>
+                <w:rtl w:val="0"/>
+              </w:rPr>
+              <w:t xml:space="preserve">6</w:t>
+            </w:r>
+          </w:p>
+        </w:tc>
+        <w:tc>
+          <w:tcPr>
+            <w:shd w:fill="auto" w:val="clear"/>
+            <w:tcMar>
+              <w:top w:w="100.0" w:type="dxa"/>
+              <w:left w:w="100.0" w:type="dxa"/>
+              <w:bottom w:w="100.0" w:type="dxa"/>
+              <w:right w:w="100.0" w:type="dxa"/>
+            </w:tcMar>
+            <w:vAlign w:val="top"/>
+          </w:tcPr>
+          <w:p>
+            <w:pPr>
+              <w:widowControl w:val="0"/>
+              <w:spacing w:line="240" w:lineRule="auto"/>
+              <w:rPr/>
+            </w:pPr>
+            <w:r>
+              <w:rPr>
+                <w:rtl w:val="0"/>
+              </w:rPr>
+              <w:t xml:space="preserve">Thomas Iliev</w:t>
+            </w:r>
+          </w:p>
+        </w:tc>
+        <w:tc>
+          <w:tcPr>
+            <w:shd w:fill="auto" w:val="clear"/>
+            <w:tcMar>
+              <w:top w:w="100.0" w:type="dxa"/>
+              <w:left w:w="100.0" w:type="dxa"/>
+              <w:bottom w:w="100.0" w:type="dxa"/>
+              <w:right w:w="100.0" w:type="dxa"/>
+            </w:tcMar>
+            <w:vAlign w:val="top"/>
+          </w:tcPr>
+          <w:p>
+            <w:pPr>
+              <w:keepNext w:val="0"/>
+              <w:keepLines w:val="0"/>
+              <w:pageBreakBefore w:val="0"/>
+              <w:widowControl w:val="0"/>
+              <w:pBdr>
+                <w:top w:space="0" w:sz="0" w:val="nil"/>
+                <w:left w:space="0" w:sz="0" w:val="nil"/>
+                <w:bottom w:space="0" w:sz="0" w:val="nil"/>
+                <w:right w:space="0" w:sz="0" w:val="nil"/>
+                <w:between w:space="0" w:sz="0" w:val="nil"/>
+              </w:pBdr>
+              <w:shd w:fill="auto" w:val="clear"/>
+              <w:spacing w:after="0" w:before="0" w:line="240" w:lineRule="auto"/>
+              <w:ind w:left="0" w:right="0" w:firstLine="0"/>
+              <w:jc w:val="left"/>
+              <w:rPr/>
+            </w:pPr>
+            <w:r>
+              <w:rPr>
+                <w:rtl w:val="0"/>
+              </w:rPr>
+              <w:t xml:space="preserve">5/26/2025</w:t>
+            </w:r>
+          </w:p>
+        </w:tc>
+        <w:tc>
+          <w:tcPr>
+            <w:shd w:fill="auto" w:val="clear"/>
+            <w:tcMar>
+              <w:top w:w="100.0" w:type="dxa"/>
+              <w:left w:w="100.0" w:type="dxa"/>
+              <w:bottom w:w="100.0" w:type="dxa"/>
+              <w:right w:w="100.0" w:type="dxa"/>
+            </w:tcMar>
+            <w:vAlign w:val="top"/>
+          </w:tcPr>
+          <w:p>
+            <w:pPr>
+              <w:keepNext w:val="0"/>
+              <w:keepLines w:val="0"/>
+              <w:pageBreakBefore w:val="0"/>
+              <w:widowControl w:val="0"/>
+              <w:pBdr>
+                <w:top w:space="0" w:sz="0" w:val="nil"/>
+                <w:left w:space="0" w:sz="0" w:val="nil"/>
+                <w:bottom w:space="0" w:sz="0" w:val="nil"/>
+                <w:right w:space="0" w:sz="0" w:val="nil"/>
+                <w:between w:space="0" w:sz="0" w:val="nil"/>
+              </w:pBdr>
+              <w:shd w:fill="auto" w:val="clear"/>
+              <w:spacing w:after="0" w:before="0" w:line="240" w:lineRule="auto"/>
+              <w:ind w:left="0" w:right="0" w:firstLine="0"/>
+              <w:jc w:val="left"/>
+              <w:rPr/>
+            </w:pPr>
+            <w:r>
+              <w:rPr>
+                <w:rtl w:val="0"/>
+              </w:rPr>
+              <w:t xml:space="preserve">Updated Risk Management section</w:t>
             </w:r>
           </w:p>
         </w:tc>
@@ -4657,17 +4570,8 @@
             <w:spacing w:after="80" w:before="200" w:line="240" w:lineRule="auto"/>
             <w:ind w:left="0" w:firstLine="0"/>
             <w:rPr>
-              <w:rFonts w:ascii="Arial" w:cs="Arial" w:eastAsia="Arial" w:hAnsi="Arial"/>
-              <w:b w:val="0"/>
-              <w:i w:val="0"/>
-              <w:smallCaps w:val="0"/>
-              <w:strike w:val="0"/>
               <w:color w:val="1155cc"/>
-              <w:sz w:val="22"/>
-              <w:szCs w:val="22"/>
               <w:u w:val="single"/>
-              <w:shd w:fill="auto" w:val="clear"/>
-              <w:vertAlign w:val="baseline"/>
             </w:rPr>
           </w:pPr>
           <w:hyperlink w:anchor="_ty3i2nqffhtc">
@@ -4687,6 +4591,31 @@
                 <w:rtl w:val="0"/>
               </w:rPr>
               <w:t xml:space="preserve">Glossary</w:t>
+            </w:r>
+          </w:hyperlink>
+          <w:r>
+            <w:rPr>
+              <w:rtl w:val="0"/>
+            </w:rPr>
+          </w:r>
+        </w:p>
+        <w:p>
+          <w:pPr>
+            <w:spacing w:after="80" w:before="200" w:line="240" w:lineRule="auto"/>
+            <w:ind w:left="0" w:firstLine="0"/>
+            <w:rPr>
+              <w:color w:val="1155cc"/>
+              <w:u w:val="single"/>
+            </w:rPr>
+          </w:pPr>
+          <w:hyperlink w:anchor="_egch9eb1u057">
+            <w:r>
+              <w:rPr>
+                <w:color w:val="1155cc"/>
+                <w:u w:val="single"/>
+                <w:rtl w:val="0"/>
+              </w:rPr>
+              <w:t xml:space="preserve">Appendix</w:t>
             </w:r>
           </w:hyperlink>
           <w:r>
@@ -5104,7 +5033,7 @@
       <w:pPr>
         <w:numPr>
           <w:ilvl w:val="0"/>
-          <w:numId w:val="2"/>
+          <w:numId w:val="3"/>
         </w:numPr>
         <w:spacing w:after="0" w:afterAutospacing="0" w:before="240" w:lineRule="auto"/>
         <w:ind w:left="720" w:hanging="360"/>
@@ -5123,7 +5052,7 @@
       <w:pPr>
         <w:numPr>
           <w:ilvl w:val="0"/>
-          <w:numId w:val="2"/>
+          <w:numId w:val="3"/>
         </w:numPr>
         <w:spacing w:after="0" w:afterAutospacing="0" w:before="0" w:beforeAutospacing="0" w:lineRule="auto"/>
         <w:ind w:left="720" w:hanging="360"/>
@@ -5142,7 +5071,7 @@
       <w:pPr>
         <w:numPr>
           <w:ilvl w:val="0"/>
-          <w:numId w:val="2"/>
+          <w:numId w:val="3"/>
         </w:numPr>
         <w:spacing w:after="0" w:afterAutospacing="0" w:before="0" w:beforeAutospacing="0" w:lineRule="auto"/>
         <w:ind w:left="720" w:hanging="360"/>
@@ -5161,7 +5090,7 @@
       <w:pPr>
         <w:numPr>
           <w:ilvl w:val="0"/>
-          <w:numId w:val="2"/>
+          <w:numId w:val="3"/>
         </w:numPr>
         <w:spacing w:after="0" w:afterAutospacing="0" w:before="0" w:beforeAutospacing="0" w:lineRule="auto"/>
         <w:ind w:left="720" w:hanging="360"/>
@@ -5180,7 +5109,7 @@
       <w:pPr>
         <w:numPr>
           <w:ilvl w:val="0"/>
-          <w:numId w:val="2"/>
+          <w:numId w:val="3"/>
         </w:numPr>
         <w:spacing w:after="240" w:before="0" w:beforeAutospacing="0" w:lineRule="auto"/>
         <w:ind w:left="720" w:hanging="360"/>
@@ -5215,7 +5144,7 @@
       <w:pPr>
         <w:numPr>
           <w:ilvl w:val="0"/>
-          <w:numId w:val="7"/>
+          <w:numId w:val="8"/>
         </w:numPr>
         <w:spacing w:after="0" w:afterAutospacing="0" w:before="240" w:lineRule="auto"/>
         <w:ind w:left="720" w:hanging="360"/>
@@ -5234,7 +5163,7 @@
       <w:pPr>
         <w:numPr>
           <w:ilvl w:val="0"/>
-          <w:numId w:val="7"/>
+          <w:numId w:val="8"/>
         </w:numPr>
         <w:spacing w:after="0" w:afterAutospacing="0" w:before="0" w:beforeAutospacing="0" w:lineRule="auto"/>
         <w:ind w:left="720" w:hanging="360"/>
@@ -5253,7 +5182,7 @@
       <w:pPr>
         <w:numPr>
           <w:ilvl w:val="0"/>
-          <w:numId w:val="7"/>
+          <w:numId w:val="8"/>
         </w:numPr>
         <w:spacing w:after="0" w:afterAutospacing="0" w:before="0" w:beforeAutospacing="0" w:lineRule="auto"/>
         <w:ind w:left="720" w:hanging="360"/>
@@ -5272,7 +5201,7 @@
       <w:pPr>
         <w:numPr>
           <w:ilvl w:val="0"/>
-          <w:numId w:val="7"/>
+          <w:numId w:val="8"/>
         </w:numPr>
         <w:spacing w:after="240" w:before="0" w:beforeAutospacing="0" w:lineRule="auto"/>
         <w:ind w:left="720" w:hanging="360"/>
@@ -5577,7 +5506,7 @@
         <w:pageBreakBefore w:val="0"/>
         <w:numPr>
           <w:ilvl w:val="0"/>
-          <w:numId w:val="17"/>
+          <w:numId w:val="19"/>
         </w:numPr>
         <w:pBdr>
           <w:top w:space="0" w:sz="0" w:val="nil"/>
@@ -5848,7 +5777,7 @@
                 <w:b w:val="1"/>
                 <w:rtl w:val="0"/>
               </w:rPr>
-              <w:t xml:space="preserve">Est. Person-Hours</w:t>
+              <w:t xml:space="preserve">Est. Days</w:t>
             </w:r>
           </w:p>
         </w:tc>
@@ -5893,6 +5822,22 @@
                 <w:rtl w:val="0"/>
               </w:rPr>
               <w:t xml:space="preserve">User Registration &amp; Login</w:t>
+              <w:br w:type="textWrapping"/>
+            </w:r>
+            <w:hyperlink w:anchor="_nrkh4pg31yzw">
+              <w:r>
+                <w:rPr>
+                  <w:color w:val="1155cc"/>
+                  <w:u w:val="single"/>
+                  <w:rtl w:val="0"/>
+                </w:rPr>
+                <w:t xml:space="preserve">Mock-up</w:t>
+              </w:r>
+            </w:hyperlink>
+            <w:r>
+              <w:rPr>
+                <w:rtl w:val="0"/>
+              </w:rPr>
             </w:r>
           </w:p>
         </w:tc>
@@ -5926,11 +5871,22 @@
               <w:jc w:val="left"/>
               <w:rPr/>
             </w:pPr>
-            <w:r>
-              <w:rPr>
-                <w:rtl w:val="0"/>
-              </w:rPr>
-              <w:t xml:space="preserve">As a parent, I want to create an account and log in securely, so that I can manage my child’s story preferences and saved stories.</w:t>
+            <w:commentRangeStart w:id="0"/>
+            <w:r>
+              <w:rPr>
+                <w:rtl w:val="0"/>
+              </w:rPr>
+              <w:t xml:space="preserve">As a parent</w:t>
+            </w:r>
+            <w:commentRangeEnd w:id="0"/>
+            <w:r>
+              <w:commentReference w:id="0"/>
+            </w:r>
+            <w:r>
+              <w:rPr>
+                <w:rtl w:val="0"/>
+              </w:rPr>
+              <w:t xml:space="preserve">, I want to create an account and log in securely, so that I can manage my child’s story preferences and saved stories.</w:t>
             </w:r>
           </w:p>
         </w:tc>
@@ -5968,7 +5924,7 @@
               <w:rPr>
                 <w:rtl w:val="0"/>
               </w:rPr>
-              <w:t xml:space="preserve">12</w:t>
+              <w:t xml:space="preserve">2</w:t>
             </w:r>
           </w:p>
         </w:tc>
@@ -6015,18 +5971,6 @@
               <w:t xml:space="preserve">Story Generation</w:t>
             </w:r>
           </w:p>
-        </w:tc>
-        <w:tc>
-          <w:tcPr>
-            <w:shd w:fill="auto" w:val="clear"/>
-            <w:tcMar>
-              <w:top w:w="100.0" w:type="dxa"/>
-              <w:left w:w="100.0" w:type="dxa"/>
-              <w:bottom w:w="100.0" w:type="dxa"/>
-              <w:right w:w="100.0" w:type="dxa"/>
-            </w:tcMar>
-            <w:vAlign w:val="top"/>
-          </w:tcPr>
           <w:p>
             <w:pPr>
               <w:keepNext w:val="0"/>
@@ -6046,11 +5990,20 @@
               <w:jc w:val="left"/>
               <w:rPr/>
             </w:pPr>
-            <w:r>
-              <w:rPr>
-                <w:rtl w:val="0"/>
-              </w:rPr>
-              <w:t xml:space="preserve">As a child with help from a parent, I want to generate a customized bedtime story by selecting characters, themes, and settings, so that I can enjoy a personalized reading experience.</w:t>
+            <w:hyperlink w:anchor="_7qrvilaez61x">
+              <w:r>
+                <w:rPr>
+                  <w:color w:val="1155cc"/>
+                  <w:u w:val="single"/>
+                  <w:rtl w:val="0"/>
+                </w:rPr>
+                <w:t xml:space="preserve">Mock-up</w:t>
+              </w:r>
+            </w:hyperlink>
+            <w:r>
+              <w:rPr>
+                <w:rtl w:val="0"/>
+              </w:rPr>
             </w:r>
           </w:p>
         </w:tc>
@@ -6084,20 +6037,25 @@
               <w:jc w:val="left"/>
               <w:rPr/>
             </w:pPr>
-            <w:r>
-              <w:rPr>
-                <w:rtl w:val="0"/>
-              </w:rPr>
-              <w:t xml:space="preserve">24</w:t>
-            </w:r>
-          </w:p>
-        </w:tc>
-      </w:tr>
-      <w:tr>
-        <w:trPr>
-          <w:cantSplit w:val="0"/>
-          <w:tblHeader w:val="0"/>
-        </w:trPr>
+            <w:commentRangeStart w:id="1"/>
+            <w:r>
+              <w:rPr>
+                <w:rtl w:val="0"/>
+              </w:rPr>
+              <w:t xml:space="preserve">As a child with help from a parent,</w:t>
+            </w:r>
+            <w:commentRangeEnd w:id="1"/>
+            <w:r>
+              <w:commentReference w:id="1"/>
+            </w:r>
+            <w:r>
+              <w:rPr>
+                <w:rtl w:val="0"/>
+              </w:rPr>
+              <w:t xml:space="preserve"> I want to generate a customized bedtime story by selecting characters, themes, and settings, so that I can enjoy a personalized reading experience.</w:t>
+            </w:r>
+          </w:p>
+        </w:tc>
         <w:tc>
           <w:tcPr>
             <w:shd w:fill="auto" w:val="clear"/>
@@ -6132,10 +6090,16 @@
               <w:rPr>
                 <w:rtl w:val="0"/>
               </w:rPr>
-              <w:t xml:space="preserve">Story Read-Along Mode</w:t>
-            </w:r>
-          </w:p>
-        </w:tc>
+              <w:t xml:space="preserve">1</w:t>
+            </w:r>
+          </w:p>
+        </w:tc>
+      </w:tr>
+      <w:tr>
+        <w:trPr>
+          <w:cantSplit w:val="0"/>
+          <w:tblHeader w:val="0"/>
+        </w:trPr>
         <w:tc>
           <w:tcPr>
             <w:shd w:fill="auto" w:val="clear"/>
@@ -6170,7 +6134,29 @@
               <w:rPr>
                 <w:rtl w:val="0"/>
               </w:rPr>
-              <w:t xml:space="preserve">As a child, I want the story to be displayed with highlighted text as it is read aloud, so that I can improve my reading skills and engagement.</w:t>
+              <w:t xml:space="preserve">Story Read-Along Mode</w:t>
+            </w:r>
+          </w:p>
+          <w:p>
+            <w:pPr>
+              <w:widowControl w:val="0"/>
+              <w:spacing w:line="240" w:lineRule="auto"/>
+              <w:rPr/>
+            </w:pPr>
+            <w:hyperlink w:anchor="_prjiray1qk09">
+              <w:r>
+                <w:rPr>
+                  <w:color w:val="1155cc"/>
+                  <w:u w:val="single"/>
+                  <w:rtl w:val="0"/>
+                </w:rPr>
+                <w:t xml:space="preserve">Mock-up</w:t>
+              </w:r>
+            </w:hyperlink>
+            <w:r>
+              <w:rPr>
+                <w:rtl w:val="0"/>
+              </w:rPr>
             </w:r>
           </w:p>
         </w:tc>
@@ -6208,16 +6194,10 @@
               <w:rPr>
                 <w:rtl w:val="0"/>
               </w:rPr>
-              <w:t xml:space="preserve">12</w:t>
-            </w:r>
-          </w:p>
-        </w:tc>
-      </w:tr>
-      <w:tr>
-        <w:trPr>
-          <w:cantSplit w:val="0"/>
-          <w:tblHeader w:val="0"/>
-        </w:trPr>
+              <w:t xml:space="preserve">As a child, I want the story to be displayed with highlighted text as it is read aloud, so that I can improve my reading skills and engagement.</w:t>
+            </w:r>
+          </w:p>
+        </w:tc>
         <w:tc>
           <w:tcPr>
             <w:shd w:fill="auto" w:val="clear"/>
@@ -6252,10 +6232,16 @@
               <w:rPr>
                 <w:rtl w:val="0"/>
               </w:rPr>
-              <w:t xml:space="preserve">Story Saving</w:t>
-            </w:r>
-          </w:p>
-        </w:tc>
+              <w:t xml:space="preserve">1</w:t>
+            </w:r>
+          </w:p>
+        </w:tc>
+      </w:tr>
+      <w:tr>
+        <w:trPr>
+          <w:cantSplit w:val="0"/>
+          <w:tblHeader w:val="0"/>
+        </w:trPr>
         <w:tc>
           <w:tcPr>
             <w:shd w:fill="auto" w:val="clear"/>
@@ -6290,7 +6276,29 @@
               <w:rPr>
                 <w:rtl w:val="0"/>
               </w:rPr>
-              <w:t xml:space="preserve">As a parent, I want to save my child’s favorite generated stories, so that we can read them again later.</w:t>
+              <w:t xml:space="preserve">Story Saving</w:t>
+            </w:r>
+          </w:p>
+          <w:p>
+            <w:pPr>
+              <w:widowControl w:val="0"/>
+              <w:spacing w:line="240" w:lineRule="auto"/>
+              <w:rPr/>
+            </w:pPr>
+            <w:hyperlink w:anchor="_p67b73togiis">
+              <w:r>
+                <w:rPr>
+                  <w:color w:val="1155cc"/>
+                  <w:u w:val="single"/>
+                  <w:rtl w:val="0"/>
+                </w:rPr>
+                <w:t xml:space="preserve">Mock-up</w:t>
+              </w:r>
+            </w:hyperlink>
+            <w:r>
+              <w:rPr>
+                <w:rtl w:val="0"/>
+              </w:rPr>
             </w:r>
           </w:p>
         </w:tc>
@@ -6328,16 +6336,10 @@
               <w:rPr>
                 <w:rtl w:val="0"/>
               </w:rPr>
-              <w:t xml:space="preserve">12</w:t>
-            </w:r>
-          </w:p>
-        </w:tc>
-      </w:tr>
-      <w:tr>
-        <w:trPr>
-          <w:cantSplit w:val="0"/>
-          <w:tblHeader w:val="0"/>
-        </w:trPr>
+              <w:t xml:space="preserve">As a parent, I want to save my child’s favorite generated stories, so that we can read them again later.</w:t>
+            </w:r>
+          </w:p>
+        </w:tc>
         <w:tc>
           <w:tcPr>
             <w:shd w:fill="auto" w:val="clear"/>
@@ -6372,10 +6374,16 @@
               <w:rPr>
                 <w:rtl w:val="0"/>
               </w:rPr>
-              <w:t xml:space="preserve">Accessibility Narration Mode</w:t>
-            </w:r>
-          </w:p>
-        </w:tc>
+              <w:t xml:space="preserve">1</w:t>
+            </w:r>
+          </w:p>
+        </w:tc>
+      </w:tr>
+      <w:tr>
+        <w:trPr>
+          <w:cantSplit w:val="0"/>
+          <w:tblHeader w:val="0"/>
+        </w:trPr>
         <w:tc>
           <w:tcPr>
             <w:shd w:fill="auto" w:val="clear"/>
@@ -6410,7 +6418,29 @@
               <w:rPr>
                 <w:rtl w:val="0"/>
               </w:rPr>
-              <w:t xml:space="preserve">As a child with sight disabilities, I want the stories to be fully audio-narrated with voice commands, so that I can enjoy the stories independently without needing to read text.</w:t>
+              <w:t xml:space="preserve">Parent Controls</w:t>
+            </w:r>
+          </w:p>
+          <w:p>
+            <w:pPr>
+              <w:widowControl w:val="0"/>
+              <w:spacing w:line="240" w:lineRule="auto"/>
+              <w:rPr/>
+            </w:pPr>
+            <w:hyperlink w:anchor="_hrkwspi3kyiu">
+              <w:r>
+                <w:rPr>
+                  <w:color w:val="1155cc"/>
+                  <w:u w:val="single"/>
+                  <w:rtl w:val="0"/>
+                </w:rPr>
+                <w:t xml:space="preserve">Mock-up</w:t>
+              </w:r>
+            </w:hyperlink>
+            <w:r>
+              <w:rPr>
+                <w:rtl w:val="0"/>
+              </w:rPr>
             </w:r>
           </w:p>
         </w:tc>
@@ -6448,16 +6478,10 @@
               <w:rPr>
                 <w:rtl w:val="0"/>
               </w:rPr>
-              <w:t xml:space="preserve">12</w:t>
-            </w:r>
-          </w:p>
-        </w:tc>
-      </w:tr>
-      <w:tr>
-        <w:trPr>
-          <w:cantSplit w:val="0"/>
-          <w:tblHeader w:val="0"/>
-        </w:trPr>
+              <w:t xml:space="preserve">As a parent, I want to enable content filters and limit story themes, so that I can ensure age-appropriate content for my child.</w:t>
+            </w:r>
+          </w:p>
+        </w:tc>
         <w:tc>
           <w:tcPr>
             <w:shd w:fill="auto" w:val="clear"/>
@@ -6492,203 +6516,7 @@
               <w:rPr>
                 <w:rtl w:val="0"/>
               </w:rPr>
-              <w:t xml:space="preserve">Parent Controls</w:t>
-            </w:r>
-          </w:p>
-        </w:tc>
-        <w:tc>
-          <w:tcPr>
-            <w:shd w:fill="auto" w:val="clear"/>
-            <w:tcMar>
-              <w:top w:w="100.0" w:type="dxa"/>
-              <w:left w:w="100.0" w:type="dxa"/>
-              <w:bottom w:w="100.0" w:type="dxa"/>
-              <w:right w:w="100.0" w:type="dxa"/>
-            </w:tcMar>
-            <w:vAlign w:val="top"/>
-          </w:tcPr>
-          <w:p>
-            <w:pPr>
-              <w:keepNext w:val="0"/>
-              <w:keepLines w:val="0"/>
-              <w:pageBreakBefore w:val="0"/>
-              <w:widowControl w:val="0"/>
-              <w:pBdr>
-                <w:top w:space="0" w:sz="0" w:val="nil"/>
-                <w:left w:space="0" w:sz="0" w:val="nil"/>
-                <w:bottom w:space="0" w:sz="0" w:val="nil"/>
-                <w:right w:space="0" w:sz="0" w:val="nil"/>
-                <w:between w:space="0" w:sz="0" w:val="nil"/>
-              </w:pBdr>
-              <w:shd w:fill="auto" w:val="clear"/>
-              <w:spacing w:after="0" w:before="0" w:line="240" w:lineRule="auto"/>
-              <w:ind w:left="0" w:right="0" w:firstLine="0"/>
-              <w:jc w:val="left"/>
-              <w:rPr/>
-            </w:pPr>
-            <w:r>
-              <w:rPr>
-                <w:rtl w:val="0"/>
-              </w:rPr>
-              <w:t xml:space="preserve">As a parent, I want to enable content filters and limit story themes, so that I can ensure age-appropriate content for my child.</w:t>
-            </w:r>
-          </w:p>
-        </w:tc>
-        <w:tc>
-          <w:tcPr>
-            <w:shd w:fill="auto" w:val="clear"/>
-            <w:tcMar>
-              <w:top w:w="100.0" w:type="dxa"/>
-              <w:left w:w="100.0" w:type="dxa"/>
-              <w:bottom w:w="100.0" w:type="dxa"/>
-              <w:right w:w="100.0" w:type="dxa"/>
-            </w:tcMar>
-            <w:vAlign w:val="top"/>
-          </w:tcPr>
-          <w:p>
-            <w:pPr>
-              <w:keepNext w:val="0"/>
-              <w:keepLines w:val="0"/>
-              <w:pageBreakBefore w:val="0"/>
-              <w:widowControl w:val="0"/>
-              <w:pBdr>
-                <w:top w:space="0" w:sz="0" w:val="nil"/>
-                <w:left w:space="0" w:sz="0" w:val="nil"/>
-                <w:bottom w:space="0" w:sz="0" w:val="nil"/>
-                <w:right w:space="0" w:sz="0" w:val="nil"/>
-                <w:between w:space="0" w:sz="0" w:val="nil"/>
-              </w:pBdr>
-              <w:shd w:fill="auto" w:val="clear"/>
-              <w:spacing w:after="0" w:before="0" w:line="240" w:lineRule="auto"/>
-              <w:ind w:left="0" w:right="0" w:firstLine="0"/>
-              <w:jc w:val="left"/>
-              <w:rPr/>
-            </w:pPr>
-            <w:r>
-              <w:rPr>
-                <w:rtl w:val="0"/>
-              </w:rPr>
-              <w:t xml:space="preserve">12</w:t>
-            </w:r>
-          </w:p>
-        </w:tc>
-      </w:tr>
-      <w:tr>
-        <w:trPr>
-          <w:cantSplit w:val="0"/>
-          <w:tblHeader w:val="0"/>
-        </w:trPr>
-        <w:tc>
-          <w:tcPr>
-            <w:shd w:fill="auto" w:val="clear"/>
-            <w:tcMar>
-              <w:top w:w="100.0" w:type="dxa"/>
-              <w:left w:w="100.0" w:type="dxa"/>
-              <w:bottom w:w="100.0" w:type="dxa"/>
-              <w:right w:w="100.0" w:type="dxa"/>
-            </w:tcMar>
-            <w:vAlign w:val="top"/>
-          </w:tcPr>
-          <w:p>
-            <w:pPr>
-              <w:keepNext w:val="0"/>
-              <w:keepLines w:val="0"/>
-              <w:pageBreakBefore w:val="0"/>
-              <w:widowControl w:val="0"/>
-              <w:pBdr>
-                <w:top w:space="0" w:sz="0" w:val="nil"/>
-                <w:left w:space="0" w:sz="0" w:val="nil"/>
-                <w:bottom w:space="0" w:sz="0" w:val="nil"/>
-                <w:right w:space="0" w:sz="0" w:val="nil"/>
-                <w:between w:space="0" w:sz="0" w:val="nil"/>
-              </w:pBdr>
-              <w:shd w:fill="auto" w:val="clear"/>
-              <w:spacing w:after="0" w:before="0" w:line="240" w:lineRule="auto"/>
-              <w:ind w:left="0" w:right="0" w:firstLine="0"/>
-              <w:jc w:val="left"/>
-              <w:rPr/>
-            </w:pPr>
-            <w:r>
-              <w:rPr>
-                <w:rtl w:val="0"/>
-              </w:rPr>
-              <w:t xml:space="preserve">Secure User Data</w:t>
-            </w:r>
-          </w:p>
-        </w:tc>
-        <w:tc>
-          <w:tcPr>
-            <w:shd w:fill="auto" w:val="clear"/>
-            <w:tcMar>
-              <w:top w:w="100.0" w:type="dxa"/>
-              <w:left w:w="100.0" w:type="dxa"/>
-              <w:bottom w:w="100.0" w:type="dxa"/>
-              <w:right w:w="100.0" w:type="dxa"/>
-            </w:tcMar>
-            <w:vAlign w:val="top"/>
-          </w:tcPr>
-          <w:p>
-            <w:pPr>
-              <w:keepNext w:val="0"/>
-              <w:keepLines w:val="0"/>
-              <w:pageBreakBefore w:val="0"/>
-              <w:widowControl w:val="0"/>
-              <w:pBdr>
-                <w:top w:space="0" w:sz="0" w:val="nil"/>
-                <w:left w:space="0" w:sz="0" w:val="nil"/>
-                <w:bottom w:space="0" w:sz="0" w:val="nil"/>
-                <w:right w:space="0" w:sz="0" w:val="nil"/>
-                <w:between w:space="0" w:sz="0" w:val="nil"/>
-              </w:pBdr>
-              <w:shd w:fill="auto" w:val="clear"/>
-              <w:spacing w:after="0" w:before="0" w:line="240" w:lineRule="auto"/>
-              <w:ind w:left="0" w:right="0" w:firstLine="0"/>
-              <w:jc w:val="left"/>
-              <w:rPr/>
-            </w:pPr>
-            <w:r>
-              <w:rPr>
-                <w:rtl w:val="0"/>
-              </w:rPr>
-              <w:t xml:space="preserve">As a developer, I want to ensure password encryption and secure data handling, so that user information is protected.</w:t>
-            </w:r>
-          </w:p>
-        </w:tc>
-        <w:tc>
-          <w:tcPr>
-            <w:shd w:fill="auto" w:val="clear"/>
-            <w:tcMar>
-              <w:top w:w="100.0" w:type="dxa"/>
-              <w:left w:w="100.0" w:type="dxa"/>
-              <w:bottom w:w="100.0" w:type="dxa"/>
-              <w:right w:w="100.0" w:type="dxa"/>
-            </w:tcMar>
-            <w:vAlign w:val="top"/>
-          </w:tcPr>
-          <w:p>
-            <w:pPr>
-              <w:keepNext w:val="0"/>
-              <w:keepLines w:val="0"/>
-              <w:pageBreakBefore w:val="0"/>
-              <w:widowControl w:val="0"/>
-              <w:pBdr>
-                <w:top w:space="0" w:sz="0" w:val="nil"/>
-                <w:left w:space="0" w:sz="0" w:val="nil"/>
-                <w:bottom w:space="0" w:sz="0" w:val="nil"/>
-                <w:right w:space="0" w:sz="0" w:val="nil"/>
-                <w:between w:space="0" w:sz="0" w:val="nil"/>
-              </w:pBdr>
-              <w:shd w:fill="auto" w:val="clear"/>
-              <w:spacing w:after="0" w:before="0" w:line="240" w:lineRule="auto"/>
-              <w:ind w:left="0" w:right="0" w:firstLine="0"/>
-              <w:jc w:val="left"/>
-              <w:rPr/>
-            </w:pPr>
-            <w:r>
-              <w:rPr>
-                <w:rtl w:val="0"/>
-              </w:rPr>
-              <w:t xml:space="preserve">12</w:t>
+              <w:t xml:space="preserve">1</w:t>
             </w:r>
           </w:p>
         </w:tc>
@@ -6982,7 +6810,7 @@
               <w:rPr>
                 <w:rtl w:val="0"/>
               </w:rPr>
-              <w:t xml:space="preserve">As a child, I want to customize the names and appearances of characters, so that the story feels even more personal.</w:t>
+              <w:t xml:space="preserve">As a child, I want to customize the names and appearances of characters so that the story feels even more personal.</w:t>
             </w:r>
           </w:p>
         </w:tc>
@@ -7222,7 +7050,7 @@
               <w:rPr>
                 <w:rtl w:val="0"/>
               </w:rPr>
-              <w:t xml:space="preserve">As a parent, I want to download the audio version of a generated story, so that my child can listen offline.</w:t>
+              <w:t xml:space="preserve">As a parent, I want to download the audio version of a generated story so that my child can listen offline.</w:t>
             </w:r>
           </w:p>
         </w:tc>
@@ -7627,6 +7455,56 @@
           </w:tcPr>
           <w:p>
             <w:pPr>
+              <w:widowControl w:val="0"/>
+              <w:spacing w:line="240" w:lineRule="auto"/>
+              <w:rPr/>
+            </w:pPr>
+            <w:r>
+              <w:rPr>
+                <w:rtl w:val="0"/>
+              </w:rPr>
+              <w:t xml:space="preserve">Accessibility Narration Mode</w:t>
+            </w:r>
+          </w:p>
+        </w:tc>
+        <w:tc>
+          <w:tcPr>
+            <w:shd w:fill="auto" w:val="clear"/>
+            <w:tcMar>
+              <w:top w:w="100.0" w:type="dxa"/>
+              <w:left w:w="100.0" w:type="dxa"/>
+              <w:bottom w:w="100.0" w:type="dxa"/>
+              <w:right w:w="100.0" w:type="dxa"/>
+            </w:tcMar>
+            <w:vAlign w:val="top"/>
+          </w:tcPr>
+          <w:p>
+            <w:pPr>
+              <w:widowControl w:val="0"/>
+              <w:spacing w:line="240" w:lineRule="auto"/>
+              <w:rPr/>
+            </w:pPr>
+            <w:r>
+              <w:rPr>
+                <w:rtl w:val="0"/>
+              </w:rPr>
+              <w:t xml:space="preserve">As a child with sight disabilities, I want the stories to be fully audio-narrated with voice commands, so that I can enjoy the stories independently without needing to read text.</w:t>
+            </w:r>
+          </w:p>
+        </w:tc>
+        <w:tc>
+          <w:tcPr>
+            <w:shd w:fill="auto" w:val="clear"/>
+            <w:tcMar>
+              <w:top w:w="100.0" w:type="dxa"/>
+              <w:left w:w="100.0" w:type="dxa"/>
+              <w:bottom w:w="100.0" w:type="dxa"/>
+              <w:right w:w="100.0" w:type="dxa"/>
+            </w:tcMar>
+            <w:vAlign w:val="top"/>
+          </w:tcPr>
+          <w:p>
+            <w:pPr>
               <w:keepNext w:val="0"/>
               <w:keepLines w:val="0"/>
               <w:pageBreakBefore w:val="0"/>
@@ -7648,10 +7526,16 @@
               <w:rPr>
                 <w:rtl w:val="0"/>
               </w:rPr>
-              <w:t xml:space="preserve">Visual Story Enhancements</w:t>
-            </w:r>
-          </w:p>
-        </w:tc>
+              <w:t xml:space="preserve">12</w:t>
+            </w:r>
+          </w:p>
+        </w:tc>
+      </w:tr>
+      <w:tr>
+        <w:trPr>
+          <w:cantSplit w:val="0"/>
+          <w:tblHeader w:val="0"/>
+        </w:trPr>
         <w:tc>
           <w:tcPr>
             <w:shd w:fill="auto" w:val="clear"/>
@@ -7686,7 +7570,7 @@
               <w:rPr>
                 <w:rtl w:val="0"/>
               </w:rPr>
-              <w:t xml:space="preserve">As a child, I want to see simple illustrations or animations with the text, so that I stay more engaged.</w:t>
+              <w:t xml:space="preserve">Visual Story Enhancements</w:t>
             </w:r>
           </w:p>
         </w:tc>
@@ -7724,16 +7608,10 @@
               <w:rPr>
                 <w:rtl w:val="0"/>
               </w:rPr>
-              <w:t xml:space="preserve">12</w:t>
-            </w:r>
-          </w:p>
-        </w:tc>
-      </w:tr>
-      <w:tr>
-        <w:trPr>
-          <w:cantSplit w:val="0"/>
-          <w:tblHeader w:val="0"/>
-        </w:trPr>
+              <w:t xml:space="preserve">As a child, I want to see simple illustrations or animations with the text, so that I stay more engaged.</w:t>
+            </w:r>
+          </w:p>
+        </w:tc>
         <w:tc>
           <w:tcPr>
             <w:shd w:fill="auto" w:val="clear"/>
@@ -7768,10 +7646,16 @@
               <w:rPr>
                 <w:rtl w:val="0"/>
               </w:rPr>
-              <w:t xml:space="preserve">Offline Mode</w:t>
-            </w:r>
-          </w:p>
-        </w:tc>
+              <w:t xml:space="preserve">12</w:t>
+            </w:r>
+          </w:p>
+        </w:tc>
+      </w:tr>
+      <w:tr>
+        <w:trPr>
+          <w:cantSplit w:val="0"/>
+          <w:tblHeader w:val="0"/>
+        </w:trPr>
         <w:tc>
           <w:tcPr>
             <w:shd w:fill="auto" w:val="clear"/>
@@ -7806,7 +7690,7 @@
               <w:rPr>
                 <w:rtl w:val="0"/>
               </w:rPr>
-              <w:t xml:space="preserve">As a parent, I want to access saved stories without an internet connection, so that we can read during travel.</w:t>
+              <w:t xml:space="preserve">Offline Mode</w:t>
             </w:r>
           </w:p>
         </w:tc>
@@ -7844,16 +7728,10 @@
               <w:rPr>
                 <w:rtl w:val="0"/>
               </w:rPr>
-              <w:t xml:space="preserve">18</w:t>
-            </w:r>
-          </w:p>
-        </w:tc>
-      </w:tr>
-      <w:tr>
-        <w:trPr>
-          <w:cantSplit w:val="0"/>
-          <w:tblHeader w:val="0"/>
-        </w:trPr>
+              <w:t xml:space="preserve">As a parent, I want to access saved stories without an internet connection, so that we can read during travel.</w:t>
+            </w:r>
+          </w:p>
+        </w:tc>
         <w:tc>
           <w:tcPr>
             <w:shd w:fill="auto" w:val="clear"/>
@@ -7888,10 +7766,16 @@
               <w:rPr>
                 <w:rtl w:val="0"/>
               </w:rPr>
-              <w:t xml:space="preserve">Reward System</w:t>
-            </w:r>
-          </w:p>
-        </w:tc>
+              <w:t xml:space="preserve">18</w:t>
+            </w:r>
+          </w:p>
+        </w:tc>
+      </w:tr>
+      <w:tr>
+        <w:trPr>
+          <w:cantSplit w:val="0"/>
+          <w:tblHeader w:val="0"/>
+        </w:trPr>
         <w:tc>
           <w:tcPr>
             <w:shd w:fill="auto" w:val="clear"/>
@@ -7926,7 +7810,7 @@
               <w:rPr>
                 <w:rtl w:val="0"/>
               </w:rPr>
-              <w:t xml:space="preserve">​​As a child, I want to earn badges or rewards for reading stories, so that I feel motivated to read more.</w:t>
+              <w:t xml:space="preserve">Reward System</w:t>
             </w:r>
           </w:p>
         </w:tc>
@@ -7964,16 +7848,10 @@
               <w:rPr>
                 <w:rtl w:val="0"/>
               </w:rPr>
-              <w:t xml:space="preserve">18</w:t>
-            </w:r>
-          </w:p>
-        </w:tc>
-      </w:tr>
-      <w:tr>
-        <w:trPr>
-          <w:cantSplit w:val="0"/>
-          <w:tblHeader w:val="0"/>
-        </w:trPr>
+              <w:t xml:space="preserve">​​As a child, I want to earn badges or rewards for reading stories, so that I feel motivated to read more.</w:t>
+            </w:r>
+          </w:p>
+        </w:tc>
         <w:tc>
           <w:tcPr>
             <w:shd w:fill="auto" w:val="clear"/>
@@ -8008,10 +7886,16 @@
               <w:rPr>
                 <w:rtl w:val="0"/>
               </w:rPr>
-              <w:t xml:space="preserve">Usage Tracking Dashboard</w:t>
-            </w:r>
-          </w:p>
-        </w:tc>
+              <w:t xml:space="preserve">18</w:t>
+            </w:r>
+          </w:p>
+        </w:tc>
+      </w:tr>
+      <w:tr>
+        <w:trPr>
+          <w:cantSplit w:val="0"/>
+          <w:tblHeader w:val="0"/>
+        </w:trPr>
         <w:tc>
           <w:tcPr>
             <w:shd w:fill="auto" w:val="clear"/>
@@ -8046,7 +7930,7 @@
               <w:rPr>
                 <w:rtl w:val="0"/>
               </w:rPr>
-              <w:t xml:space="preserve">As a parent, I want to see my child’s reading history and frequency, so that I can track progress over time.</w:t>
+              <w:t xml:space="preserve">Usage Tracking Dashboard</w:t>
             </w:r>
           </w:p>
         </w:tc>
@@ -8084,16 +7968,10 @@
               <w:rPr>
                 <w:rtl w:val="0"/>
               </w:rPr>
-              <w:t xml:space="preserve">18</w:t>
-            </w:r>
-          </w:p>
-        </w:tc>
-      </w:tr>
-      <w:tr>
-        <w:trPr>
-          <w:cantSplit w:val="0"/>
-          <w:tblHeader w:val="0"/>
-        </w:trPr>
+              <w:t xml:space="preserve">As a parent, I want to see my child’s reading history and frequency, so that I can track progress over time.</w:t>
+            </w:r>
+          </w:p>
+        </w:tc>
         <w:tc>
           <w:tcPr>
             <w:shd w:fill="auto" w:val="clear"/>
@@ -8128,10 +8006,16 @@
               <w:rPr>
                 <w:rtl w:val="0"/>
               </w:rPr>
-              <w:t xml:space="preserve">Voice Assistant for Story Selection</w:t>
-            </w:r>
-          </w:p>
-        </w:tc>
+              <w:t xml:space="preserve">18</w:t>
+            </w:r>
+          </w:p>
+        </w:tc>
+      </w:tr>
+      <w:tr>
+        <w:trPr>
+          <w:cantSplit w:val="0"/>
+          <w:tblHeader w:val="0"/>
+        </w:trPr>
         <w:tc>
           <w:tcPr>
             <w:shd w:fill="auto" w:val="clear"/>
@@ -8166,7 +8050,7 @@
               <w:rPr>
                 <w:rtl w:val="0"/>
               </w:rPr>
-              <w:t xml:space="preserve">As a child, I want to say “Tell me a new story” and have a new story start, so that I can use the app hands-free.</w:t>
+              <w:t xml:space="preserve">Voice Assistant for Story Selection</w:t>
             </w:r>
           </w:p>
         </w:tc>
@@ -8204,6 +8088,44 @@
               <w:rPr>
                 <w:rtl w:val="0"/>
               </w:rPr>
+              <w:t xml:space="preserve">As a child, I want to say “Tell me a new story” and have a new story start, so that I can use the app hands-free.</w:t>
+            </w:r>
+          </w:p>
+        </w:tc>
+        <w:tc>
+          <w:tcPr>
+            <w:shd w:fill="auto" w:val="clear"/>
+            <w:tcMar>
+              <w:top w:w="100.0" w:type="dxa"/>
+              <w:left w:w="100.0" w:type="dxa"/>
+              <w:bottom w:w="100.0" w:type="dxa"/>
+              <w:right w:w="100.0" w:type="dxa"/>
+            </w:tcMar>
+            <w:vAlign w:val="top"/>
+          </w:tcPr>
+          <w:p>
+            <w:pPr>
+              <w:keepNext w:val="0"/>
+              <w:keepLines w:val="0"/>
+              <w:pageBreakBefore w:val="0"/>
+              <w:widowControl w:val="0"/>
+              <w:pBdr>
+                <w:top w:space="0" w:sz="0" w:val="nil"/>
+                <w:left w:space="0" w:sz="0" w:val="nil"/>
+                <w:bottom w:space="0" w:sz="0" w:val="nil"/>
+                <w:right w:space="0" w:sz="0" w:val="nil"/>
+                <w:between w:space="0" w:sz="0" w:val="nil"/>
+              </w:pBdr>
+              <w:shd w:fill="auto" w:val="clear"/>
+              <w:spacing w:after="0" w:before="0" w:line="240" w:lineRule="auto"/>
+              <w:ind w:left="0" w:right="0" w:firstLine="0"/>
+              <w:jc w:val="left"/>
+              <w:rPr/>
+            </w:pPr>
+            <w:r>
+              <w:rPr>
+                <w:rtl w:val="0"/>
+              </w:rPr>
               <w:t xml:space="preserve">12</w:t>
             </w:r>
           </w:p>
@@ -8255,7 +8177,7 @@
         <w:pageBreakBefore w:val="0"/>
         <w:numPr>
           <w:ilvl w:val="0"/>
-          <w:numId w:val="17"/>
+          <w:numId w:val="19"/>
         </w:numPr>
         <w:pBdr>
           <w:top w:space="0" w:sz="0" w:val="nil"/>
@@ -8275,92 +8197,590 @@
         </w:rPr>
         <w:t xml:space="preserve">Nonfunctional Requirements</w:t>
       </w:r>
-    </w:p>
-    <w:p>
-      <w:pPr>
-        <w:pageBreakBefore w:val="0"/>
-        <w:pBdr>
-          <w:top w:space="0" w:sz="0" w:val="nil"/>
-          <w:left w:space="0" w:sz="0" w:val="nil"/>
-          <w:bottom w:space="0" w:sz="0" w:val="nil"/>
-          <w:right w:space="0" w:sz="0" w:val="nil"/>
-          <w:between w:space="0" w:sz="0" w:val="nil"/>
-        </w:pBdr>
-        <w:shd w:fill="auto" w:val="clear"/>
-        <w:ind w:left="720" w:firstLine="0"/>
+      <w:r>
+        <w:rPr>
+          <w:rtl w:val="0"/>
+        </w:rPr>
+        <w:t xml:space="preserve"> (</w:t>
+      </w:r>
+      <w:r>
+        <w:rPr>
+          <w:i w:val="1"/>
+          <w:color w:val="666666"/>
+          <w:rtl w:val="0"/>
+        </w:rPr>
+        <w:t xml:space="preserve">Security requirements</w:t>
+      </w:r>
+      <w:r>
+        <w:rPr>
+          <w:rtl w:val="0"/>
+        </w:rPr>
+        <w:t xml:space="preserve">)</w:t>
+      </w:r>
+    </w:p>
+    <w:p>
+      <w:pPr>
+        <w:rPr/>
+      </w:pPr>
+      <w:r>
+        <w:rPr>
+          <w:rtl w:val="0"/>
+        </w:rPr>
+      </w:r>
+    </w:p>
+    <w:tbl>
+      <w:tblPr>
+        <w:tblStyle w:val="Table6"/>
+        <w:tblW w:w="9720.0" w:type="dxa"/>
+        <w:jc w:val="left"/>
+        <w:tblBorders>
+          <w:top w:color="000000" w:space="0" w:sz="8" w:val="single"/>
+          <w:left w:color="000000" w:space="0" w:sz="8" w:val="single"/>
+          <w:bottom w:color="000000" w:space="0" w:sz="8" w:val="single"/>
+          <w:right w:color="000000" w:space="0" w:sz="8" w:val="single"/>
+          <w:insideH w:color="000000" w:space="0" w:sz="8" w:val="single"/>
+          <w:insideV w:color="000000" w:space="0" w:sz="8" w:val="single"/>
+        </w:tblBorders>
+        <w:tblLayout w:type="fixed"/>
+        <w:tblLook w:val="0600"/>
+      </w:tblPr>
+      <w:tblGrid>
+        <w:gridCol w:w="2175"/>
+        <w:gridCol w:w="5865"/>
+        <w:gridCol w:w="1680"/>
+        <w:tblGridChange w:id="0">
+          <w:tblGrid>
+            <w:gridCol w:w="2175"/>
+            <w:gridCol w:w="5865"/>
+            <w:gridCol w:w="1680"/>
+          </w:tblGrid>
+        </w:tblGridChange>
+      </w:tblGrid>
+      <w:tr>
+        <w:trPr>
+          <w:cantSplit w:val="0"/>
+          <w:tblHeader w:val="0"/>
+        </w:trPr>
+        <w:tc>
+          <w:tcPr>
+            <w:shd w:fill="auto" w:val="clear"/>
+            <w:tcMar>
+              <w:top w:w="100.0" w:type="dxa"/>
+              <w:left w:w="100.0" w:type="dxa"/>
+              <w:bottom w:w="100.0" w:type="dxa"/>
+              <w:right w:w="100.0" w:type="dxa"/>
+            </w:tcMar>
+            <w:vAlign w:val="top"/>
+          </w:tcPr>
+          <w:p>
+            <w:pPr>
+              <w:widowControl w:val="0"/>
+              <w:spacing w:line="240" w:lineRule="auto"/>
+              <w:rPr>
+                <w:b w:val="1"/>
+              </w:rPr>
+            </w:pPr>
+            <w:r>
+              <w:rPr>
+                <w:b w:val="1"/>
+                <w:rtl w:val="0"/>
+              </w:rPr>
+              <w:t xml:space="preserve">Feature Title</w:t>
+            </w:r>
+          </w:p>
+        </w:tc>
+        <w:tc>
+          <w:tcPr>
+            <w:shd w:fill="auto" w:val="clear"/>
+            <w:tcMar>
+              <w:top w:w="100.0" w:type="dxa"/>
+              <w:left w:w="100.0" w:type="dxa"/>
+              <w:bottom w:w="100.0" w:type="dxa"/>
+              <w:right w:w="100.0" w:type="dxa"/>
+            </w:tcMar>
+            <w:vAlign w:val="top"/>
+          </w:tcPr>
+          <w:p>
+            <w:pPr>
+              <w:widowControl w:val="0"/>
+              <w:spacing w:line="240" w:lineRule="auto"/>
+              <w:rPr>
+                <w:b w:val="1"/>
+              </w:rPr>
+            </w:pPr>
+            <w:r>
+              <w:rPr>
+                <w:b w:val="1"/>
+                <w:rtl w:val="0"/>
+              </w:rPr>
+              <w:t xml:space="preserve">User Story</w:t>
+            </w:r>
+          </w:p>
+        </w:tc>
+        <w:tc>
+          <w:tcPr>
+            <w:shd w:fill="auto" w:val="clear"/>
+            <w:tcMar>
+              <w:top w:w="100.0" w:type="dxa"/>
+              <w:left w:w="100.0" w:type="dxa"/>
+              <w:bottom w:w="100.0" w:type="dxa"/>
+              <w:right w:w="100.0" w:type="dxa"/>
+            </w:tcMar>
+            <w:vAlign w:val="top"/>
+          </w:tcPr>
+          <w:p>
+            <w:pPr>
+              <w:widowControl w:val="0"/>
+              <w:spacing w:line="240" w:lineRule="auto"/>
+              <w:rPr>
+                <w:b w:val="1"/>
+              </w:rPr>
+            </w:pPr>
+            <w:r>
+              <w:rPr>
+                <w:b w:val="1"/>
+                <w:rtl w:val="0"/>
+              </w:rPr>
+              <w:t xml:space="preserve">Est. Person-Hours</w:t>
+            </w:r>
+          </w:p>
+        </w:tc>
+      </w:tr>
+      <w:tr>
+        <w:trPr>
+          <w:cantSplit w:val="0"/>
+          <w:tblHeader w:val="0"/>
+        </w:trPr>
+        <w:tc>
+          <w:tcPr>
+            <w:shd w:fill="auto" w:val="clear"/>
+            <w:tcMar>
+              <w:top w:w="100.0" w:type="dxa"/>
+              <w:left w:w="100.0" w:type="dxa"/>
+              <w:bottom w:w="100.0" w:type="dxa"/>
+              <w:right w:w="100.0" w:type="dxa"/>
+            </w:tcMar>
+            <w:vAlign w:val="top"/>
+          </w:tcPr>
+          <w:p>
+            <w:pPr>
+              <w:widowControl w:val="0"/>
+              <w:spacing w:line="240" w:lineRule="auto"/>
+              <w:rPr/>
+            </w:pPr>
+            <w:r>
+              <w:rPr>
+                <w:rtl w:val="0"/>
+              </w:rPr>
+              <w:t xml:space="preserve">Password Hashing</w:t>
+            </w:r>
+          </w:p>
+        </w:tc>
+        <w:tc>
+          <w:tcPr>
+            <w:shd w:fill="auto" w:val="clear"/>
+            <w:tcMar>
+              <w:top w:w="100.0" w:type="dxa"/>
+              <w:left w:w="100.0" w:type="dxa"/>
+              <w:bottom w:w="100.0" w:type="dxa"/>
+              <w:right w:w="100.0" w:type="dxa"/>
+            </w:tcMar>
+            <w:vAlign w:val="top"/>
+          </w:tcPr>
+          <w:p>
+            <w:pPr>
+              <w:widowControl w:val="0"/>
+              <w:spacing w:line="240" w:lineRule="auto"/>
+              <w:rPr/>
+            </w:pPr>
+            <w:r>
+              <w:rPr>
+                <w:rtl w:val="0"/>
+              </w:rPr>
+              <w:t xml:space="preserve">As a developer, I want to use bcrypt to hash users' passwords so that they are securely stored in the database.</w:t>
+            </w:r>
+          </w:p>
+        </w:tc>
+        <w:tc>
+          <w:tcPr>
+            <w:shd w:fill="auto" w:val="clear"/>
+            <w:tcMar>
+              <w:top w:w="100.0" w:type="dxa"/>
+              <w:left w:w="100.0" w:type="dxa"/>
+              <w:bottom w:w="100.0" w:type="dxa"/>
+              <w:right w:w="100.0" w:type="dxa"/>
+            </w:tcMar>
+            <w:vAlign w:val="top"/>
+          </w:tcPr>
+          <w:p>
+            <w:pPr>
+              <w:widowControl w:val="0"/>
+              <w:spacing w:line="240" w:lineRule="auto"/>
+              <w:rPr/>
+            </w:pPr>
+            <w:r>
+              <w:rPr>
+                <w:rtl w:val="0"/>
+              </w:rPr>
+              <w:t xml:space="preserve">4</w:t>
+            </w:r>
+          </w:p>
+        </w:tc>
+      </w:tr>
+      <w:tr>
+        <w:trPr>
+          <w:cantSplit w:val="0"/>
+          <w:tblHeader w:val="0"/>
+        </w:trPr>
+        <w:tc>
+          <w:tcPr>
+            <w:shd w:fill="auto" w:val="clear"/>
+            <w:tcMar>
+              <w:top w:w="100.0" w:type="dxa"/>
+              <w:left w:w="100.0" w:type="dxa"/>
+              <w:bottom w:w="100.0" w:type="dxa"/>
+              <w:right w:w="100.0" w:type="dxa"/>
+            </w:tcMar>
+            <w:vAlign w:val="top"/>
+          </w:tcPr>
+          <w:p>
+            <w:pPr>
+              <w:widowControl w:val="0"/>
+              <w:spacing w:line="240" w:lineRule="auto"/>
+              <w:rPr/>
+            </w:pPr>
+            <w:r>
+              <w:rPr>
+                <w:rtl w:val="0"/>
+              </w:rPr>
+              <w:t xml:space="preserve">API Protection</w:t>
+            </w:r>
+          </w:p>
+        </w:tc>
+        <w:tc>
+          <w:tcPr>
+            <w:shd w:fill="auto" w:val="clear"/>
+            <w:tcMar>
+              <w:top w:w="100.0" w:type="dxa"/>
+              <w:left w:w="100.0" w:type="dxa"/>
+              <w:bottom w:w="100.0" w:type="dxa"/>
+              <w:right w:w="100.0" w:type="dxa"/>
+            </w:tcMar>
+            <w:vAlign w:val="top"/>
+          </w:tcPr>
+          <w:p>
+            <w:pPr>
+              <w:widowControl w:val="0"/>
+              <w:spacing w:line="240" w:lineRule="auto"/>
+              <w:rPr/>
+            </w:pPr>
+            <w:r>
+              <w:rPr>
+                <w:rtl w:val="0"/>
+              </w:rPr>
+              <w:t xml:space="preserve">As a developer,  I want to protect API endpoints using rate limiting and strict CORS policies to prevent abuse and unauthorized access.</w:t>
+            </w:r>
+          </w:p>
+        </w:tc>
+        <w:tc>
+          <w:tcPr>
+            <w:shd w:fill="auto" w:val="clear"/>
+            <w:tcMar>
+              <w:top w:w="100.0" w:type="dxa"/>
+              <w:left w:w="100.0" w:type="dxa"/>
+              <w:bottom w:w="100.0" w:type="dxa"/>
+              <w:right w:w="100.0" w:type="dxa"/>
+            </w:tcMar>
+            <w:vAlign w:val="top"/>
+          </w:tcPr>
+          <w:p>
+            <w:pPr>
+              <w:widowControl w:val="0"/>
+              <w:spacing w:line="240" w:lineRule="auto"/>
+              <w:rPr/>
+            </w:pPr>
+            <w:r>
+              <w:rPr>
+                <w:rtl w:val="0"/>
+              </w:rPr>
+              <w:t xml:space="preserve">4</w:t>
+            </w:r>
+          </w:p>
+        </w:tc>
+      </w:tr>
+      <w:tr>
+        <w:trPr>
+          <w:cantSplit w:val="0"/>
+          <w:tblHeader w:val="0"/>
+        </w:trPr>
+        <w:tc>
+          <w:tcPr>
+            <w:shd w:fill="auto" w:val="clear"/>
+            <w:tcMar>
+              <w:top w:w="100.0" w:type="dxa"/>
+              <w:left w:w="100.0" w:type="dxa"/>
+              <w:bottom w:w="100.0" w:type="dxa"/>
+              <w:right w:w="100.0" w:type="dxa"/>
+            </w:tcMar>
+            <w:vAlign w:val="top"/>
+          </w:tcPr>
+          <w:p>
+            <w:pPr>
+              <w:widowControl w:val="0"/>
+              <w:spacing w:line="240" w:lineRule="auto"/>
+              <w:rPr/>
+            </w:pPr>
+            <w:r>
+              <w:rPr>
+                <w:rtl w:val="0"/>
+              </w:rPr>
+              <w:t xml:space="preserve">JWT Handling</w:t>
+            </w:r>
+          </w:p>
+        </w:tc>
+        <w:tc>
+          <w:tcPr>
+            <w:shd w:fill="auto" w:val="clear"/>
+            <w:tcMar>
+              <w:top w:w="100.0" w:type="dxa"/>
+              <w:left w:w="100.0" w:type="dxa"/>
+              <w:bottom w:w="100.0" w:type="dxa"/>
+              <w:right w:w="100.0" w:type="dxa"/>
+            </w:tcMar>
+            <w:vAlign w:val="top"/>
+          </w:tcPr>
+          <w:p>
+            <w:pPr>
+              <w:widowControl w:val="0"/>
+              <w:spacing w:line="240" w:lineRule="auto"/>
+              <w:rPr/>
+            </w:pPr>
+            <w:r>
+              <w:rPr>
+                <w:rtl w:val="0"/>
+              </w:rPr>
+              <w:t xml:space="preserve">As a developer, I want to implement secure JWT handling with expiration and rotation to prevent token misuse.</w:t>
+            </w:r>
+          </w:p>
+        </w:tc>
+        <w:tc>
+          <w:tcPr>
+            <w:shd w:fill="auto" w:val="clear"/>
+            <w:tcMar>
+              <w:top w:w="100.0" w:type="dxa"/>
+              <w:left w:w="100.0" w:type="dxa"/>
+              <w:bottom w:w="100.0" w:type="dxa"/>
+              <w:right w:w="100.0" w:type="dxa"/>
+            </w:tcMar>
+            <w:vAlign w:val="top"/>
+          </w:tcPr>
+          <w:p>
+            <w:pPr>
+              <w:widowControl w:val="0"/>
+              <w:spacing w:line="240" w:lineRule="auto"/>
+              <w:rPr/>
+            </w:pPr>
+            <w:r>
+              <w:rPr>
+                <w:rtl w:val="0"/>
+              </w:rPr>
+              <w:t xml:space="preserve">4</w:t>
+            </w:r>
+          </w:p>
+        </w:tc>
+      </w:tr>
+      <w:tr>
+        <w:trPr>
+          <w:cantSplit w:val="0"/>
+          <w:tblHeader w:val="0"/>
+        </w:trPr>
+        <w:tc>
+          <w:tcPr>
+            <w:shd w:fill="auto" w:val="clear"/>
+            <w:tcMar>
+              <w:top w:w="100.0" w:type="dxa"/>
+              <w:left w:w="100.0" w:type="dxa"/>
+              <w:bottom w:w="100.0" w:type="dxa"/>
+              <w:right w:w="100.0" w:type="dxa"/>
+            </w:tcMar>
+            <w:vAlign w:val="top"/>
+          </w:tcPr>
+          <w:p>
+            <w:pPr>
+              <w:widowControl w:val="0"/>
+              <w:spacing w:line="240" w:lineRule="auto"/>
+              <w:rPr/>
+            </w:pPr>
+            <w:r>
+              <w:rPr>
+                <w:rtl w:val="0"/>
+              </w:rPr>
+              <w:t xml:space="preserve">Input Validation &amp; Sanitizing</w:t>
+            </w:r>
+          </w:p>
+        </w:tc>
+        <w:tc>
+          <w:tcPr>
+            <w:shd w:fill="auto" w:val="clear"/>
+            <w:tcMar>
+              <w:top w:w="100.0" w:type="dxa"/>
+              <w:left w:w="100.0" w:type="dxa"/>
+              <w:bottom w:w="100.0" w:type="dxa"/>
+              <w:right w:w="100.0" w:type="dxa"/>
+            </w:tcMar>
+            <w:vAlign w:val="top"/>
+          </w:tcPr>
+          <w:p>
+            <w:pPr>
+              <w:widowControl w:val="0"/>
+              <w:spacing w:line="240" w:lineRule="auto"/>
+              <w:rPr/>
+            </w:pPr>
+            <w:r>
+              <w:rPr>
+                <w:rtl w:val="0"/>
+              </w:rPr>
+              <w:t xml:space="preserve">As a developer, I want to validate and sanitize all input parameters to prevent injection attacks and avoid leaking system details in error messages.</w:t>
+            </w:r>
+          </w:p>
+        </w:tc>
+        <w:tc>
+          <w:tcPr>
+            <w:shd w:fill="auto" w:val="clear"/>
+            <w:tcMar>
+              <w:top w:w="100.0" w:type="dxa"/>
+              <w:left w:w="100.0" w:type="dxa"/>
+              <w:bottom w:w="100.0" w:type="dxa"/>
+              <w:right w:w="100.0" w:type="dxa"/>
+            </w:tcMar>
+            <w:vAlign w:val="top"/>
+          </w:tcPr>
+          <w:p>
+            <w:pPr>
+              <w:widowControl w:val="0"/>
+              <w:spacing w:line="240" w:lineRule="auto"/>
+              <w:rPr/>
+            </w:pPr>
+            <w:r>
+              <w:rPr>
+                <w:rtl w:val="0"/>
+              </w:rPr>
+              <w:t xml:space="preserve">4</w:t>
+            </w:r>
+          </w:p>
+          <w:p>
+            <w:pPr>
+              <w:widowControl w:val="0"/>
+              <w:spacing w:line="240" w:lineRule="auto"/>
+              <w:rPr/>
+            </w:pPr>
+            <w:r>
+              <w:rPr>
+                <w:rtl w:val="0"/>
+              </w:rPr>
+            </w:r>
+          </w:p>
+          <w:p>
+            <w:pPr>
+              <w:widowControl w:val="0"/>
+              <w:spacing w:line="240" w:lineRule="auto"/>
+              <w:rPr/>
+            </w:pPr>
+            <w:r>
+              <w:rPr>
+                <w:rtl w:val="0"/>
+              </w:rPr>
+            </w:r>
+          </w:p>
+        </w:tc>
+      </w:tr>
+      <w:tr>
+        <w:trPr>
+          <w:cantSplit w:val="0"/>
+          <w:tblHeader w:val="0"/>
+        </w:trPr>
+        <w:tc>
+          <w:tcPr>
+            <w:shd w:fill="auto" w:val="clear"/>
+            <w:tcMar>
+              <w:top w:w="100.0" w:type="dxa"/>
+              <w:left w:w="100.0" w:type="dxa"/>
+              <w:bottom w:w="100.0" w:type="dxa"/>
+              <w:right w:w="100.0" w:type="dxa"/>
+            </w:tcMar>
+            <w:vAlign w:val="top"/>
+          </w:tcPr>
+          <w:p>
+            <w:pPr>
+              <w:widowControl w:val="0"/>
+              <w:spacing w:line="240" w:lineRule="auto"/>
+              <w:rPr/>
+            </w:pPr>
+            <w:r>
+              <w:rPr>
+                <w:rtl w:val="0"/>
+              </w:rPr>
+              <w:t xml:space="preserve">Schema Validation</w:t>
+            </w:r>
+          </w:p>
+        </w:tc>
+        <w:tc>
+          <w:tcPr>
+            <w:shd w:fill="auto" w:val="clear"/>
+            <w:tcMar>
+              <w:top w:w="100.0" w:type="dxa"/>
+              <w:left w:w="100.0" w:type="dxa"/>
+              <w:bottom w:w="100.0" w:type="dxa"/>
+              <w:right w:w="100.0" w:type="dxa"/>
+            </w:tcMar>
+            <w:vAlign w:val="top"/>
+          </w:tcPr>
+          <w:p>
+            <w:pPr>
+              <w:widowControl w:val="0"/>
+              <w:spacing w:line="240" w:lineRule="auto"/>
+              <w:rPr/>
+            </w:pPr>
+            <w:r>
+              <w:rPr>
+                <w:rtl w:val="0"/>
+              </w:rPr>
+              <w:t xml:space="preserve">As a developer, I want to implement MongoDB schema validation so that only valid data is stored, preventing malicious or malformed entries.</w:t>
+            </w:r>
+          </w:p>
+        </w:tc>
+        <w:tc>
+          <w:tcPr>
+            <w:shd w:fill="auto" w:val="clear"/>
+            <w:tcMar>
+              <w:top w:w="100.0" w:type="dxa"/>
+              <w:left w:w="100.0" w:type="dxa"/>
+              <w:bottom w:w="100.0" w:type="dxa"/>
+              <w:right w:w="100.0" w:type="dxa"/>
+            </w:tcMar>
+            <w:vAlign w:val="top"/>
+          </w:tcPr>
+          <w:p>
+            <w:pPr>
+              <w:widowControl w:val="0"/>
+              <w:spacing w:line="240" w:lineRule="auto"/>
+              <w:rPr/>
+            </w:pPr>
+            <w:r>
+              <w:rPr>
+                <w:rtl w:val="0"/>
+              </w:rPr>
+              <w:t xml:space="preserve">4</w:t>
+            </w:r>
+          </w:p>
+        </w:tc>
+      </w:tr>
+    </w:tbl>
+    <w:p>
+      <w:pPr>
         <w:rPr>
           <w:b w:val="1"/>
         </w:rPr>
-      </w:pPr>
-      <w:r>
-        <w:rPr>
-          <w:rtl w:val="0"/>
-        </w:rPr>
-      </w:r>
-    </w:p>
-    <w:p>
-      <w:pPr>
-        <w:pageBreakBefore w:val="0"/>
-        <w:numPr>
-          <w:ilvl w:val="0"/>
-          <w:numId w:val="18"/>
-        </w:numPr>
-        <w:pBdr>
-          <w:top w:space="0" w:sz="0" w:val="nil"/>
-          <w:left w:space="0" w:sz="0" w:val="nil"/>
-          <w:bottom w:space="0" w:sz="0" w:val="nil"/>
-          <w:right w:space="0" w:sz="0" w:val="nil"/>
-          <w:between w:space="0" w:sz="0" w:val="nil"/>
-        </w:pBdr>
-        <w:shd w:fill="auto" w:val="clear"/>
-        <w:ind w:left="1440" w:hanging="360"/>
-        <w:rPr>
-          <w:b w:val="1"/>
-          <w:u w:val="none"/>
-        </w:rPr>
-      </w:pPr>
-      <w:r>
-        <w:rPr>
-          <w:b w:val="1"/>
-          <w:rtl w:val="0"/>
-        </w:rPr>
-        <w:t xml:space="preserve">Security requirements</w:t>
-      </w:r>
-    </w:p>
-    <w:p>
-      <w:pPr>
-        <w:pageBreakBefore w:val="0"/>
-        <w:pBdr>
-          <w:top w:space="0" w:sz="0" w:val="nil"/>
-          <w:left w:space="0" w:sz="0" w:val="nil"/>
-          <w:bottom w:space="0" w:sz="0" w:val="nil"/>
-          <w:right w:space="0" w:sz="0" w:val="nil"/>
-          <w:between w:space="0" w:sz="0" w:val="nil"/>
-        </w:pBdr>
-        <w:shd w:fill="auto" w:val="clear"/>
-        <w:ind w:left="1440" w:firstLine="0"/>
-        <w:rPr/>
-      </w:pPr>
-      <w:r>
-        <w:rPr>
-          <w:rtl w:val="0"/>
-        </w:rPr>
-        <w:t xml:space="preserve">Our security implementation will include robust authentication with bcrypt password hashing and encryption of sensitive data at rest, while protecting API endpoints through rate limiting and strict CORS policies. We'll prevent common vulnerabilities by implementing MongoDB schema validation, anti-CSRF tokens, and proper JWT handling, with all input parameters being thoroughly validated to return appropriate error codes without exposing system details.</w:t>
-      </w:r>
-    </w:p>
-    <w:p>
-      <w:pPr>
-        <w:pageBreakBefore w:val="0"/>
-        <w:pBdr>
-          <w:top w:space="0" w:sz="0" w:val="nil"/>
-          <w:left w:space="0" w:sz="0" w:val="nil"/>
-          <w:bottom w:space="0" w:sz="0" w:val="nil"/>
-          <w:right w:space="0" w:sz="0" w:val="nil"/>
-          <w:between w:space="0" w:sz="0" w:val="nil"/>
-        </w:pBdr>
-        <w:shd w:fill="auto" w:val="clear"/>
-        <w:ind w:left="1440" w:firstLine="0"/>
-        <w:rPr/>
       </w:pPr>
       <w:r>
         <w:rPr>
@@ -8453,7 +8873,7 @@
         <w:widowControl w:val="0"/>
         <w:numPr>
           <w:ilvl w:val="0"/>
-          <w:numId w:val="16"/>
+          <w:numId w:val="18"/>
         </w:numPr>
         <w:ind w:left="720" w:hanging="360"/>
         <w:rPr/>
@@ -8535,7 +8955,7 @@
         <w:widowControl w:val="0"/>
         <w:numPr>
           <w:ilvl w:val="0"/>
-          <w:numId w:val="4"/>
+          <w:numId w:val="5"/>
         </w:numPr>
         <w:ind w:left="1440" w:hanging="360"/>
         <w:rPr>
@@ -8561,7 +8981,7 @@
         <w:widowControl w:val="0"/>
         <w:numPr>
           <w:ilvl w:val="0"/>
-          <w:numId w:val="4"/>
+          <w:numId w:val="5"/>
         </w:numPr>
         <w:ind w:left="1440" w:hanging="360"/>
         <w:rPr>
@@ -8587,7 +9007,7 @@
         <w:widowControl w:val="0"/>
         <w:numPr>
           <w:ilvl w:val="0"/>
-          <w:numId w:val="4"/>
+          <w:numId w:val="5"/>
         </w:numPr>
         <w:ind w:left="1440" w:hanging="360"/>
         <w:rPr>
@@ -8613,7 +9033,7 @@
         <w:widowControl w:val="0"/>
         <w:numPr>
           <w:ilvl w:val="0"/>
-          <w:numId w:val="4"/>
+          <w:numId w:val="5"/>
         </w:numPr>
         <w:ind w:left="1440" w:hanging="360"/>
         <w:rPr>
@@ -8658,7 +9078,7 @@
         <w:keepLines w:val="0"/>
         <w:numPr>
           <w:ilvl w:val="0"/>
-          <w:numId w:val="12"/>
+          <w:numId w:val="14"/>
         </w:numPr>
         <w:spacing w:after="0" w:afterAutospacing="0" w:before="360" w:lineRule="auto"/>
         <w:ind w:left="1440" w:hanging="360"/>
@@ -8686,7 +9106,7 @@
         <w:keepLines w:val="0"/>
         <w:numPr>
           <w:ilvl w:val="0"/>
-          <w:numId w:val="12"/>
+          <w:numId w:val="14"/>
         </w:numPr>
         <w:spacing w:after="0" w:afterAutospacing="0" w:before="0" w:beforeAutospacing="0" w:lineRule="auto"/>
         <w:ind w:left="1440" w:hanging="360"/>
@@ -8714,7 +9134,7 @@
         <w:keepLines w:val="0"/>
         <w:numPr>
           <w:ilvl w:val="0"/>
-          <w:numId w:val="12"/>
+          <w:numId w:val="14"/>
         </w:numPr>
         <w:spacing w:after="0" w:afterAutospacing="0" w:before="0" w:beforeAutospacing="0" w:lineRule="auto"/>
         <w:ind w:left="1440" w:hanging="360"/>
@@ -8742,7 +9162,7 @@
         <w:keepLines w:val="0"/>
         <w:numPr>
           <w:ilvl w:val="0"/>
-          <w:numId w:val="12"/>
+          <w:numId w:val="14"/>
         </w:numPr>
         <w:spacing w:after="80" w:before="0" w:beforeAutospacing="0" w:lineRule="auto"/>
         <w:ind w:left="1440" w:hanging="360"/>
@@ -8786,7 +9206,7 @@
       <w:pPr>
         <w:numPr>
           <w:ilvl w:val="0"/>
-          <w:numId w:val="6"/>
+          <w:numId w:val="7"/>
         </w:numPr>
         <w:spacing w:after="0" w:afterAutospacing="0" w:before="240" w:lineRule="auto"/>
         <w:ind w:left="1440" w:hanging="360"/>
@@ -8812,7 +9232,7 @@
       <w:pPr>
         <w:numPr>
           <w:ilvl w:val="0"/>
-          <w:numId w:val="6"/>
+          <w:numId w:val="7"/>
         </w:numPr>
         <w:spacing w:after="0" w:afterAutospacing="0" w:before="0" w:beforeAutospacing="0" w:lineRule="auto"/>
         <w:ind w:left="1440" w:hanging="360"/>
@@ -8838,7 +9258,7 @@
       <w:pPr>
         <w:numPr>
           <w:ilvl w:val="0"/>
-          <w:numId w:val="6"/>
+          <w:numId w:val="7"/>
         </w:numPr>
         <w:spacing w:after="0" w:afterAutospacing="0" w:before="0" w:beforeAutospacing="0" w:lineRule="auto"/>
         <w:ind w:left="1440" w:hanging="360"/>
@@ -8864,7 +9284,7 @@
       <w:pPr>
         <w:numPr>
           <w:ilvl w:val="0"/>
-          <w:numId w:val="6"/>
+          <w:numId w:val="7"/>
         </w:numPr>
         <w:spacing w:after="240" w:before="0" w:beforeAutospacing="0" w:lineRule="auto"/>
         <w:ind w:left="1440" w:hanging="360"/>
@@ -8921,7 +9341,7 @@
         <w:widowControl w:val="0"/>
         <w:numPr>
           <w:ilvl w:val="0"/>
-          <w:numId w:val="16"/>
+          <w:numId w:val="18"/>
         </w:numPr>
         <w:pBdr>
           <w:top w:space="0" w:sz="0" w:val="nil"/>
@@ -9022,7 +9442,7 @@
     <w:p>
       <w:pPr>
         <w:pageBreakBefore w:val="0"/>
-        <w:ind w:left="1440" w:firstLine="0"/>
+        <w:ind w:left="720" w:firstLine="720"/>
         <w:rPr/>
       </w:pPr>
       <w:r>
@@ -9030,6 +9450,31 @@
           <w:rtl w:val="0"/>
         </w:rPr>
         <w:t xml:space="preserve">The main risks that our group has identified are establishing a list of requirements, finding time during the week to meet as a full group, and adding new team members. One of our issues was creating a list of the tasks that we needed to complete by Thursday because we started thinking about the requirements on Tuesday. In the future, we plan to meet earlier in the week and start group meetings with a list of requirements already partially built, and then add on to it as the meeting progresses. Another issue we had was finding times to meet throughout the week. Unfortunately, our schedules clashed this week and we were only able to meet once as a full group. We plan to manage this risk by planning our meetings out a week in advance and possibly by sticking to a scheduled meeting time that we know is available for everyone. Lastly, we had two last minute additions to our team on the day before Iteration 0 of the project was due. It was difficult to integrate two new people into the team just 24 hours before a lot of work had to be finalized and this was mainly due to the fact that we started so late. For the future, we plan to start working earlier in the week so that we have more time to deal with issues that surprise us and are out of our control.</w:t>
+      </w:r>
+    </w:p>
+    <w:p>
+      <w:pPr>
+        <w:pageBreakBefore w:val="0"/>
+        <w:ind w:left="720" w:firstLine="720"/>
+        <w:rPr/>
+      </w:pPr>
+      <w:r>
+        <w:rPr>
+          <w:rtl w:val="0"/>
+        </w:rPr>
+      </w:r>
+    </w:p>
+    <w:p>
+      <w:pPr>
+        <w:pageBreakBefore w:val="0"/>
+        <w:ind w:left="720" w:firstLine="720"/>
+        <w:rPr/>
+      </w:pPr>
+      <w:r>
+        <w:rPr>
+          <w:rtl w:val="0"/>
+        </w:rPr>
+        <w:t xml:space="preserve">Some of the risks we faced for Iteration 1 were unfamiliarity with technologies used in the project and duplicate work. A majority of the group had very little experience or none at all with using Docker. Also, we decided to use a GitHub Kanban board to track which tasks have been completed and need to be completed, but once again many group members had never used it before. In order to avoid the risk of someone incorrectly using these technologies, we held a meeting where we had the group member with the most experience share their screen on Discord and walk the team through how to use each technology correctly and answer any questions. As for the risk of duplicate work, there was a situation where one group member had announced that they were going to work on a task, but then another group member finished that task. Luckily, they announced that they completed the task before any duplicate work was done and the first group member worked on a different task instead. In order to avoid this risk, we reiterated the importance of checking the Kanban board and assigning tasks to ourselves before working on them so that everyone knows which tasks are currently being worked on and which are available. This way, no time is being wasted by working on the same tasks individually.</w:t>
       </w:r>
     </w:p>
     <w:p>
@@ -9061,7 +9506,7 @@
         </w:rPr>
         <w:t xml:space="preserve">Risk Management Sheet Link: </w:t>
       </w:r>
-      <w:hyperlink r:id="rId7">
+      <w:hyperlink r:id="rId8">
         <w:r>
           <w:rPr>
             <w:color w:val="1155cc"/>
@@ -9104,7 +9549,7 @@
         <w:widowControl w:val="0"/>
         <w:numPr>
           <w:ilvl w:val="0"/>
-          <w:numId w:val="16"/>
+          <w:numId w:val="18"/>
         </w:numPr>
         <w:pBdr>
           <w:top w:space="0" w:sz="0" w:val="nil"/>
@@ -9153,8 +9598,8 @@
     </w:p>
     <w:tbl>
       <w:tblPr>
-        <w:tblStyle w:val="Table6"/>
-        <w:tblW w:w="8805.0" w:type="dxa"/>
+        <w:tblStyle w:val="Table7"/>
+        <w:tblW w:w="9675.0" w:type="dxa"/>
         <w:jc w:val="left"/>
         <w:tblInd w:w="420.0" w:type="dxa"/>
         <w:tblBorders>
@@ -9169,16 +9614,16 @@
         <w:tblLook w:val="0600"/>
       </w:tblPr>
       <w:tblGrid>
-        <w:gridCol w:w="1545"/>
-        <w:gridCol w:w="2880"/>
-        <w:gridCol w:w="2055"/>
-        <w:gridCol w:w="2325"/>
+        <w:gridCol w:w="1050"/>
+        <w:gridCol w:w="3375"/>
+        <w:gridCol w:w="3330"/>
+        <w:gridCol w:w="1920"/>
         <w:tblGridChange w:id="0">
           <w:tblGrid>
-            <w:gridCol w:w="1545"/>
-            <w:gridCol w:w="2880"/>
-            <w:gridCol w:w="2055"/>
-            <w:gridCol w:w="2325"/>
+            <w:gridCol w:w="1050"/>
+            <w:gridCol w:w="3375"/>
+            <w:gridCol w:w="3330"/>
+            <w:gridCol w:w="1920"/>
           </w:tblGrid>
         </w:tblGridChange>
       </w:tblGrid>
@@ -9353,16 +9798,27 @@
             </w:pPr>
             <w:r>
               <w:rPr>
+                <w:rtl w:val="0"/>
+              </w:rPr>
+            </w:r>
+          </w:p>
+          <w:p>
+            <w:pPr>
+              <w:ind w:left="0" w:firstLine="0"/>
+              <w:rPr/>
+            </w:pPr>
+            <w:r>
+              <w:rPr>
                 <w:b w:val="1"/>
                 <w:rtl w:val="0"/>
               </w:rPr>
-              <w:t xml:space="preserve">Frontend UI Design and Prototyping</w:t>
-            </w:r>
-            <w:r>
-              <w:rPr>
-                <w:rtl w:val="0"/>
-              </w:rPr>
-              <w:t xml:space="preserve">: (60 hr)</w:t>
+              <w:t xml:space="preserve">Essential Features </w:t>
+            </w:r>
+            <w:r>
+              <w:rPr>
+                <w:rtl w:val="0"/>
+              </w:rPr>
+              <w:t xml:space="preserve">(95 hr)</w:t>
             </w:r>
           </w:p>
           <w:p>
@@ -9372,92 +9828,281 @@
             </w:pPr>
             <w:r>
               <w:rPr>
+                <w:rtl w:val="0"/>
+              </w:rPr>
+              <w:t xml:space="preserve">User Registration &amp; Login (50hr)</w:t>
+            </w:r>
+          </w:p>
+          <w:p>
+            <w:pPr>
+              <w:ind w:left="0" w:firstLine="0"/>
+              <w:rPr/>
+            </w:pPr>
+            <w:r>
+              <w:rPr>
+                <w:rtl w:val="0"/>
+              </w:rPr>
+              <w:t xml:space="preserve">Story Generation (45hr)</w:t>
+            </w:r>
+          </w:p>
+          <w:p>
+            <w:pPr>
+              <w:ind w:left="0" w:firstLine="0"/>
+              <w:rPr/>
+            </w:pPr>
+            <w:r>
+              <w:rPr>
+                <w:rtl w:val="0"/>
+              </w:rPr>
+              <w:br w:type="textWrapping"/>
+            </w:r>
+            <w:r>
+              <w:rPr>
                 <w:b w:val="1"/>
                 <w:rtl w:val="0"/>
               </w:rPr>
-              <w:t xml:space="preserve">Backend visualization</w:t>
-            </w:r>
-            <w:r>
-              <w:rPr>
-                <w:rtl w:val="0"/>
-              </w:rPr>
-              <w:t xml:space="preserve">: (36hr)</w:t>
-            </w:r>
-          </w:p>
-          <w:p>
-            <w:pPr>
-              <w:ind w:left="0" w:firstLine="0"/>
-              <w:rPr/>
-            </w:pPr>
-            <w:r>
+              <w:t xml:space="preserve">Testing</w:t>
+            </w:r>
+            <w:r>
+              <w:rPr>
+                <w:rtl w:val="0"/>
+              </w:rPr>
+              <w:t xml:space="preserve"> (unit + integration + some manual testing): 24 hrs</w:t>
+            </w:r>
+            <w:r>
+              <w:rPr>
+                <w:rtl w:val="0"/>
+              </w:rPr>
+            </w:r>
+          </w:p>
+        </w:tc>
+        <w:tc>
+          <w:tcPr>
+            <w:shd w:fill="auto" w:val="clear"/>
+            <w:tcMar>
+              <w:top w:w="100.0" w:type="dxa"/>
+              <w:left w:w="100.0" w:type="dxa"/>
+              <w:bottom w:w="100.0" w:type="dxa"/>
+              <w:right w:w="100.0" w:type="dxa"/>
+            </w:tcMar>
+            <w:vAlign w:val="top"/>
+          </w:tcPr>
+          <w:p>
+            <w:pPr>
+              <w:rPr/>
+            </w:pPr>
+            <w:commentRangeStart w:id="2"/>
+            <w:r>
+              <w:rPr>
+                <w:rtl w:val="0"/>
+              </w:rPr>
+              <w:t xml:space="preserve">Frontend UI Design and Prototyping: (60 hr)</w:t>
+            </w:r>
+          </w:p>
+          <w:p>
+            <w:pPr>
+              <w:rPr/>
+            </w:pPr>
+            <w:r>
+              <w:rPr>
+                <w:rtl w:val="0"/>
+              </w:rPr>
+              <w:t xml:space="preserve">Backend visualization: (36hr)</w:t>
+            </w:r>
+          </w:p>
+          <w:p>
+            <w:pPr>
+              <w:rPr/>
+            </w:pPr>
+            <w:r>
+              <w:rPr>
+                <w:rtl w:val="0"/>
+              </w:rPr>
+              <w:t xml:space="preserve">Class Diagram: (10hr)</w:t>
+            </w:r>
+            <w:commentRangeEnd w:id="2"/>
+            <w:r>
+              <w:commentReference w:id="2"/>
+            </w:r>
+            <w:r>
+              <w:rPr>
+                <w:rtl w:val="0"/>
+              </w:rPr>
+            </w:r>
+          </w:p>
+          <w:p>
+            <w:pPr>
+              <w:rPr/>
+            </w:pPr>
+            <w:r>
+              <w:rPr>
+                <w:rtl w:val="0"/>
+              </w:rPr>
+            </w:r>
+          </w:p>
+          <w:p>
+            <w:pPr>
               <w:rPr>
                 <w:b w:val="1"/>
-                <w:rtl w:val="0"/>
-              </w:rPr>
-              <w:t xml:space="preserve">Class Diagram</w:t>
-            </w:r>
-            <w:r>
-              <w:rPr>
-                <w:rtl w:val="0"/>
-              </w:rPr>
-              <w:t xml:space="preserve">: (10hr)</w:t>
-            </w:r>
-          </w:p>
-          <w:p>
-            <w:pPr>
-              <w:ind w:left="0" w:firstLine="0"/>
-              <w:rPr/>
+              </w:rPr>
             </w:pPr>
             <w:r>
               <w:rPr>
                 <w:b w:val="1"/>
                 <w:rtl w:val="0"/>
               </w:rPr>
-              <w:t xml:space="preserve">Essential Features </w:t>
-            </w:r>
-            <w:r>
-              <w:rPr>
-                <w:rtl w:val="0"/>
-              </w:rPr>
-              <w:t xml:space="preserve">(96 hr)</w:t>
+              <w:t xml:space="preserve">User Registration &amp; Login:</w:t>
+            </w:r>
+          </w:p>
+          <w:p>
+            <w:pPr>
+              <w:rPr/>
+            </w:pPr>
+            <w:r>
+              <w:rPr>
+                <w:rtl w:val="0"/>
+              </w:rPr>
+              <w:t xml:space="preserve">Design a user registration form and a database schema</w:t>
+            </w:r>
+          </w:p>
+          <w:p>
+            <w:pPr>
+              <w:rPr/>
+            </w:pPr>
+            <w:r>
+              <w:rPr>
+                <w:rtl w:val="0"/>
+              </w:rPr>
+            </w:r>
+          </w:p>
+          <w:p>
+            <w:pPr>
+              <w:rPr/>
+            </w:pPr>
+            <w:r>
+              <w:rPr>
+                <w:rtl w:val="0"/>
+              </w:rPr>
+              <w:t xml:space="preserve">Implement an email validation system </w:t>
+            </w:r>
+          </w:p>
+          <w:p>
+            <w:pPr>
+              <w:rPr/>
+            </w:pPr>
+            <w:r>
+              <w:rPr>
+                <w:rtl w:val="0"/>
+              </w:rPr>
+            </w:r>
+          </w:p>
+          <w:p>
+            <w:pPr>
+              <w:rPr/>
+            </w:pPr>
+            <w:r>
+              <w:rPr>
+                <w:rtl w:val="0"/>
+              </w:rPr>
+              <w:t xml:space="preserve">Create secure password hashing and storage</w:t>
+            </w:r>
+          </w:p>
+          <w:p>
+            <w:pPr>
+              <w:rPr/>
+            </w:pPr>
+            <w:r>
+              <w:rPr>
+                <w:rtl w:val="0"/>
+              </w:rPr>
+            </w:r>
+          </w:p>
+          <w:p>
+            <w:pPr>
+              <w:rPr/>
+            </w:pPr>
+            <w:r>
+              <w:rPr>
+                <w:rtl w:val="0"/>
+              </w:rPr>
+              <w:t xml:space="preserve">Develop a login authentication system</w:t>
+            </w:r>
+          </w:p>
+          <w:p>
+            <w:pPr>
+              <w:rPr/>
+            </w:pPr>
+            <w:r>
+              <w:rPr>
+                <w:rtl w:val="0"/>
+              </w:rPr>
+            </w:r>
+          </w:p>
+          <w:p>
+            <w:pPr>
+              <w:rPr/>
+            </w:pPr>
+            <w:r>
+              <w:rPr>
+                <w:rtl w:val="0"/>
+              </w:rPr>
+              <w:t xml:space="preserve">Set up session management</w:t>
+            </w:r>
+          </w:p>
+          <w:p>
+            <w:pPr>
+              <w:rPr/>
+            </w:pPr>
+            <w:r>
+              <w:rPr>
+                <w:rtl w:val="0"/>
+              </w:rPr>
+            </w:r>
+          </w:p>
+          <w:p>
+            <w:pPr>
+              <w:rPr/>
+            </w:pPr>
+            <w:r>
+              <w:rPr>
+                <w:rtl w:val="0"/>
+              </w:rPr>
+              <w:t xml:space="preserve">Implement account security features</w:t>
+            </w:r>
+          </w:p>
+          <w:p>
+            <w:pPr>
+              <w:rPr/>
+            </w:pPr>
+            <w:r>
+              <w:rPr>
+                <w:rtl w:val="0"/>
+              </w:rPr>
+            </w:r>
+          </w:p>
+          <w:p>
+            <w:pPr>
+              <w:rPr/>
+            </w:pPr>
+            <w:r>
+              <w:rPr>
+                <w:b w:val="1"/>
+                <w:rtl w:val="0"/>
+              </w:rPr>
+              <w:t xml:space="preserve">Testing:</w:t>
+            </w:r>
+            <w:r>
+              <w:rPr>
+                <w:rtl w:val="0"/>
+              </w:rPr>
               <w:br w:type="textWrapping"/>
-            </w:r>
-            <w:r>
-              <w:rPr>
-                <w:b w:val="1"/>
-                <w:rtl w:val="0"/>
-              </w:rPr>
-              <w:t xml:space="preserve">Testing</w:t>
-            </w:r>
-            <w:r>
-              <w:rPr>
-                <w:rtl w:val="0"/>
-              </w:rPr>
-              <w:t xml:space="preserve"> (unit + integration + some manual testing): 24 hrs</w:t>
-            </w:r>
-            <w:r>
-              <w:rPr>
-                <w:rtl w:val="0"/>
-              </w:rPr>
-            </w:r>
-          </w:p>
-        </w:tc>
-        <w:tc>
-          <w:tcPr>
-            <w:shd w:fill="auto" w:val="clear"/>
-            <w:tcMar>
-              <w:top w:w="100.0" w:type="dxa"/>
-              <w:left w:w="100.0" w:type="dxa"/>
-              <w:bottom w:w="100.0" w:type="dxa"/>
-              <w:right w:w="100.0" w:type="dxa"/>
-            </w:tcMar>
-            <w:vAlign w:val="top"/>
-          </w:tcPr>
-          <w:p>
-            <w:pPr>
-              <w:rPr>
-                <w:b w:val="1"/>
-              </w:rPr>
+              <w:t xml:space="preserve">Test registration and login flows for usability and security</w:t>
+              <w:br w:type="textWrapping"/>
+            </w:r>
+          </w:p>
+          <w:p>
+            <w:pPr>
+              <w:rPr/>
             </w:pPr>
             <w:r>
               <w:rPr>
@@ -9523,78 +10168,358 @@
               <w:t xml:space="preserve">2</w:t>
             </w:r>
           </w:p>
-        </w:tc>
-        <w:tc>
-          <w:tcPr>
-            <w:shd w:fill="auto" w:val="clear"/>
-            <w:tcMar>
-              <w:top w:w="100.0" w:type="dxa"/>
-              <w:left w:w="100.0" w:type="dxa"/>
-              <w:bottom w:w="100.0" w:type="dxa"/>
-              <w:right w:w="100.0" w:type="dxa"/>
-            </w:tcMar>
-            <w:vAlign w:val="top"/>
-          </w:tcPr>
-          <w:p>
-            <w:pPr>
+          <w:p>
+            <w:pPr>
+              <w:pageBreakBefore w:val="0"/>
+              <w:widowControl w:val="0"/>
+              <w:spacing w:line="240" w:lineRule="auto"/>
+              <w:rPr/>
+            </w:pPr>
+            <w:r>
+              <w:rPr>
+                <w:rtl w:val="0"/>
+              </w:rPr>
+            </w:r>
+          </w:p>
+        </w:tc>
+        <w:tc>
+          <w:tcPr>
+            <w:shd w:fill="auto" w:val="clear"/>
+            <w:tcMar>
+              <w:top w:w="100.0" w:type="dxa"/>
+              <w:left w:w="100.0" w:type="dxa"/>
+              <w:bottom w:w="100.0" w:type="dxa"/>
+              <w:right w:w="100.0" w:type="dxa"/>
+            </w:tcMar>
+            <w:vAlign w:val="top"/>
+          </w:tcPr>
+          <w:p>
+            <w:pPr>
+              <w:rPr/>
+            </w:pPr>
+            <w:r>
               <w:rPr>
                 <w:b w:val="1"/>
-              </w:rPr>
-            </w:pPr>
+                <w:rtl w:val="0"/>
+              </w:rPr>
+              <w:t xml:space="preserve">Essential Features </w:t>
+            </w:r>
+            <w:r>
+              <w:rPr>
+                <w:rtl w:val="0"/>
+              </w:rPr>
+              <w:t xml:space="preserve">(120hr)</w:t>
+              <w:br w:type="textWrapping"/>
+              <w:t xml:space="preserve">Story Read-Along Mode (40 hr)</w:t>
+            </w:r>
+          </w:p>
+          <w:p>
+            <w:pPr>
+              <w:widowControl w:val="0"/>
+              <w:spacing w:line="240" w:lineRule="auto"/>
+              <w:rPr/>
+            </w:pPr>
+            <w:r>
+              <w:rPr>
+                <w:rtl w:val="0"/>
+              </w:rPr>
+              <w:t xml:space="preserve">Story Saving (40 hr)</w:t>
+            </w:r>
+          </w:p>
+          <w:p>
+            <w:pPr>
+              <w:widowControl w:val="0"/>
+              <w:spacing w:line="240" w:lineRule="auto"/>
+              <w:rPr/>
+            </w:pPr>
+            <w:r>
+              <w:rPr>
+                <w:rtl w:val="0"/>
+              </w:rPr>
+              <w:t xml:space="preserve">Parent Controls (40 hr)</w:t>
+            </w:r>
+          </w:p>
+          <w:p>
+            <w:pPr>
+              <w:rPr/>
+            </w:pPr>
+            <w:r>
+              <w:rPr>
+                <w:rtl w:val="0"/>
+              </w:rPr>
+              <w:br w:type="textWrapping"/>
+            </w:r>
             <w:r>
               <w:rPr>
                 <w:b w:val="1"/>
                 <w:rtl w:val="0"/>
               </w:rPr>
-              <w:t xml:space="preserve">Desirable Features </w:t>
-            </w:r>
-            <w:r>
-              <w:rPr>
-                <w:rtl w:val="0"/>
-              </w:rPr>
-              <w:t xml:space="preserve">(84hr</w:t>
-            </w:r>
-            <w:r>
+              <w:t xml:space="preserve">Testing</w:t>
+            </w:r>
+            <w:r>
+              <w:rPr>
+                <w:rtl w:val="0"/>
+              </w:rPr>
+              <w:t xml:space="preserve"> (unit + integration + some manual testing): 24 hrs</w:t>
+            </w:r>
+          </w:p>
+        </w:tc>
+        <w:tc>
+          <w:tcPr>
+            <w:shd w:fill="auto" w:val="clear"/>
+            <w:tcMar>
+              <w:top w:w="100.0" w:type="dxa"/>
+              <w:left w:w="100.0" w:type="dxa"/>
+              <w:bottom w:w="100.0" w:type="dxa"/>
+              <w:right w:w="100.0" w:type="dxa"/>
+            </w:tcMar>
+            <w:vAlign w:val="top"/>
+          </w:tcPr>
+          <w:p>
+            <w:pPr>
               <w:rPr>
                 <w:b w:val="1"/>
-                <w:rtl w:val="0"/>
-              </w:rPr>
-              <w:t xml:space="preserve">)</w:t>
-            </w:r>
-          </w:p>
-          <w:p>
-            <w:pPr>
-              <w:rPr/>
+              </w:rPr>
             </w:pPr>
             <w:r>
               <w:rPr>
                 <w:b w:val="1"/>
                 <w:rtl w:val="0"/>
               </w:rPr>
-              <w:t xml:space="preserve">Testing </w:t>
-            </w:r>
-            <w:r>
-              <w:rPr>
-                <w:rtl w:val="0"/>
-              </w:rPr>
-              <w:t xml:space="preserve">(unit + integration + some manual testing): 24 hrs</w:t>
-            </w:r>
-          </w:p>
-        </w:tc>
-        <w:tc>
-          <w:tcPr>
-            <w:shd w:fill="auto" w:val="clear"/>
-            <w:tcMar>
-              <w:top w:w="100.0" w:type="dxa"/>
-              <w:left w:w="100.0" w:type="dxa"/>
-              <w:bottom w:w="100.0" w:type="dxa"/>
-              <w:right w:w="100.0" w:type="dxa"/>
-            </w:tcMar>
-            <w:vAlign w:val="top"/>
-          </w:tcPr>
-          <w:p>
-            <w:pPr>
-              <w:pageBreakBefore w:val="0"/>
+              <w:t xml:space="preserve">Story Generation :</w:t>
+            </w:r>
+          </w:p>
+          <w:p>
+            <w:pPr>
+              <w:rPr/>
+            </w:pPr>
+            <w:r>
+              <w:rPr>
+                <w:rtl w:val="0"/>
+              </w:rPr>
+              <w:t xml:space="preserve">Design a story customization interface with a child-friendly UI</w:t>
+            </w:r>
+          </w:p>
+          <w:p>
+            <w:pPr>
+              <w:rPr/>
+            </w:pPr>
+            <w:r>
+              <w:rPr>
+                <w:rtl w:val="0"/>
+              </w:rPr>
+            </w:r>
+          </w:p>
+          <w:p>
+            <w:pPr>
+              <w:rPr/>
+            </w:pPr>
+            <w:r>
+              <w:rPr>
+                <w:rtl w:val="0"/>
+              </w:rPr>
+              <w:t xml:space="preserve">Create a character selection system with diverse options</w:t>
+            </w:r>
+          </w:p>
+          <w:p>
+            <w:pPr>
+              <w:rPr/>
+            </w:pPr>
+            <w:r>
+              <w:rPr>
+                <w:rtl w:val="0"/>
+              </w:rPr>
+            </w:r>
+          </w:p>
+          <w:p>
+            <w:pPr>
+              <w:rPr/>
+            </w:pPr>
+            <w:r>
+              <w:rPr>
+                <w:rtl w:val="0"/>
+              </w:rPr>
+              <w:t xml:space="preserve">Implement theme and setting selection functionality</w:t>
+            </w:r>
+          </w:p>
+          <w:p>
+            <w:pPr>
+              <w:rPr/>
+            </w:pPr>
+            <w:r>
+              <w:rPr>
+                <w:rtl w:val="0"/>
+              </w:rPr>
+            </w:r>
+          </w:p>
+          <w:p>
+            <w:pPr>
+              <w:rPr/>
+            </w:pPr>
+            <w:r>
+              <w:rPr>
+                <w:rtl w:val="0"/>
+              </w:rPr>
+              <w:t xml:space="preserve">Develop a story template database structure</w:t>
+            </w:r>
+          </w:p>
+          <w:p>
+            <w:pPr>
+              <w:rPr/>
+            </w:pPr>
+            <w:r>
+              <w:rPr>
+                <w:rtl w:val="0"/>
+              </w:rPr>
+            </w:r>
+          </w:p>
+          <w:p>
+            <w:pPr>
+              <w:rPr/>
+            </w:pPr>
+            <w:r>
+              <w:rPr>
+                <w:rtl w:val="0"/>
+              </w:rPr>
+              <w:t xml:space="preserve">Set up integration with NLP/GPT API for story generation</w:t>
+            </w:r>
+          </w:p>
+          <w:p>
+            <w:pPr>
+              <w:rPr/>
+            </w:pPr>
+            <w:r>
+              <w:rPr>
+                <w:rtl w:val="0"/>
+              </w:rPr>
+            </w:r>
+          </w:p>
+          <w:p>
+            <w:pPr>
+              <w:rPr/>
+            </w:pPr>
+            <w:r>
+              <w:rPr>
+                <w:rtl w:val="0"/>
+              </w:rPr>
+              <w:t xml:space="preserve">Create a story rendering view with illustrations</w:t>
+            </w:r>
+          </w:p>
+          <w:p>
+            <w:pPr>
+              <w:rPr/>
+            </w:pPr>
+            <w:r>
+              <w:rPr>
+                <w:rtl w:val="0"/>
+              </w:rPr>
+            </w:r>
+          </w:p>
+          <w:p>
+            <w:pPr>
+              <w:rPr/>
+            </w:pPr>
+            <w:r>
+              <w:rPr>
+                <w:rtl w:val="0"/>
+              </w:rPr>
+              <w:t xml:space="preserve">Develop error handling for generation failures</w:t>
+            </w:r>
+          </w:p>
+          <w:p>
+            <w:pPr>
+              <w:rPr/>
+            </w:pPr>
+            <w:r>
+              <w:rPr>
+                <w:rtl w:val="0"/>
+              </w:rPr>
+            </w:r>
+          </w:p>
+          <w:p>
+            <w:pPr>
+              <w:rPr/>
+            </w:pPr>
+            <w:r>
+              <w:rPr>
+                <w:rtl w:val="0"/>
+              </w:rPr>
+              <w:t xml:space="preserve">Implement loading animations during story creation</w:t>
+            </w:r>
+          </w:p>
+          <w:p>
+            <w:pPr>
+              <w:rPr/>
+            </w:pPr>
+            <w:r>
+              <w:rPr>
+                <w:rtl w:val="0"/>
+              </w:rPr>
+            </w:r>
+          </w:p>
+          <w:p>
+            <w:pPr>
+              <w:rPr/>
+            </w:pPr>
+            <w:r>
+              <w:rPr>
+                <w:b w:val="1"/>
+                <w:rtl w:val="0"/>
+              </w:rPr>
+              <w:t xml:space="preserve">Testing:</w:t>
+            </w:r>
+            <w:r>
+              <w:rPr>
+                <w:rtl w:val="0"/>
+              </w:rPr>
+            </w:r>
+          </w:p>
+          <w:p>
+            <w:pPr>
+              <w:rPr/>
+            </w:pPr>
+            <w:r>
+              <w:rPr>
+                <w:rtl w:val="0"/>
+              </w:rPr>
+              <w:t xml:space="preserve">Test story quality and appropriateness across different inputs</w:t>
+            </w:r>
+          </w:p>
+          <w:p>
+            <w:pPr>
+              <w:rPr/>
+            </w:pPr>
+            <w:r>
+              <w:rPr>
+                <w:rtl w:val="0"/>
+              </w:rPr>
+            </w:r>
+          </w:p>
+          <w:p>
+            <w:pPr>
+              <w:rPr/>
+            </w:pPr>
+            <w:r>
+              <w:rPr>
+                <w:rtl w:val="0"/>
+              </w:rPr>
+              <w:t xml:space="preserve">Optimize generation speed and performance</w:t>
+            </w:r>
+          </w:p>
+        </w:tc>
+        <w:tc>
+          <w:tcPr>
+            <w:shd w:fill="auto" w:val="clear"/>
+            <w:tcMar>
+              <w:top w:w="100.0" w:type="dxa"/>
+              <w:left w:w="100.0" w:type="dxa"/>
+              <w:bottom w:w="100.0" w:type="dxa"/>
+              <w:right w:w="100.0" w:type="dxa"/>
+            </w:tcMar>
+            <w:vAlign w:val="top"/>
+          </w:tcPr>
+          <w:p>
+            <w:pPr>
               <w:widowControl w:val="0"/>
               <w:spacing w:line="240" w:lineRule="auto"/>
               <w:rPr/>
@@ -9603,32 +10528,7 @@
               <w:rPr>
                 <w:rtl w:val="0"/>
               </w:rPr>
-            </w:r>
-          </w:p>
-        </w:tc>
-        <w:tc>
-          <w:tcPr>
-            <w:shd w:fill="auto" w:val="clear"/>
-            <w:tcMar>
-              <w:top w:w="100.0" w:type="dxa"/>
-              <w:left w:w="100.0" w:type="dxa"/>
-              <w:bottom w:w="100.0" w:type="dxa"/>
-              <w:right w:w="100.0" w:type="dxa"/>
-            </w:tcMar>
-            <w:vAlign w:val="top"/>
-          </w:tcPr>
-          <w:p>
-            <w:pPr>
-              <w:pageBreakBefore w:val="0"/>
-              <w:widowControl w:val="0"/>
-              <w:spacing w:line="240" w:lineRule="auto"/>
-              <w:rPr/>
-            </w:pPr>
-            <w:r>
-              <w:rPr>
-                <w:rtl w:val="0"/>
-              </w:rPr>
-              <w:t xml:space="preserve">160hr</w:t>
+              <w:t xml:space="preserve">244 hours</w:t>
             </w:r>
           </w:p>
         </w:tc>
@@ -9677,8 +10577,49 @@
           </w:tcPr>
           <w:p>
             <w:pPr>
-              <w:rPr/>
-            </w:pPr>
+              <w:rPr>
+                <w:b w:val="1"/>
+              </w:rPr>
+            </w:pPr>
+            <w:r>
+              <w:rPr>
+                <w:b w:val="1"/>
+                <w:rtl w:val="0"/>
+              </w:rPr>
+              <w:t xml:space="preserve">Desirable Features </w:t>
+            </w:r>
+            <w:r>
+              <w:rPr>
+                <w:rtl w:val="0"/>
+              </w:rPr>
+              <w:t xml:space="preserve">(84hr</w:t>
+            </w:r>
+            <w:r>
+              <w:rPr>
+                <w:b w:val="1"/>
+                <w:rtl w:val="0"/>
+              </w:rPr>
+              <w:t xml:space="preserve">)</w:t>
+            </w:r>
+          </w:p>
+          <w:p>
+            <w:pPr>
+              <w:rPr/>
+            </w:pPr>
+            <w:r>
+              <w:rPr>
+                <w:b w:val="1"/>
+                <w:rtl w:val="0"/>
+              </w:rPr>
+              <w:t xml:space="preserve">Testing </w:t>
+            </w:r>
+            <w:r>
+              <w:rPr>
+                <w:rtl w:val="0"/>
+              </w:rPr>
+              <w:t xml:space="preserve">(unit + integration + some manual testing): 24 hrs</w:t>
+              <w:br w:type="textWrapping"/>
+            </w:r>
             <w:r>
               <w:rPr>
                 <w:b w:val="1"/>
@@ -9848,7 +10789,7 @@
       <w:pPr>
         <w:numPr>
           <w:ilvl w:val="0"/>
-          <w:numId w:val="3"/>
+          <w:numId w:val="4"/>
         </w:numPr>
         <w:ind w:left="720" w:hanging="360"/>
         <w:rPr>
@@ -9935,74 +10876,6 @@
           <w:rtl w:val="0"/>
         </w:rPr>
         <w:t xml:space="preserve">Version Control:</w:t>
-      </w:r>
-    </w:p>
-    <w:p>
-      <w:pPr>
-        <w:numPr>
-          <w:ilvl w:val="0"/>
-          <w:numId w:val="8"/>
-        </w:numPr>
-        <w:ind w:left="1440" w:hanging="360"/>
-        <w:rPr>
-          <w:u w:val="none"/>
-        </w:rPr>
-      </w:pPr>
-      <w:r>
-        <w:rPr>
-          <w:rtl w:val="0"/>
-        </w:rPr>
-        <w:t xml:space="preserve">Git for version control</w:t>
-      </w:r>
-    </w:p>
-    <w:p>
-      <w:pPr>
-        <w:numPr>
-          <w:ilvl w:val="0"/>
-          <w:numId w:val="8"/>
-        </w:numPr>
-        <w:ind w:left="1440" w:hanging="360"/>
-        <w:rPr>
-          <w:u w:val="none"/>
-        </w:rPr>
-      </w:pPr>
-      <w:r>
-        <w:rPr>
-          <w:rtl w:val="0"/>
-        </w:rPr>
-        <w:t xml:space="preserve">GitHub for repository hosting and collaboration</w:t>
-      </w:r>
-    </w:p>
-    <w:p>
-      <w:pPr>
-        <w:ind w:left="1440" w:firstLine="0"/>
-        <w:rPr/>
-      </w:pPr>
-      <w:r>
-        <w:rPr>
-          <w:rtl w:val="0"/>
-        </w:rPr>
-      </w:r>
-    </w:p>
-    <w:p>
-      <w:pPr>
-        <w:ind w:left="0" w:firstLine="0"/>
-        <w:rPr>
-          <w:b w:val="1"/>
-        </w:rPr>
-      </w:pPr>
-      <w:r>
-        <w:rPr>
-          <w:rtl w:val="0"/>
-        </w:rPr>
-        <w:t xml:space="preserve">            </w:t>
-      </w:r>
-      <w:r>
-        <w:rPr>
-          <w:b w:val="1"/>
-          <w:rtl w:val="0"/>
-        </w:rPr>
-        <w:t xml:space="preserve">Development Tools:</w:t>
       </w:r>
     </w:p>
     <w:p>
@@ -10020,7 +10893,7 @@
         <w:rPr>
           <w:rtl w:val="0"/>
         </w:rPr>
-        <w:t xml:space="preserve">IDE: Visual Studio Code</w:t>
+        <w:t xml:space="preserve">Git for version control</w:t>
       </w:r>
     </w:p>
     <w:p>
@@ -10038,14 +10911,46 @@
         <w:rPr>
           <w:rtl w:val="0"/>
         </w:rPr>
-        <w:t xml:space="preserve">UI Design: Figma for interface design and prototyping</w:t>
+        <w:t xml:space="preserve">GitHub for repository hosting and collaboration</w:t>
+      </w:r>
+    </w:p>
+    <w:p>
+      <w:pPr>
+        <w:ind w:left="1440" w:firstLine="0"/>
+        <w:rPr/>
+      </w:pPr>
+      <w:r>
+        <w:rPr>
+          <w:rtl w:val="0"/>
+        </w:rPr>
+      </w:r>
+    </w:p>
+    <w:p>
+      <w:pPr>
+        <w:ind w:left="0" w:firstLine="0"/>
+        <w:rPr>
+          <w:b w:val="1"/>
+        </w:rPr>
+      </w:pPr>
+      <w:r>
+        <w:rPr>
+          <w:rtl w:val="0"/>
+        </w:rPr>
+        <w:t xml:space="preserve">            </w:t>
+      </w:r>
+      <w:r>
+        <w:rPr>
+          <w:b w:val="1"/>
+          <w:rtl w:val="0"/>
+        </w:rPr>
+        <w:t xml:space="preserve">Development Tools:</w:t>
       </w:r>
     </w:p>
     <w:p>
       <w:pPr>
         <w:numPr>
           <w:ilvl w:val="0"/>
-          <w:numId w:val="10"/>
+          <w:numId w:val="12"/>
         </w:numPr>
         <w:ind w:left="1440" w:hanging="360"/>
         <w:rPr>
@@ -10056,6 +10961,42 @@
         <w:rPr>
           <w:rtl w:val="0"/>
         </w:rPr>
+        <w:t xml:space="preserve">IDE: Visual Studio Code</w:t>
+      </w:r>
+    </w:p>
+    <w:p>
+      <w:pPr>
+        <w:numPr>
+          <w:ilvl w:val="0"/>
+          <w:numId w:val="12"/>
+        </w:numPr>
+        <w:ind w:left="1440" w:hanging="360"/>
+        <w:rPr>
+          <w:u w:val="none"/>
+        </w:rPr>
+      </w:pPr>
+      <w:r>
+        <w:rPr>
+          <w:rtl w:val="0"/>
+        </w:rPr>
+        <w:t xml:space="preserve">UI Design: Figma for interface design and prototyping</w:t>
+      </w:r>
+    </w:p>
+    <w:p>
+      <w:pPr>
+        <w:numPr>
+          <w:ilvl w:val="0"/>
+          <w:numId w:val="12"/>
+        </w:numPr>
+        <w:ind w:left="1440" w:hanging="360"/>
+        <w:rPr>
+          <w:u w:val="none"/>
+        </w:rPr>
+      </w:pPr>
+      <w:r>
+        <w:rPr>
+          <w:rtl w:val="0"/>
+        </w:rPr>
         <w:t xml:space="preserve">Diagramming: Figma for class diagrams and architecture visualization</w:t>
       </w:r>
     </w:p>
@@ -10087,6 +11028,69 @@
           <w:rtl w:val="0"/>
         </w:rPr>
         <w:t xml:space="preserve">Testing Tools:</w:t>
+      </w:r>
+    </w:p>
+    <w:p>
+      <w:pPr>
+        <w:numPr>
+          <w:ilvl w:val="0"/>
+          <w:numId w:val="12"/>
+        </w:numPr>
+        <w:spacing w:after="0" w:afterAutospacing="0"/>
+        <w:ind w:left="1440" w:hanging="360"/>
+      </w:pPr>
+      <w:r>
+        <w:rPr>
+          <w:rtl w:val="0"/>
+        </w:rPr>
+        <w:t xml:space="preserve">Postman for API testing and documentation</w:t>
+      </w:r>
+    </w:p>
+    <w:p>
+      <w:pPr>
+        <w:numPr>
+          <w:ilvl w:val="0"/>
+          <w:numId w:val="12"/>
+        </w:numPr>
+        <w:spacing w:after="0" w:afterAutospacing="0" w:before="0" w:beforeAutospacing="0" w:lineRule="auto"/>
+        <w:ind w:left="1440" w:hanging="360"/>
+      </w:pPr>
+      <w:r>
+        <w:rPr>
+          <w:rtl w:val="0"/>
+        </w:rPr>
+        <w:t xml:space="preserve">React Testing Library for frontend component testing</w:t>
+      </w:r>
+    </w:p>
+    <w:p>
+      <w:pPr>
+        <w:numPr>
+          <w:ilvl w:val="0"/>
+          <w:numId w:val="12"/>
+        </w:numPr>
+        <w:spacing w:after="240" w:before="0" w:beforeAutospacing="0" w:lineRule="auto"/>
+        <w:ind w:left="1440" w:hanging="360"/>
+      </w:pPr>
+      <w:r>
+        <w:rPr>
+          <w:rtl w:val="0"/>
+        </w:rPr>
+        <w:t xml:space="preserve">Jest for JavaScript unit testing</w:t>
+      </w:r>
+    </w:p>
+    <w:p>
+      <w:pPr>
+        <w:ind w:left="720" w:firstLine="0"/>
+        <w:rPr>
+          <w:b w:val="1"/>
+        </w:rPr>
+      </w:pPr>
+      <w:r>
+        <w:rPr>
+          <w:b w:val="1"/>
+          <w:rtl w:val="0"/>
+        </w:rPr>
+        <w:t xml:space="preserve">CI/CD and Deployment:</w:t>
       </w:r>
     </w:p>
     <w:p>
@@ -10102,7 +11106,7 @@
         <w:rPr>
           <w:rtl w:val="0"/>
         </w:rPr>
-        <w:t xml:space="preserve">Postman for API testing and documentation</w:t>
+        <w:t xml:space="preserve">GitHub Actions for continuous integration</w:t>
       </w:r>
     </w:p>
     <w:p>
@@ -10118,7 +11122,7 @@
         <w:rPr>
           <w:rtl w:val="0"/>
         </w:rPr>
-        <w:t xml:space="preserve">React Testing Library for frontend component testing</w:t>
+        <w:t xml:space="preserve">Netlify for frontend hosting and deployment</w:t>
       </w:r>
     </w:p>
     <w:p>
@@ -10134,69 +11138,6 @@
         <w:rPr>
           <w:rtl w:val="0"/>
         </w:rPr>
-        <w:t xml:space="preserve">Jest for JavaScript unit testing</w:t>
-      </w:r>
-    </w:p>
-    <w:p>
-      <w:pPr>
-        <w:ind w:left="720" w:firstLine="0"/>
-        <w:rPr>
-          <w:b w:val="1"/>
-        </w:rPr>
-      </w:pPr>
-      <w:r>
-        <w:rPr>
-          <w:b w:val="1"/>
-          <w:rtl w:val="0"/>
-        </w:rPr>
-        <w:t xml:space="preserve">CI/CD and Deployment:</w:t>
-      </w:r>
-    </w:p>
-    <w:p>
-      <w:pPr>
-        <w:numPr>
-          <w:ilvl w:val="0"/>
-          <w:numId w:val="8"/>
-        </w:numPr>
-        <w:spacing w:after="0" w:afterAutospacing="0"/>
-        <w:ind w:left="1440" w:hanging="360"/>
-      </w:pPr>
-      <w:r>
-        <w:rPr>
-          <w:rtl w:val="0"/>
-        </w:rPr>
-        <w:t xml:space="preserve">GitHub Actions for continuous integration</w:t>
-      </w:r>
-    </w:p>
-    <w:p>
-      <w:pPr>
-        <w:numPr>
-          <w:ilvl w:val="0"/>
-          <w:numId w:val="8"/>
-        </w:numPr>
-        <w:spacing w:after="0" w:afterAutospacing="0" w:before="0" w:beforeAutospacing="0" w:lineRule="auto"/>
-        <w:ind w:left="1440" w:hanging="360"/>
-      </w:pPr>
-      <w:r>
-        <w:rPr>
-          <w:rtl w:val="0"/>
-        </w:rPr>
-        <w:t xml:space="preserve">Netlify for frontend hosting and deployment</w:t>
-      </w:r>
-    </w:p>
-    <w:p>
-      <w:pPr>
-        <w:numPr>
-          <w:ilvl w:val="0"/>
-          <w:numId w:val="8"/>
-        </w:numPr>
-        <w:spacing w:after="240" w:before="0" w:beforeAutospacing="0" w:lineRule="auto"/>
-        <w:ind w:left="1440" w:hanging="360"/>
-      </w:pPr>
-      <w:r>
-        <w:rPr>
-          <w:rtl w:val="0"/>
-        </w:rPr>
         <w:t xml:space="preserve">Heroku for backend hosting and deployment</w:t>
       </w:r>
     </w:p>
@@ -10218,7 +11159,7 @@
         <w:widowControl w:val="0"/>
         <w:numPr>
           <w:ilvl w:val="0"/>
-          <w:numId w:val="3"/>
+          <w:numId w:val="4"/>
         </w:numPr>
         <w:ind w:left="720" w:hanging="360"/>
         <w:rPr>
@@ -10255,7 +11196,7 @@
         </w:rPr>
         <w:t xml:space="preserve">(Please briefly describe criteria for the code commitment and the branching strategy used, e.g. what are the branches to be used, how the pull request will be used etc.  Here is an article to give you some basic knowledge about different git branching strategies: </w:t>
       </w:r>
-      <w:hyperlink r:id="rId8">
+      <w:hyperlink r:id="rId9">
         <w:r>
           <w:rPr>
             <w:i w:val="1"/>
@@ -10340,7 +11281,7 @@
         <w:widowControl w:val="0"/>
         <w:numPr>
           <w:ilvl w:val="0"/>
-          <w:numId w:val="5"/>
+          <w:numId w:val="6"/>
         </w:numPr>
         <w:ind w:left="1440" w:hanging="360"/>
         <w:rPr>
@@ -10369,7 +11310,7 @@
         <w:widowControl w:val="0"/>
         <w:numPr>
           <w:ilvl w:val="0"/>
-          <w:numId w:val="5"/>
+          <w:numId w:val="6"/>
         </w:numPr>
         <w:ind w:left="1440" w:hanging="360"/>
         <w:rPr>
@@ -10671,6 +11612,328 @@
           <w:rtl w:val="0"/>
         </w:rPr>
         <w:t xml:space="preserve">[optional footer(s)]</w:t>
+      </w:r>
+    </w:p>
+    <w:p>
+      <w:pPr>
+        <w:keepNext w:val="0"/>
+        <w:keepLines w:val="0"/>
+        <w:widowControl w:val="0"/>
+        <w:ind w:left="720" w:firstLine="0"/>
+        <w:rPr>
+          <w:rFonts w:ascii="Roboto Mono" w:cs="Roboto Mono" w:eastAsia="Roboto Mono" w:hAnsi="Roboto Mono"/>
+          <w:color w:val="1b1b32"/>
+          <w:sz w:val="21"/>
+          <w:szCs w:val="21"/>
+          <w:shd w:fill="eeeef0" w:val="clear"/>
+        </w:rPr>
+      </w:pPr>
+      <w:r>
+        <w:rPr>
+          <w:rtl w:val="0"/>
+        </w:rPr>
+      </w:r>
+    </w:p>
+    <w:p>
+      <w:pPr>
+        <w:widowControl w:val="0"/>
+        <w:ind w:left="720" w:firstLine="0"/>
+        <w:rPr>
+          <w:b w:val="1"/>
+        </w:rPr>
+      </w:pPr>
+      <w:r>
+        <w:rPr>
+          <w:b w:val="1"/>
+          <w:rtl w:val="0"/>
+        </w:rPr>
+        <w:t xml:space="preserve">Types of Commits</w:t>
+      </w:r>
+    </w:p>
+    <w:p>
+      <w:pPr>
+        <w:widowControl w:val="0"/>
+        <w:numPr>
+          <w:ilvl w:val="0"/>
+          <w:numId w:val="9"/>
+        </w:numPr>
+        <w:ind w:left="1440" w:hanging="360"/>
+        <w:rPr>
+          <w:u w:val="none"/>
+        </w:rPr>
+      </w:pPr>
+      <w:r>
+        <w:rPr>
+          <w:b w:val="1"/>
+          <w:rtl w:val="0"/>
+        </w:rPr>
+        <w:t xml:space="preserve">feat</w:t>
+      </w:r>
+      <w:r>
+        <w:rPr>
+          <w:rtl w:val="0"/>
+        </w:rPr>
+        <w:t xml:space="preserve">: A new feature</w:t>
+      </w:r>
+    </w:p>
+    <w:p>
+      <w:pPr>
+        <w:widowControl w:val="0"/>
+        <w:numPr>
+          <w:ilvl w:val="0"/>
+          <w:numId w:val="9"/>
+        </w:numPr>
+        <w:ind w:left="1440" w:hanging="360"/>
+        <w:rPr>
+          <w:u w:val="none"/>
+        </w:rPr>
+      </w:pPr>
+      <w:r>
+        <w:rPr>
+          <w:b w:val="1"/>
+          <w:rtl w:val="0"/>
+        </w:rPr>
+        <w:t xml:space="preserve">fix</w:t>
+      </w:r>
+      <w:r>
+        <w:rPr>
+          <w:rtl w:val="0"/>
+        </w:rPr>
+        <w:t xml:space="preserve">: A bug fix</w:t>
+      </w:r>
+    </w:p>
+    <w:p>
+      <w:pPr>
+        <w:widowControl w:val="0"/>
+        <w:numPr>
+          <w:ilvl w:val="0"/>
+          <w:numId w:val="9"/>
+        </w:numPr>
+        <w:ind w:left="1440" w:hanging="360"/>
+        <w:rPr>
+          <w:u w:val="none"/>
+        </w:rPr>
+      </w:pPr>
+      <w:r>
+        <w:rPr>
+          <w:b w:val="1"/>
+          <w:rtl w:val="0"/>
+        </w:rPr>
+        <w:t xml:space="preserve">docs</w:t>
+      </w:r>
+      <w:r>
+        <w:rPr>
+          <w:rtl w:val="0"/>
+        </w:rPr>
+        <w:t xml:space="preserve">: Documentation only changes</w:t>
+      </w:r>
+    </w:p>
+    <w:p>
+      <w:pPr>
+        <w:widowControl w:val="0"/>
+        <w:numPr>
+          <w:ilvl w:val="0"/>
+          <w:numId w:val="9"/>
+        </w:numPr>
+        <w:ind w:left="1440" w:hanging="360"/>
+        <w:rPr>
+          <w:u w:val="none"/>
+        </w:rPr>
+      </w:pPr>
+      <w:r>
+        <w:rPr>
+          <w:b w:val="1"/>
+          <w:rtl w:val="0"/>
+        </w:rPr>
+        <w:t xml:space="preserve">style</w:t>
+      </w:r>
+      <w:r>
+        <w:rPr>
+          <w:rtl w:val="0"/>
+        </w:rPr>
+        <w:t xml:space="preserve">: Changes that don't affect code meaning (white-space, formatting, etc.)</w:t>
+      </w:r>
+    </w:p>
+    <w:p>
+      <w:pPr>
+        <w:widowControl w:val="0"/>
+        <w:numPr>
+          <w:ilvl w:val="0"/>
+          <w:numId w:val="9"/>
+        </w:numPr>
+        <w:ind w:left="1440" w:hanging="360"/>
+        <w:rPr>
+          <w:u w:val="none"/>
+        </w:rPr>
+      </w:pPr>
+      <w:r>
+        <w:rPr>
+          <w:b w:val="1"/>
+          <w:rtl w:val="0"/>
+        </w:rPr>
+        <w:t xml:space="preserve">refactor</w:t>
+      </w:r>
+      <w:r>
+        <w:rPr>
+          <w:rtl w:val="0"/>
+        </w:rPr>
+        <w:t xml:space="preserve">: Code change that neither fixes a bug nor adds a feature</w:t>
+      </w:r>
+    </w:p>
+    <w:p>
+      <w:pPr>
+        <w:widowControl w:val="0"/>
+        <w:numPr>
+          <w:ilvl w:val="0"/>
+          <w:numId w:val="9"/>
+        </w:numPr>
+        <w:ind w:left="1440" w:hanging="360"/>
+        <w:rPr>
+          <w:u w:val="none"/>
+        </w:rPr>
+      </w:pPr>
+      <w:r>
+        <w:rPr>
+          <w:b w:val="1"/>
+          <w:rtl w:val="0"/>
+        </w:rPr>
+        <w:t xml:space="preserve">perf</w:t>
+      </w:r>
+      <w:r>
+        <w:rPr>
+          <w:rtl w:val="0"/>
+        </w:rPr>
+        <w:t xml:space="preserve">: Code change that improves performance</w:t>
+      </w:r>
+    </w:p>
+    <w:p>
+      <w:pPr>
+        <w:widowControl w:val="0"/>
+        <w:numPr>
+          <w:ilvl w:val="0"/>
+          <w:numId w:val="9"/>
+        </w:numPr>
+        <w:ind w:left="1440" w:hanging="360"/>
+        <w:rPr>
+          <w:u w:val="none"/>
+        </w:rPr>
+      </w:pPr>
+      <w:r>
+        <w:rPr>
+          <w:b w:val="1"/>
+          <w:rtl w:val="0"/>
+        </w:rPr>
+        <w:t xml:space="preserve">test</w:t>
+      </w:r>
+      <w:r>
+        <w:rPr>
+          <w:rtl w:val="0"/>
+        </w:rPr>
+        <w:t xml:space="preserve">: Adding missing tests or correcting existing tests</w:t>
+      </w:r>
+    </w:p>
+    <w:p>
+      <w:pPr>
+        <w:widowControl w:val="0"/>
+        <w:numPr>
+          <w:ilvl w:val="0"/>
+          <w:numId w:val="9"/>
+        </w:numPr>
+        <w:ind w:left="1440" w:hanging="360"/>
+        <w:rPr>
+          <w:u w:val="none"/>
+        </w:rPr>
+      </w:pPr>
+      <w:r>
+        <w:rPr>
+          <w:b w:val="1"/>
+          <w:rtl w:val="0"/>
+        </w:rPr>
+        <w:t xml:space="preserve">build</w:t>
+      </w:r>
+      <w:r>
+        <w:rPr>
+          <w:rtl w:val="0"/>
+        </w:rPr>
+        <w:t xml:space="preserve">: Changes that affect the build system or external dependencies</w:t>
+      </w:r>
+    </w:p>
+    <w:p>
+      <w:pPr>
+        <w:widowControl w:val="0"/>
+        <w:numPr>
+          <w:ilvl w:val="0"/>
+          <w:numId w:val="9"/>
+        </w:numPr>
+        <w:ind w:left="1440" w:hanging="360"/>
+        <w:rPr>
+          <w:u w:val="none"/>
+        </w:rPr>
+      </w:pPr>
+      <w:r>
+        <w:rPr>
+          <w:b w:val="1"/>
+          <w:rtl w:val="0"/>
+        </w:rPr>
+        <w:t xml:space="preserve">ci</w:t>
+      </w:r>
+      <w:r>
+        <w:rPr>
+          <w:rtl w:val="0"/>
+        </w:rPr>
+        <w:t xml:space="preserve">: Changes to CI configuration files and scripts</w:t>
+      </w:r>
+    </w:p>
+    <w:p>
+      <w:pPr>
+        <w:widowControl w:val="0"/>
+        <w:numPr>
+          <w:ilvl w:val="0"/>
+          <w:numId w:val="9"/>
+        </w:numPr>
+        <w:ind w:left="1440" w:hanging="360"/>
+        <w:rPr>
+          <w:u w:val="none"/>
+        </w:rPr>
+      </w:pPr>
+      <w:r>
+        <w:rPr>
+          <w:b w:val="1"/>
+          <w:rtl w:val="0"/>
+        </w:rPr>
+        <w:t xml:space="preserve">chore</w:t>
+      </w:r>
+      <w:r>
+        <w:rPr>
+          <w:rtl w:val="0"/>
+        </w:rPr>
+        <w:t xml:space="preserve">: Other changes that don't modify src or test files</w:t>
+      </w:r>
+    </w:p>
+    <w:p>
+      <w:pPr>
+        <w:widowControl w:val="0"/>
+        <w:numPr>
+          <w:ilvl w:val="0"/>
+          <w:numId w:val="9"/>
+        </w:numPr>
+        <w:ind w:left="1440" w:hanging="360"/>
+        <w:rPr>
+          <w:u w:val="none"/>
+        </w:rPr>
+      </w:pPr>
+      <w:r>
+        <w:rPr>
+          <w:b w:val="1"/>
+          <w:rtl w:val="0"/>
+        </w:rPr>
+        <w:t xml:space="preserve">revert</w:t>
+      </w:r>
+      <w:r>
+        <w:rPr>
+          <w:rtl w:val="0"/>
+        </w:rPr>
+        <w:t xml:space="preserve">: Reverts a previous commit</w:t>
       </w:r>
     </w:p>
     <w:p>
@@ -10730,7 +11993,7 @@
         <w:widowControl w:val="0"/>
         <w:numPr>
           <w:ilvl w:val="0"/>
-          <w:numId w:val="3"/>
+          <w:numId w:val="4"/>
         </w:numPr>
         <w:ind w:left="720" w:hanging="360"/>
         <w:rPr>
@@ -10869,7 +12132,7 @@
         <w:widowControl w:val="0"/>
         <w:numPr>
           <w:ilvl w:val="0"/>
-          <w:numId w:val="11"/>
+          <w:numId w:val="13"/>
         </w:numPr>
         <w:pBdr>
           <w:top w:space="0" w:sz="0" w:val="nil"/>
@@ -10951,7 +12214,7 @@
     </w:p>
     <w:tbl>
       <w:tblPr>
-        <w:tblStyle w:val="Table7"/>
+        <w:tblStyle w:val="Table8"/>
         <w:tblW w:w="8385.0" w:type="dxa"/>
         <w:jc w:val="left"/>
         <w:tblInd w:w="720.0" w:type="dxa"/>
@@ -11498,7 +12761,7 @@
         <w:pageBreakBefore w:val="0"/>
         <w:numPr>
           <w:ilvl w:val="0"/>
-          <w:numId w:val="11"/>
+          <w:numId w:val="13"/>
         </w:numPr>
         <w:pBdr>
           <w:top w:space="0" w:sz="0" w:val="nil"/>
@@ -11565,7 +12828,7 @@
       <w:pPr>
         <w:numPr>
           <w:ilvl w:val="0"/>
-          <w:numId w:val="14"/>
+          <w:numId w:val="16"/>
         </w:numPr>
         <w:spacing w:after="0" w:afterAutospacing="0" w:before="240" w:lineRule="auto"/>
         <w:ind w:left="1440" w:hanging="360"/>
@@ -11581,7 +12844,7 @@
       <w:pPr>
         <w:numPr>
           <w:ilvl w:val="0"/>
-          <w:numId w:val="14"/>
+          <w:numId w:val="16"/>
         </w:numPr>
         <w:spacing w:after="0" w:afterAutospacing="0" w:before="0" w:beforeAutospacing="0" w:lineRule="auto"/>
         <w:ind w:left="1440" w:hanging="360"/>
@@ -11597,7 +12860,7 @@
       <w:pPr>
         <w:numPr>
           <w:ilvl w:val="0"/>
-          <w:numId w:val="14"/>
+          <w:numId w:val="16"/>
         </w:numPr>
         <w:spacing w:after="240" w:before="0" w:beforeAutospacing="0" w:lineRule="auto"/>
         <w:ind w:left="1440" w:hanging="360"/>
@@ -11629,7 +12892,7 @@
       <w:pPr>
         <w:numPr>
           <w:ilvl w:val="0"/>
-          <w:numId w:val="9"/>
+          <w:numId w:val="11"/>
         </w:numPr>
         <w:spacing w:after="0" w:afterAutospacing="0" w:before="240" w:lineRule="auto"/>
         <w:ind w:left="1440" w:hanging="360"/>
@@ -11645,7 +12908,7 @@
       <w:pPr>
         <w:numPr>
           <w:ilvl w:val="0"/>
-          <w:numId w:val="9"/>
+          <w:numId w:val="11"/>
         </w:numPr>
         <w:spacing w:after="0" w:afterAutospacing="0" w:before="0" w:beforeAutospacing="0" w:lineRule="auto"/>
         <w:ind w:left="1440" w:hanging="360"/>
@@ -11661,7 +12924,7 @@
       <w:pPr>
         <w:numPr>
           <w:ilvl w:val="0"/>
-          <w:numId w:val="9"/>
+          <w:numId w:val="11"/>
         </w:numPr>
         <w:spacing w:after="240" w:before="0" w:beforeAutospacing="0" w:lineRule="auto"/>
         <w:ind w:left="1440" w:hanging="360"/>
@@ -11693,7 +12956,7 @@
       <w:pPr>
         <w:numPr>
           <w:ilvl w:val="0"/>
-          <w:numId w:val="15"/>
+          <w:numId w:val="17"/>
         </w:numPr>
         <w:spacing w:after="0" w:afterAutospacing="0" w:before="240" w:lineRule="auto"/>
         <w:ind w:left="1440" w:hanging="360"/>
@@ -11709,7 +12972,7 @@
       <w:pPr>
         <w:numPr>
           <w:ilvl w:val="0"/>
-          <w:numId w:val="15"/>
+          <w:numId w:val="17"/>
         </w:numPr>
         <w:spacing w:after="0" w:afterAutospacing="0" w:before="0" w:beforeAutospacing="0" w:lineRule="auto"/>
         <w:ind w:left="1440" w:hanging="360"/>
@@ -11725,7 +12988,7 @@
       <w:pPr>
         <w:numPr>
           <w:ilvl w:val="0"/>
-          <w:numId w:val="15"/>
+          <w:numId w:val="17"/>
         </w:numPr>
         <w:spacing w:after="0" w:afterAutospacing="0" w:before="0" w:beforeAutospacing="0" w:lineRule="auto"/>
         <w:ind w:left="1440" w:hanging="360"/>
@@ -11741,7 +13004,7 @@
       <w:pPr>
         <w:numPr>
           <w:ilvl w:val="0"/>
-          <w:numId w:val="15"/>
+          <w:numId w:val="17"/>
         </w:numPr>
         <w:spacing w:after="240" w:before="0" w:beforeAutospacing="0" w:lineRule="auto"/>
         <w:ind w:left="1440" w:hanging="360"/>
@@ -11843,7 +13106,7 @@
         <w:widowControl w:val="0"/>
         <w:numPr>
           <w:ilvl w:val="0"/>
-          <w:numId w:val="11"/>
+          <w:numId w:val="13"/>
         </w:numPr>
         <w:ind w:left="720" w:hanging="360"/>
         <w:rPr>
@@ -11916,7 +13179,7 @@
         <w:widowControl w:val="0"/>
         <w:numPr>
           <w:ilvl w:val="0"/>
-          <w:numId w:val="11"/>
+          <w:numId w:val="13"/>
         </w:numPr>
         <w:pBdr>
           <w:top w:space="0" w:sz="0" w:val="nil"/>
@@ -12012,7 +13275,7 @@
         <w:widowControl w:val="0"/>
         <w:numPr>
           <w:ilvl w:val="0"/>
-          <w:numId w:val="11"/>
+          <w:numId w:val="13"/>
         </w:numPr>
         <w:pBdr>
           <w:top w:space="0" w:sz="0" w:val="nil"/>
@@ -12232,7 +13495,7 @@
     </w:p>
     <w:tbl>
       <w:tblPr>
-        <w:tblStyle w:val="Table8"/>
+        <w:tblStyle w:val="Table9"/>
         <w:tblW w:w="9795.0" w:type="dxa"/>
         <w:jc w:val="left"/>
         <w:tblInd w:w="-75.0" w:type="dxa"/>
@@ -12732,7 +13995,7 @@
               <w:jc w:val="left"/>
               <w:rPr/>
             </w:pPr>
-            <w:hyperlink r:id="rId9">
+            <w:hyperlink r:id="rId10">
               <w:r>
                 <w:rPr>
                   <w:color w:val="1155cc"/>
@@ -12988,14 +14251,14 @@
               <w:jc w:val="left"/>
               <w:rPr/>
             </w:pPr>
-            <w:hyperlink r:id="rId10">
+            <w:hyperlink r:id="rId11">
               <w:r>
                 <w:rPr>
                   <w:color w:val="1155cc"/>
                   <w:u w:val="single"/>
                   <w:rtl w:val="0"/>
                 </w:rPr>
-                <w:t xml:space="preserve">https://claude.ai/new</w:t>
+                <w:t xml:space="preserve">https://claude.ai/chat/6c73c1db-81ad-4cbc-9dbd-c5cb402d8050</w:t>
               </w:r>
             </w:hyperlink>
             <w:r>
@@ -13192,7 +14455,7 @@
               <w:jc w:val="left"/>
               <w:rPr/>
             </w:pPr>
-            <w:hyperlink r:id="rId11">
+            <w:hyperlink r:id="rId12">
               <w:r>
                 <w:rPr>
                   <w:color w:val="1155cc"/>
@@ -13331,7 +14594,7 @@
         <w:widowControl w:val="0"/>
         <w:numPr>
           <w:ilvl w:val="0"/>
-          <w:numId w:val="13"/>
+          <w:numId w:val="15"/>
         </w:numPr>
         <w:ind w:left="720" w:hanging="360"/>
       </w:pPr>
@@ -13365,7 +14628,7 @@
         </w:rPr>
         <w:t xml:space="preserve">. Retrieved from</w:t>
       </w:r>
-      <w:hyperlink r:id="rId12">
+      <w:hyperlink r:id="rId13">
         <w:r>
           <w:rPr>
             <w:color w:val="0e101a"/>
@@ -13374,7 +14637,7 @@
           <w:t xml:space="preserve"> </w:t>
         </w:r>
       </w:hyperlink>
-      <w:hyperlink r:id="rId13">
+      <w:hyperlink r:id="rId14">
         <w:r>
           <w:rPr>
             <w:color w:val="4a6ee0"/>
@@ -13395,7 +14658,7 @@
         <w:widowControl w:val="0"/>
         <w:numPr>
           <w:ilvl w:val="0"/>
-          <w:numId w:val="13"/>
+          <w:numId w:val="15"/>
         </w:numPr>
         <w:ind w:left="720" w:hanging="360"/>
       </w:pPr>
@@ -13428,63 +14691,6 @@
           <w:rtl w:val="0"/>
         </w:rPr>
         <w:t xml:space="preserve">. Meta Platforms, Inc. Retrieved from</w:t>
-      </w:r>
-      <w:hyperlink r:id="rId14">
-        <w:r>
-          <w:rPr>
-            <w:color w:val="0e101a"/>
-            <w:rtl w:val="0"/>
-          </w:rPr>
-          <w:t xml:space="preserve"> </w:t>
-        </w:r>
-      </w:hyperlink>
-      <w:r>
-        <w:rPr>
-          <w:color w:val="4a6ee0"/>
-          <w:u w:val="single"/>
-          <w:rtl w:val="0"/>
-        </w:rPr>
-        <w:t xml:space="preserve">https://react.dev/</w:t>
-      </w:r>
-    </w:p>
-    <w:p>
-      <w:pPr>
-        <w:widowControl w:val="0"/>
-        <w:numPr>
-          <w:ilvl w:val="0"/>
-          <w:numId w:val="13"/>
-        </w:numPr>
-        <w:ind w:left="720" w:hanging="360"/>
-      </w:pPr>
-      <w:r>
-        <w:rPr>
-          <w:b w:val="1"/>
-          <w:color w:val="0e101a"/>
-          <w:rtl w:val="0"/>
-        </w:rPr>
-        <w:t xml:space="preserve">Node.js</w:t>
-      </w:r>
-      <w:r>
-        <w:rPr>
-          <w:color w:val="0e101a"/>
-          <w:rtl w:val="0"/>
-        </w:rPr>
-        <w:t xml:space="preserve">. (2025). </w:t>
-      </w:r>
-      <w:r>
-        <w:rPr>
-          <w:i w:val="1"/>
-          <w:color w:val="0e101a"/>
-          <w:rtl w:val="0"/>
-        </w:rPr>
-        <w:t xml:space="preserve">JavaScript runtime built on Chrome's V8 JavaScript engine</w:t>
-      </w:r>
-      <w:r>
-        <w:rPr>
-          <w:color w:val="0e101a"/>
-          <w:rtl w:val="0"/>
-        </w:rPr>
-        <w:t xml:space="preserve">. OpenJS Foundation. Retrieved from</w:t>
       </w:r>
       <w:hyperlink r:id="rId15">
         <w:r>
@@ -13495,7 +14701,64 @@
           <w:t xml:space="preserve"> </w:t>
         </w:r>
       </w:hyperlink>
+      <w:r>
+        <w:rPr>
+          <w:color w:val="4a6ee0"/>
+          <w:u w:val="single"/>
+          <w:rtl w:val="0"/>
+        </w:rPr>
+        <w:t xml:space="preserve">https://react.dev/</w:t>
+      </w:r>
+    </w:p>
+    <w:p>
+      <w:pPr>
+        <w:widowControl w:val="0"/>
+        <w:numPr>
+          <w:ilvl w:val="0"/>
+          <w:numId w:val="15"/>
+        </w:numPr>
+        <w:ind w:left="720" w:hanging="360"/>
+      </w:pPr>
+      <w:r>
+        <w:rPr>
+          <w:b w:val="1"/>
+          <w:color w:val="0e101a"/>
+          <w:rtl w:val="0"/>
+        </w:rPr>
+        <w:t xml:space="preserve">Node.js</w:t>
+      </w:r>
+      <w:r>
+        <w:rPr>
+          <w:color w:val="0e101a"/>
+          <w:rtl w:val="0"/>
+        </w:rPr>
+        <w:t xml:space="preserve">. (2025). </w:t>
+      </w:r>
+      <w:r>
+        <w:rPr>
+          <w:i w:val="1"/>
+          <w:color w:val="0e101a"/>
+          <w:rtl w:val="0"/>
+        </w:rPr>
+        <w:t xml:space="preserve">JavaScript runtime built on Chrome's V8 JavaScript engine</w:t>
+      </w:r>
+      <w:r>
+        <w:rPr>
+          <w:color w:val="0e101a"/>
+          <w:rtl w:val="0"/>
+        </w:rPr>
+        <w:t xml:space="preserve">. OpenJS Foundation. Retrieved from</w:t>
+      </w:r>
       <w:hyperlink r:id="rId16">
+        <w:r>
+          <w:rPr>
+            <w:color w:val="0e101a"/>
+            <w:rtl w:val="0"/>
+          </w:rPr>
+          <w:t xml:space="preserve"> </w:t>
+        </w:r>
+      </w:hyperlink>
+      <w:hyperlink r:id="rId17">
         <w:r>
           <w:rPr>
             <w:color w:val="4a6ee0"/>
@@ -13516,7 +14779,7 @@
         <w:widowControl w:val="0"/>
         <w:numPr>
           <w:ilvl w:val="0"/>
-          <w:numId w:val="13"/>
+          <w:numId w:val="15"/>
         </w:numPr>
         <w:ind w:left="720" w:hanging="360"/>
       </w:pPr>
@@ -13550,7 +14813,7 @@
         </w:rPr>
         <w:t xml:space="preserve">. MongoDB, Inc. Retrieved from</w:t>
       </w:r>
-      <w:hyperlink r:id="rId17">
+      <w:hyperlink r:id="rId18">
         <w:r>
           <w:rPr>
             <w:color w:val="0e101a"/>
@@ -13559,7 +14822,7 @@
           <w:t xml:space="preserve"> </w:t>
         </w:r>
       </w:hyperlink>
-      <w:hyperlink r:id="rId18">
+      <w:hyperlink r:id="rId19">
         <w:r>
           <w:rPr>
             <w:color w:val="4a6ee0"/>
@@ -13580,7 +14843,7 @@
         <w:widowControl w:val="0"/>
         <w:numPr>
           <w:ilvl w:val="0"/>
-          <w:numId w:val="13"/>
+          <w:numId w:val="15"/>
         </w:numPr>
         <w:ind w:left="720" w:hanging="360"/>
       </w:pPr>
@@ -13614,7 +14877,7 @@
         </w:rPr>
         <w:t xml:space="preserve">. OpenJS Foundation. Retrieved from</w:t>
       </w:r>
-      <w:hyperlink r:id="rId19">
+      <w:hyperlink r:id="rId20">
         <w:r>
           <w:rPr>
             <w:color w:val="0e101a"/>
@@ -13623,7 +14886,7 @@
           <w:t xml:space="preserve"> </w:t>
         </w:r>
       </w:hyperlink>
-      <w:hyperlink r:id="rId20">
+      <w:hyperlink r:id="rId21">
         <w:r>
           <w:rPr>
             <w:color w:val="4a6ee0"/>
@@ -13756,7 +15019,7 @@
     </w:p>
     <w:tbl>
       <w:tblPr>
-        <w:tblStyle w:val="Table9"/>
+        <w:tblStyle w:val="Table10"/>
         <w:tblW w:w="9690.0" w:type="dxa"/>
         <w:jc w:val="left"/>
         <w:tblInd w:w="30.0" w:type="dxa"/>
@@ -15169,14 +16432,886 @@
         <w:tab/>
       </w:r>
     </w:p>
+    <w:p>
+      <w:pPr>
+        <w:keepNext w:val="0"/>
+        <w:keepLines w:val="0"/>
+        <w:pageBreakBefore w:val="0"/>
+        <w:widowControl w:val="0"/>
+        <w:pBdr>
+          <w:top w:space="0" w:sz="0" w:val="nil"/>
+          <w:left w:space="0" w:sz="0" w:val="nil"/>
+          <w:bottom w:space="0" w:sz="0" w:val="nil"/>
+          <w:right w:space="0" w:sz="0" w:val="nil"/>
+          <w:between w:space="0" w:sz="0" w:val="nil"/>
+        </w:pBdr>
+        <w:shd w:fill="auto" w:val="clear"/>
+        <w:spacing w:before="0" w:lineRule="auto"/>
+        <w:ind w:left="720" w:hanging="360"/>
+        <w:rPr/>
+      </w:pPr>
+      <w:r>
+        <w:rPr>
+          <w:rtl w:val="0"/>
+        </w:rPr>
+      </w:r>
+    </w:p>
+    <w:p>
+      <w:pPr>
+        <w:keepNext w:val="0"/>
+        <w:keepLines w:val="0"/>
+        <w:pageBreakBefore w:val="0"/>
+        <w:widowControl w:val="0"/>
+        <w:pBdr>
+          <w:top w:space="0" w:sz="0" w:val="nil"/>
+          <w:left w:space="0" w:sz="0" w:val="nil"/>
+          <w:bottom w:space="0" w:sz="0" w:val="nil"/>
+          <w:right w:space="0" w:sz="0" w:val="nil"/>
+          <w:between w:space="0" w:sz="0" w:val="nil"/>
+        </w:pBdr>
+        <w:shd w:fill="auto" w:val="clear"/>
+        <w:spacing w:before="0" w:lineRule="auto"/>
+        <w:ind w:left="720" w:hanging="360"/>
+        <w:rPr/>
+      </w:pPr>
+      <w:r>
+        <w:rPr>
+          <w:rtl w:val="0"/>
+        </w:rPr>
+      </w:r>
+    </w:p>
+    <w:p>
+      <w:pPr>
+        <w:keepNext w:val="0"/>
+        <w:keepLines w:val="0"/>
+        <w:pageBreakBefore w:val="0"/>
+        <w:widowControl w:val="0"/>
+        <w:pBdr>
+          <w:top w:space="0" w:sz="0" w:val="nil"/>
+          <w:left w:space="0" w:sz="0" w:val="nil"/>
+          <w:bottom w:space="0" w:sz="0" w:val="nil"/>
+          <w:right w:space="0" w:sz="0" w:val="nil"/>
+          <w:between w:space="0" w:sz="0" w:val="nil"/>
+        </w:pBdr>
+        <w:shd w:fill="auto" w:val="clear"/>
+        <w:spacing w:before="0" w:lineRule="auto"/>
+        <w:ind w:left="720" w:hanging="360"/>
+        <w:rPr/>
+      </w:pPr>
+      <w:r>
+        <w:rPr>
+          <w:rtl w:val="0"/>
+        </w:rPr>
+      </w:r>
+    </w:p>
+    <w:p>
+      <w:pPr>
+        <w:pStyle w:val="Heading1"/>
+        <w:keepNext w:val="0"/>
+        <w:keepLines w:val="0"/>
+        <w:widowControl w:val="0"/>
+        <w:rPr/>
+      </w:pPr>
+      <w:bookmarkStart w:colFirst="0" w:colLast="0" w:name="_egch9eb1u057" w:id="29"/>
+      <w:bookmarkEnd w:id="29"/>
+      <w:r>
+        <w:rPr>
+          <w:b w:val="1"/>
+          <w:color w:val="0b5394"/>
+          <w:rtl w:val="0"/>
+        </w:rPr>
+        <w:t xml:space="preserve">Appendix</w:t>
+      </w:r>
+      <w:r>
+        <w:rPr>
+          <w:rtl w:val="0"/>
+        </w:rPr>
+        <w:t xml:space="preserve"> </w:t>
+      </w:r>
+    </w:p>
+    <w:p>
+      <w:pPr>
+        <w:rPr/>
+      </w:pPr>
+      <w:r>
+        <w:pict>
+          <v:rect style="width:0.0pt;height:1.5pt" o:hr="t" o:hrstd="t" o:hralign="center" fillcolor="#A0A0A0" stroked="f"/>
+        </w:pict>
+      </w:r>
+      <w:r>
+        <w:rPr>
+          <w:rtl w:val="0"/>
+        </w:rPr>
+      </w:r>
+    </w:p>
+    <w:p>
+      <w:pPr>
+        <w:rPr/>
+      </w:pPr>
+      <w:r>
+        <w:rPr>
+          <w:rtl w:val="0"/>
+        </w:rPr>
+      </w:r>
+    </w:p>
+    <w:p>
+      <w:pPr>
+        <w:rPr>
+          <w:b w:val="1"/>
+        </w:rPr>
+      </w:pPr>
+      <w:r>
+        <w:rPr>
+          <w:b w:val="1"/>
+          <w:rtl w:val="0"/>
+        </w:rPr>
+        <w:t xml:space="preserve">Mock-ups for Essential Features</w:t>
+      </w:r>
+    </w:p>
+    <w:p>
+      <w:pPr>
+        <w:rPr>
+          <w:b w:val="1"/>
+        </w:rPr>
+      </w:pPr>
+      <w:r>
+        <w:rPr>
+          <w:rtl w:val="0"/>
+        </w:rPr>
+      </w:r>
+    </w:p>
+    <w:p>
+      <w:pPr>
+        <w:pStyle w:val="Heading3"/>
+        <w:widowControl w:val="0"/>
+        <w:numPr>
+          <w:ilvl w:val="0"/>
+          <w:numId w:val="2"/>
+        </w:numPr>
+        <w:spacing w:line="240" w:lineRule="auto"/>
+        <w:ind w:left="720" w:hanging="360"/>
+        <w:rPr>
+          <w:i w:val="1"/>
+          <w:color w:val="000000"/>
+        </w:rPr>
+      </w:pPr>
+      <w:bookmarkStart w:colFirst="0" w:colLast="0" w:name="_nrkh4pg31yzw" w:id="30"/>
+      <w:bookmarkEnd w:id="30"/>
+      <w:r>
+        <w:rPr>
+          <w:i w:val="1"/>
+          <w:color w:val="000000"/>
+          <w:rtl w:val="0"/>
+        </w:rPr>
+        <w:t xml:space="preserve">User Registration &amp; Login</w:t>
+      </w:r>
+    </w:p>
+    <w:p>
+      <w:pPr>
+        <w:widowControl w:val="0"/>
+        <w:spacing w:line="240" w:lineRule="auto"/>
+        <w:ind w:left="720" w:firstLine="0"/>
+        <w:rPr/>
+      </w:pPr>
+      <w:r>
+        <w:rPr>
+          <w:rtl w:val="0"/>
+        </w:rPr>
+        <w:t xml:space="preserve">As a parent, I want to create an account and log in securely, so that I can manage my child’s story preferences and saved stories.</w:t>
+      </w:r>
+    </w:p>
+    <w:p>
+      <w:pPr>
+        <w:widowControl w:val="0"/>
+        <w:spacing w:line="240" w:lineRule="auto"/>
+        <w:ind w:left="720" w:firstLine="0"/>
+        <w:rPr/>
+      </w:pPr>
+      <w:r>
+        <w:rPr>
+          <w:rtl w:val="0"/>
+        </w:rPr>
+      </w:r>
+    </w:p>
+    <w:p>
+      <w:pPr>
+        <w:widowControl w:val="0"/>
+        <w:spacing w:line="240" w:lineRule="auto"/>
+        <w:ind w:left="0" w:firstLine="0"/>
+        <w:jc w:val="center"/>
+        <w:rPr/>
+      </w:pPr>
+      <w:r>
+        <w:rPr/>
+        <w:drawing>
+          <wp:inline distB="114300" distT="114300" distL="114300" distR="114300">
+            <wp:extent cx="5247335" cy="2519363"/>
+            <wp:effectExtent b="0" l="0" r="0" t="0"/>
+            <wp:docPr id="4" name="image3.png"/>
+            <a:graphic>
+              <a:graphicData uri="http://schemas.openxmlformats.org/drawingml/2006/picture">
+                <pic:pic>
+                  <pic:nvPicPr>
+                    <pic:cNvPr id="0" name="image3.png"/>
+                    <pic:cNvPicPr preferRelativeResize="0"/>
+                  </pic:nvPicPr>
+                  <pic:blipFill>
+                    <a:blip r:embed="rId22"/>
+                    <a:srcRect b="0" l="164" r="164" t="0"/>
+                    <a:stretch>
+                      <a:fillRect/>
+                    </a:stretch>
+                  </pic:blipFill>
+                  <pic:spPr>
+                    <a:xfrm>
+                      <a:off x="0" y="0"/>
+                      <a:ext cx="5247335" cy="2519363"/>
+                    </a:xfrm>
+                    <a:prstGeom prst="rect"/>
+                    <a:ln/>
+                  </pic:spPr>
+                </pic:pic>
+              </a:graphicData>
+            </a:graphic>
+          </wp:inline>
+        </w:drawing>
+      </w:r>
+      <w:r>
+        <w:rPr>
+          <w:rtl w:val="0"/>
+        </w:rPr>
+      </w:r>
+    </w:p>
+    <w:p>
+      <w:pPr>
+        <w:widowControl w:val="0"/>
+        <w:spacing w:line="240" w:lineRule="auto"/>
+        <w:ind w:left="720" w:firstLine="0"/>
+        <w:rPr/>
+      </w:pPr>
+      <w:r>
+        <w:rPr>
+          <w:rtl w:val="0"/>
+        </w:rPr>
+      </w:r>
+    </w:p>
+    <w:p>
+      <w:pPr>
+        <w:pStyle w:val="Heading3"/>
+        <w:widowControl w:val="0"/>
+        <w:numPr>
+          <w:ilvl w:val="0"/>
+          <w:numId w:val="2"/>
+        </w:numPr>
+        <w:spacing w:line="240" w:lineRule="auto"/>
+        <w:ind w:left="720" w:hanging="360"/>
+        <w:rPr>
+          <w:i w:val="1"/>
+          <w:color w:val="000000"/>
+        </w:rPr>
+      </w:pPr>
+      <w:bookmarkStart w:colFirst="0" w:colLast="0" w:name="_7qrvilaez61x" w:id="31"/>
+      <w:bookmarkEnd w:id="31"/>
+      <w:r>
+        <w:rPr>
+          <w:i w:val="1"/>
+          <w:color w:val="000000"/>
+          <w:rtl w:val="0"/>
+        </w:rPr>
+        <w:t xml:space="preserve">Story Generation</w:t>
+      </w:r>
+    </w:p>
+    <w:p>
+      <w:pPr>
+        <w:widowControl w:val="0"/>
+        <w:spacing w:line="240" w:lineRule="auto"/>
+        <w:ind w:left="720" w:firstLine="0"/>
+        <w:rPr/>
+      </w:pPr>
+      <w:r>
+        <w:rPr>
+          <w:rtl w:val="0"/>
+        </w:rPr>
+        <w:t xml:space="preserve">As a child with help from a parent, I want to generate a customized bedtime story by selecting characters, themes, and settings, so that I can enjoy a personalized reading experience</w:t>
+      </w:r>
+    </w:p>
+    <w:p>
+      <w:pPr>
+        <w:widowControl w:val="0"/>
+        <w:spacing w:line="240" w:lineRule="auto"/>
+        <w:ind w:left="0" w:firstLine="0"/>
+        <w:jc w:val="center"/>
+        <w:rPr/>
+      </w:pPr>
+      <w:r>
+        <w:rPr/>
+        <w:drawing>
+          <wp:inline distB="114300" distT="114300" distL="114300" distR="114300">
+            <wp:extent cx="4952426" cy="3262313"/>
+            <wp:effectExtent b="0" l="0" r="0" t="0"/>
+            <wp:docPr id="2" name="image5.png"/>
+            <a:graphic>
+              <a:graphicData uri="http://schemas.openxmlformats.org/drawingml/2006/picture">
+                <pic:pic>
+                  <pic:nvPicPr>
+                    <pic:cNvPr id="0" name="image5.png"/>
+                    <pic:cNvPicPr preferRelativeResize="0"/>
+                  </pic:nvPicPr>
+                  <pic:blipFill>
+                    <a:blip r:embed="rId23"/>
+                    <a:srcRect b="0" l="0" r="0" t="0"/>
+                    <a:stretch>
+                      <a:fillRect/>
+                    </a:stretch>
+                  </pic:blipFill>
+                  <pic:spPr>
+                    <a:xfrm>
+                      <a:off x="0" y="0"/>
+                      <a:ext cx="4952426" cy="3262313"/>
+                    </a:xfrm>
+                    <a:prstGeom prst="rect"/>
+                    <a:ln/>
+                  </pic:spPr>
+                </pic:pic>
+              </a:graphicData>
+            </a:graphic>
+          </wp:inline>
+        </w:drawing>
+      </w:r>
+      <w:r>
+        <w:rPr>
+          <w:rtl w:val="0"/>
+        </w:rPr>
+      </w:r>
+    </w:p>
+    <w:p>
+      <w:pPr>
+        <w:widowControl w:val="0"/>
+        <w:spacing w:line="240" w:lineRule="auto"/>
+        <w:ind w:left="0" w:firstLine="0"/>
+        <w:rPr/>
+      </w:pPr>
+      <w:r>
+        <w:rPr>
+          <w:rtl w:val="0"/>
+        </w:rPr>
+      </w:r>
+    </w:p>
+    <w:p>
+      <w:pPr>
+        <w:widowControl w:val="0"/>
+        <w:spacing w:line="240" w:lineRule="auto"/>
+        <w:ind w:left="0" w:firstLine="0"/>
+        <w:rPr/>
+      </w:pPr>
+      <w:r>
+        <w:rPr>
+          <w:rtl w:val="0"/>
+        </w:rPr>
+      </w:r>
+    </w:p>
+    <w:p>
+      <w:pPr>
+        <w:pStyle w:val="Heading3"/>
+        <w:widowControl w:val="0"/>
+        <w:numPr>
+          <w:ilvl w:val="0"/>
+          <w:numId w:val="2"/>
+        </w:numPr>
+        <w:spacing w:line="240" w:lineRule="auto"/>
+        <w:ind w:left="720" w:hanging="360"/>
+        <w:rPr>
+          <w:i w:val="1"/>
+          <w:color w:val="000000"/>
+          <w:u w:val="none"/>
+        </w:rPr>
+      </w:pPr>
+      <w:bookmarkStart w:colFirst="0" w:colLast="0" w:name="_prjiray1qk09" w:id="32"/>
+      <w:bookmarkEnd w:id="32"/>
+      <w:r>
+        <w:rPr>
+          <w:i w:val="1"/>
+          <w:color w:val="000000"/>
+          <w:rtl w:val="0"/>
+        </w:rPr>
+        <w:t xml:space="preserve">Story Read-Along Mode</w:t>
+      </w:r>
+    </w:p>
+    <w:p>
+      <w:pPr>
+        <w:widowControl w:val="0"/>
+        <w:spacing w:line="240" w:lineRule="auto"/>
+        <w:ind w:left="720" w:firstLine="0"/>
+        <w:rPr/>
+      </w:pPr>
+      <w:r>
+        <w:rPr>
+          <w:rtl w:val="0"/>
+        </w:rPr>
+        <w:t xml:space="preserve">As a child, I want the story to be displayed with highlighted text as it is read aloud, so that I can improve my reading skills and engagement.</w:t>
+      </w:r>
+    </w:p>
+    <w:p>
+      <w:pPr>
+        <w:widowControl w:val="0"/>
+        <w:spacing w:line="240" w:lineRule="auto"/>
+        <w:ind w:left="720" w:firstLine="0"/>
+        <w:rPr/>
+      </w:pPr>
+      <w:r>
+        <w:rPr>
+          <w:rtl w:val="0"/>
+        </w:rPr>
+      </w:r>
+    </w:p>
+    <w:p>
+      <w:pPr>
+        <w:widowControl w:val="0"/>
+        <w:spacing w:line="240" w:lineRule="auto"/>
+        <w:ind w:left="0" w:firstLine="0"/>
+        <w:jc w:val="center"/>
+        <w:rPr/>
+      </w:pPr>
+      <w:r>
+        <w:rPr/>
+        <w:drawing>
+          <wp:inline distB="114300" distT="114300" distL="114300" distR="114300">
+            <wp:extent cx="4957763" cy="3276351"/>
+            <wp:effectExtent b="0" l="0" r="0" t="0"/>
+            <wp:docPr id="6" name="image6.png"/>
+            <a:graphic>
+              <a:graphicData uri="http://schemas.openxmlformats.org/drawingml/2006/picture">
+                <pic:pic>
+                  <pic:nvPicPr>
+                    <pic:cNvPr id="0" name="image6.png"/>
+                    <pic:cNvPicPr preferRelativeResize="0"/>
+                  </pic:nvPicPr>
+                  <pic:blipFill>
+                    <a:blip r:embed="rId24"/>
+                    <a:srcRect b="0" l="0" r="0" t="0"/>
+                    <a:stretch>
+                      <a:fillRect/>
+                    </a:stretch>
+                  </pic:blipFill>
+                  <pic:spPr>
+                    <a:xfrm>
+                      <a:off x="0" y="0"/>
+                      <a:ext cx="4957763" cy="3276351"/>
+                    </a:xfrm>
+                    <a:prstGeom prst="rect"/>
+                    <a:ln/>
+                  </pic:spPr>
+                </pic:pic>
+              </a:graphicData>
+            </a:graphic>
+          </wp:inline>
+        </w:drawing>
+      </w:r>
+      <w:r>
+        <w:rPr>
+          <w:rtl w:val="0"/>
+        </w:rPr>
+      </w:r>
+    </w:p>
+    <w:p>
+      <w:pPr>
+        <w:widowControl w:val="0"/>
+        <w:spacing w:line="240" w:lineRule="auto"/>
+        <w:ind w:left="720" w:firstLine="0"/>
+        <w:rPr/>
+      </w:pPr>
+      <w:r>
+        <w:rPr>
+          <w:rtl w:val="0"/>
+        </w:rPr>
+      </w:r>
+    </w:p>
+    <w:p>
+      <w:pPr>
+        <w:pStyle w:val="Heading3"/>
+        <w:widowControl w:val="0"/>
+        <w:numPr>
+          <w:ilvl w:val="0"/>
+          <w:numId w:val="2"/>
+        </w:numPr>
+        <w:spacing w:line="240" w:lineRule="auto"/>
+        <w:ind w:left="720" w:hanging="360"/>
+        <w:rPr>
+          <w:i w:val="1"/>
+          <w:color w:val="000000"/>
+        </w:rPr>
+      </w:pPr>
+      <w:bookmarkStart w:colFirst="0" w:colLast="0" w:name="_p67b73togiis" w:id="33"/>
+      <w:bookmarkEnd w:id="33"/>
+      <w:r>
+        <w:rPr>
+          <w:i w:val="1"/>
+          <w:color w:val="000000"/>
+          <w:rtl w:val="0"/>
+        </w:rPr>
+        <w:t xml:space="preserve">Story Saving</w:t>
+      </w:r>
+    </w:p>
+    <w:p>
+      <w:pPr>
+        <w:widowControl w:val="0"/>
+        <w:spacing w:line="240" w:lineRule="auto"/>
+        <w:ind w:left="720" w:firstLine="0"/>
+        <w:rPr/>
+      </w:pPr>
+      <w:r>
+        <w:rPr>
+          <w:rtl w:val="0"/>
+        </w:rPr>
+        <w:t xml:space="preserve">As a parent, I want to save my child’s favorite generated stories, so that we can read them again later.</w:t>
+      </w:r>
+    </w:p>
+    <w:p>
+      <w:pPr>
+        <w:widowControl w:val="0"/>
+        <w:spacing w:line="240" w:lineRule="auto"/>
+        <w:ind w:left="-90" w:firstLine="0"/>
+        <w:rPr/>
+      </w:pPr>
+      <w:r>
+        <w:rPr/>
+        <w:drawing>
+          <wp:inline distB="114300" distT="114300" distL="114300" distR="114300">
+            <wp:extent cx="6504754" cy="2328863"/>
+            <wp:effectExtent b="0" l="0" r="0" t="0"/>
+            <wp:docPr id="5" name="image1.png"/>
+            <a:graphic>
+              <a:graphicData uri="http://schemas.openxmlformats.org/drawingml/2006/picture">
+                <pic:pic>
+                  <pic:nvPicPr>
+                    <pic:cNvPr id="0" name="image1.png"/>
+                    <pic:cNvPicPr preferRelativeResize="0"/>
+                  </pic:nvPicPr>
+                  <pic:blipFill>
+                    <a:blip r:embed="rId25"/>
+                    <a:srcRect b="52" l="0" r="0" t="52"/>
+                    <a:stretch>
+                      <a:fillRect/>
+                    </a:stretch>
+                  </pic:blipFill>
+                  <pic:spPr>
+                    <a:xfrm>
+                      <a:off x="0" y="0"/>
+                      <a:ext cx="6504754" cy="2328863"/>
+                    </a:xfrm>
+                    <a:prstGeom prst="rect"/>
+                    <a:ln/>
+                  </pic:spPr>
+                </pic:pic>
+              </a:graphicData>
+            </a:graphic>
+          </wp:inline>
+        </w:drawing>
+      </w:r>
+      <w:r>
+        <w:rPr>
+          <w:rtl w:val="0"/>
+        </w:rPr>
+      </w:r>
+    </w:p>
+    <w:p>
+      <w:pPr>
+        <w:widowControl w:val="0"/>
+        <w:spacing w:line="240" w:lineRule="auto"/>
+        <w:ind w:left="0" w:firstLine="0"/>
+        <w:rPr/>
+      </w:pPr>
+      <w:r>
+        <w:rPr>
+          <w:rtl w:val="0"/>
+        </w:rPr>
+      </w:r>
+    </w:p>
+    <w:p>
+      <w:pPr>
+        <w:pStyle w:val="Heading3"/>
+        <w:widowControl w:val="0"/>
+        <w:numPr>
+          <w:ilvl w:val="0"/>
+          <w:numId w:val="2"/>
+        </w:numPr>
+        <w:spacing w:line="240" w:lineRule="auto"/>
+        <w:ind w:left="720" w:hanging="360"/>
+        <w:rPr>
+          <w:i w:val="1"/>
+          <w:color w:val="000000"/>
+        </w:rPr>
+      </w:pPr>
+      <w:bookmarkStart w:colFirst="0" w:colLast="0" w:name="_hrkwspi3kyiu" w:id="34"/>
+      <w:bookmarkEnd w:id="34"/>
+      <w:r>
+        <w:rPr>
+          <w:i w:val="1"/>
+          <w:color w:val="000000"/>
+          <w:rtl w:val="0"/>
+        </w:rPr>
+        <w:t xml:space="preserve">Parent Controls</w:t>
+      </w:r>
+    </w:p>
+    <w:p>
+      <w:pPr>
+        <w:widowControl w:val="0"/>
+        <w:spacing w:line="240" w:lineRule="auto"/>
+        <w:ind w:left="720" w:firstLine="0"/>
+        <w:rPr/>
+      </w:pPr>
+      <w:r>
+        <w:rPr>
+          <w:rtl w:val="0"/>
+        </w:rPr>
+        <w:t xml:space="preserve">As a parent, I want to enable content filters and limit story themes, so that I can ensure age-appropriate content for my child.</w:t>
+      </w:r>
+    </w:p>
+    <w:p>
+      <w:pPr>
+        <w:widowControl w:val="0"/>
+        <w:spacing w:line="240" w:lineRule="auto"/>
+        <w:ind w:left="0" w:firstLine="0"/>
+        <w:rPr/>
+      </w:pPr>
+      <w:r>
+        <w:rPr>
+          <w:rtl w:val="0"/>
+        </w:rPr>
+      </w:r>
+    </w:p>
+    <w:p>
+      <w:pPr>
+        <w:jc w:val="center"/>
+        <w:rPr/>
+      </w:pPr>
+      <w:r>
+        <w:rPr/>
+        <w:drawing>
+          <wp:inline distB="114300" distT="114300" distL="114300" distR="114300">
+            <wp:extent cx="5616990" cy="3709988"/>
+            <wp:effectExtent b="0" l="0" r="0" t="0"/>
+            <wp:docPr id="3" name="image4.png"/>
+            <a:graphic>
+              <a:graphicData uri="http://schemas.openxmlformats.org/drawingml/2006/picture">
+                <pic:pic>
+                  <pic:nvPicPr>
+                    <pic:cNvPr id="0" name="image4.png"/>
+                    <pic:cNvPicPr preferRelativeResize="0"/>
+                  </pic:nvPicPr>
+                  <pic:blipFill>
+                    <a:blip r:embed="rId26"/>
+                    <a:srcRect b="0" l="0" r="0" t="0"/>
+                    <a:stretch>
+                      <a:fillRect/>
+                    </a:stretch>
+                  </pic:blipFill>
+                  <pic:spPr>
+                    <a:xfrm>
+                      <a:off x="0" y="0"/>
+                      <a:ext cx="5616990" cy="3709988"/>
+                    </a:xfrm>
+                    <a:prstGeom prst="rect"/>
+                    <a:ln/>
+                  </pic:spPr>
+                </pic:pic>
+              </a:graphicData>
+            </a:graphic>
+          </wp:inline>
+        </w:drawing>
+      </w:r>
+      <w:r>
+        <w:rPr>
+          <w:rtl w:val="0"/>
+        </w:rPr>
+      </w:r>
+    </w:p>
+    <w:p>
+      <w:pPr>
+        <w:rPr/>
+      </w:pPr>
+      <w:r>
+        <w:rPr>
+          <w:rtl w:val="0"/>
+        </w:rPr>
+      </w:r>
+    </w:p>
+    <w:p>
+      <w:pPr>
+        <w:rPr/>
+      </w:pPr>
+      <w:r>
+        <w:rPr>
+          <w:rtl w:val="0"/>
+        </w:rPr>
+      </w:r>
+    </w:p>
     <w:sectPr>
-      <w:headerReference r:id="rId21" w:type="default"/>
+      <w:headerReference r:id="rId27" w:type="default"/>
       <w:pgSz w:h="15840" w:w="12240" w:orient="portrait"/>
       <w:pgMar w:bottom="1440" w:top="1440" w:left="1440" w:right="1080" w:header="0" w:footer="720"/>
       <w:pgNumType w:start="1"/>
     </w:sectPr>
   </w:body>
 </w:document>
+</file>
+
+<file path=word/comments.xml><?xml version="1.0" encoding="utf-8"?>
+<w:comments xmlns:mc="http://schemas.openxmlformats.org/markup-compatibility/2006" xmlns:o="urn:schemas-microsoft-com:office:office" xmlns:r="http://schemas.openxmlformats.org/officeDocument/2006/relationships" xmlns:m="http://schemas.openxmlformats.org/officeDocument/2006/math" xmlns:v="urn:schemas-microsoft-com:vml" xmlns:wp="http://schemas.openxmlformats.org/drawingml/2006/wordprocessingDrawing" xmlns:w10="urn:schemas-microsoft-com:office:word" xmlns:w="http://schemas.openxmlformats.org/wordprocessingml/2006/main" xmlns:wne="http://schemas.microsoft.com/office/word/2006/wordml" xmlns:sl="http://schemas.openxmlformats.org/schemaLibrary/2006/main" xmlns:a="http://schemas.openxmlformats.org/drawingml/2006/main" xmlns:pic="http://schemas.openxmlformats.org/drawingml/2006/picture" xmlns:c="http://schemas.openxmlformats.org/drawingml/2006/chart" xmlns:lc="http://schemas.openxmlformats.org/drawingml/2006/lockedCanvas" xmlns:dgm="http://schemas.openxmlformats.org/drawingml/2006/diagram" xmlns:wps="http://schemas.microsoft.com/office/word/2010/wordprocessingShape" xmlns:wpg="http://schemas.microsoft.com/office/word/2010/wordprocessingGroup" xmlns:w14="http://schemas.microsoft.com/office/word/2010/wordml" xmlns:w15="http://schemas.microsoft.com/office/word/2012/wordml" xmlns:w16="http://schemas.microsoft.com/office/word/2018/wordml" xmlns:w16cex="http://schemas.microsoft.com/office/word/2018/wordml/cex" xmlns:w16cid="http://schemas.microsoft.com/office/word/2016/wordml/cid" xmlns="http://schemas.microsoft.com/office/tasks/2019/documenttasks" xmlns:cr="http://schemas.microsoft.com/office/comments/2020/reactions">
+  <w:comment w:author="Yuting Zhang" w:id="1" w:date="2025-05-17T18:23:00Z">
+    <w:p>
+      <w:pPr>
+        <w:keepNext w:val="0"/>
+        <w:keepLines w:val="0"/>
+        <w:pageBreakBefore w:val="0"/>
+        <w:widowControl w:val="0"/>
+        <w:pBdr>
+          <w:top w:space="0" w:sz="0" w:val="nil"/>
+          <w:left w:space="0" w:sz="0" w:val="nil"/>
+          <w:bottom w:space="0" w:sz="0" w:val="nil"/>
+          <w:right w:space="0" w:sz="0" w:val="nil"/>
+          <w:between w:space="0" w:sz="0" w:val="nil"/>
+        </w:pBdr>
+        <w:shd w:fill="auto" w:val="clear"/>
+        <w:spacing w:after="0" w:before="0" w:line="240" w:lineRule="auto"/>
+        <w:ind w:left="0" w:right="0" w:firstLine="0"/>
+        <w:jc w:val="left"/>
+        <w:rPr>
+          <w:rFonts w:ascii="Arial" w:cs="Arial" w:eastAsia="Arial" w:hAnsi="Arial"/>
+          <w:b w:val="0"/>
+          <w:i w:val="0"/>
+          <w:smallCaps w:val="0"/>
+          <w:strike w:val="0"/>
+          <w:color w:val="000000"/>
+          <w:sz w:val="22"/>
+          <w:szCs w:val="22"/>
+          <w:u w:val="none"/>
+          <w:shd w:fill="auto" w:val="clear"/>
+          <w:vertAlign w:val="baseline"/>
+        </w:rPr>
+      </w:pPr>
+      <w:r>
+        <w:rPr>
+          <w:rFonts w:ascii="Arial" w:cs="Arial" w:eastAsia="Arial" w:hAnsi="Arial"/>
+          <w:b w:val="0"/>
+          <w:i w:val="0"/>
+          <w:smallCaps w:val="0"/>
+          <w:strike w:val="0"/>
+          <w:color w:val="000000"/>
+          <w:sz w:val="22"/>
+          <w:szCs w:val="22"/>
+          <w:u w:val="none"/>
+          <w:shd w:fill="auto" w:val="clear"/>
+          <w:vertAlign w:val="baseline"/>
+          <w:rtl w:val="0"/>
+        </w:rPr>
+        <w:t xml:space="preserve">this functionality is for child or for parent?Does it require any authentication first?</w:t>
+      </w:r>
+    </w:p>
+  </w:comment>
+  <w:comment w:author="Yuting Zhang" w:id="2" w:date="2025-05-17T18:27:30Z">
+    <w:p>
+      <w:pPr>
+        <w:keepNext w:val="0"/>
+        <w:keepLines w:val="0"/>
+        <w:pageBreakBefore w:val="0"/>
+        <w:widowControl w:val="0"/>
+        <w:pBdr>
+          <w:top w:space="0" w:sz="0" w:val="nil"/>
+          <w:left w:space="0" w:sz="0" w:val="nil"/>
+          <w:bottom w:space="0" w:sz="0" w:val="nil"/>
+          <w:right w:space="0" w:sz="0" w:val="nil"/>
+          <w:between w:space="0" w:sz="0" w:val="nil"/>
+        </w:pBdr>
+        <w:shd w:fill="auto" w:val="clear"/>
+        <w:spacing w:after="0" w:before="0" w:line="240" w:lineRule="auto"/>
+        <w:ind w:left="0" w:right="0" w:firstLine="0"/>
+        <w:jc w:val="left"/>
+        <w:rPr>
+          <w:rFonts w:ascii="Arial" w:cs="Arial" w:eastAsia="Arial" w:hAnsi="Arial"/>
+          <w:b w:val="0"/>
+          <w:i w:val="0"/>
+          <w:smallCaps w:val="0"/>
+          <w:strike w:val="0"/>
+          <w:color w:val="000000"/>
+          <w:sz w:val="22"/>
+          <w:szCs w:val="22"/>
+          <w:u w:val="none"/>
+          <w:shd w:fill="auto" w:val="clear"/>
+          <w:vertAlign w:val="baseline"/>
+        </w:rPr>
+      </w:pPr>
+      <w:r>
+        <w:rPr>
+          <w:rFonts w:ascii="Arial" w:cs="Arial" w:eastAsia="Arial" w:hAnsi="Arial"/>
+          <w:b w:val="0"/>
+          <w:i w:val="0"/>
+          <w:smallCaps w:val="0"/>
+          <w:strike w:val="0"/>
+          <w:color w:val="000000"/>
+          <w:sz w:val="22"/>
+          <w:szCs w:val="22"/>
+          <w:u w:val="none"/>
+          <w:shd w:fill="auto" w:val="clear"/>
+          <w:vertAlign w:val="baseline"/>
+          <w:rtl w:val="0"/>
+        </w:rPr>
+        <w:t xml:space="preserve">this should be i the tasks column</w:t>
+      </w:r>
+    </w:p>
+  </w:comment>
+  <w:comment w:author="Yuting Zhang" w:id="0" w:date="2025-05-17T18:22:23Z">
+    <w:p>
+      <w:pPr>
+        <w:keepNext w:val="0"/>
+        <w:keepLines w:val="0"/>
+        <w:pageBreakBefore w:val="0"/>
+        <w:widowControl w:val="0"/>
+        <w:pBdr>
+          <w:top w:space="0" w:sz="0" w:val="nil"/>
+          <w:left w:space="0" w:sz="0" w:val="nil"/>
+          <w:bottom w:space="0" w:sz="0" w:val="nil"/>
+          <w:right w:space="0" w:sz="0" w:val="nil"/>
+          <w:between w:space="0" w:sz="0" w:val="nil"/>
+        </w:pBdr>
+        <w:shd w:fill="auto" w:val="clear"/>
+        <w:spacing w:after="0" w:before="0" w:line="240" w:lineRule="auto"/>
+        <w:ind w:left="0" w:right="0" w:firstLine="0"/>
+        <w:jc w:val="left"/>
+        <w:rPr>
+          <w:rFonts w:ascii="Arial" w:cs="Arial" w:eastAsia="Arial" w:hAnsi="Arial"/>
+          <w:b w:val="0"/>
+          <w:i w:val="0"/>
+          <w:smallCaps w:val="0"/>
+          <w:strike w:val="0"/>
+          <w:color w:val="000000"/>
+          <w:sz w:val="22"/>
+          <w:szCs w:val="22"/>
+          <w:u w:val="none"/>
+          <w:shd w:fill="auto" w:val="clear"/>
+          <w:vertAlign w:val="baseline"/>
+        </w:rPr>
+      </w:pPr>
+      <w:r>
+        <w:rPr>
+          <w:rFonts w:ascii="Arial" w:cs="Arial" w:eastAsia="Arial" w:hAnsi="Arial"/>
+          <w:b w:val="0"/>
+          <w:i w:val="0"/>
+          <w:smallCaps w:val="0"/>
+          <w:strike w:val="0"/>
+          <w:color w:val="000000"/>
+          <w:sz w:val="22"/>
+          <w:szCs w:val="22"/>
+          <w:u w:val="none"/>
+          <w:shd w:fill="auto" w:val="clear"/>
+          <w:vertAlign w:val="baseline"/>
+          <w:rtl w:val="0"/>
+        </w:rPr>
+        <w:t xml:space="preserve">does a child need to login?</w:t>
+      </w:r>
+    </w:p>
+  </w:comment>
+</w:comments>
 </file>
 
 <file path=word/header1.xml><?xml version="1.0" encoding="utf-8"?>
@@ -15329,6 +17464,116 @@
   <w:abstractNum w:abstractNumId="2">
     <w:lvl w:ilvl="0">
       <w:start w:val="1"/>
+      <w:numFmt w:val="decimal"/>
+      <w:lvlText w:val="%1."/>
+      <w:lvlJc w:val="left"/>
+      <w:pPr>
+        <w:ind w:left="720" w:hanging="360"/>
+      </w:pPr>
+      <w:rPr>
+        <w:u w:val="none"/>
+      </w:rPr>
+    </w:lvl>
+    <w:lvl w:ilvl="1">
+      <w:start w:val="1"/>
+      <w:numFmt w:val="lowerLetter"/>
+      <w:lvlText w:val="%2."/>
+      <w:lvlJc w:val="left"/>
+      <w:pPr>
+        <w:ind w:left="1440" w:hanging="360"/>
+      </w:pPr>
+      <w:rPr>
+        <w:u w:val="none"/>
+      </w:rPr>
+    </w:lvl>
+    <w:lvl w:ilvl="2">
+      <w:start w:val="1"/>
+      <w:numFmt w:val="lowerRoman"/>
+      <w:lvlText w:val="%3."/>
+      <w:lvlJc w:val="right"/>
+      <w:pPr>
+        <w:ind w:left="2160" w:hanging="360"/>
+      </w:pPr>
+      <w:rPr>
+        <w:u w:val="none"/>
+      </w:rPr>
+    </w:lvl>
+    <w:lvl w:ilvl="3">
+      <w:start w:val="1"/>
+      <w:numFmt w:val="decimal"/>
+      <w:lvlText w:val="%4."/>
+      <w:lvlJc w:val="left"/>
+      <w:pPr>
+        <w:ind w:left="2880" w:hanging="360"/>
+      </w:pPr>
+      <w:rPr>
+        <w:u w:val="none"/>
+      </w:rPr>
+    </w:lvl>
+    <w:lvl w:ilvl="4">
+      <w:start w:val="1"/>
+      <w:numFmt w:val="lowerLetter"/>
+      <w:lvlText w:val="%5."/>
+      <w:lvlJc w:val="left"/>
+      <w:pPr>
+        <w:ind w:left="3600" w:hanging="360"/>
+      </w:pPr>
+      <w:rPr>
+        <w:u w:val="none"/>
+      </w:rPr>
+    </w:lvl>
+    <w:lvl w:ilvl="5">
+      <w:start w:val="1"/>
+      <w:numFmt w:val="lowerRoman"/>
+      <w:lvlText w:val="%6."/>
+      <w:lvlJc w:val="right"/>
+      <w:pPr>
+        <w:ind w:left="4320" w:hanging="360"/>
+      </w:pPr>
+      <w:rPr>
+        <w:u w:val="none"/>
+      </w:rPr>
+    </w:lvl>
+    <w:lvl w:ilvl="6">
+      <w:start w:val="1"/>
+      <w:numFmt w:val="decimal"/>
+      <w:lvlText w:val="%7."/>
+      <w:lvlJc w:val="left"/>
+      <w:pPr>
+        <w:ind w:left="5040" w:hanging="360"/>
+      </w:pPr>
+      <w:rPr>
+        <w:u w:val="none"/>
+      </w:rPr>
+    </w:lvl>
+    <w:lvl w:ilvl="7">
+      <w:start w:val="1"/>
+      <w:numFmt w:val="lowerLetter"/>
+      <w:lvlText w:val="%8."/>
+      <w:lvlJc w:val="left"/>
+      <w:pPr>
+        <w:ind w:left="5760" w:hanging="360"/>
+      </w:pPr>
+      <w:rPr>
+        <w:u w:val="none"/>
+      </w:rPr>
+    </w:lvl>
+    <w:lvl w:ilvl="8">
+      <w:start w:val="1"/>
+      <w:numFmt w:val="lowerRoman"/>
+      <w:lvlText w:val="%9."/>
+      <w:lvlJc w:val="right"/>
+      <w:pPr>
+        <w:ind w:left="6480" w:hanging="360"/>
+      </w:pPr>
+      <w:rPr>
+        <w:u w:val="none"/>
+      </w:rPr>
+    </w:lvl>
+  </w:abstractNum>
+  <w:abstractNum w:abstractNumId="3">
+    <w:lvl w:ilvl="0">
+      <w:start w:val="1"/>
       <w:numFmt w:val="bullet"/>
       <w:lvlText w:val="●"/>
       <w:lvlJc w:val="left"/>
@@ -15436,7 +17681,7 @@
       </w:rPr>
     </w:lvl>
   </w:abstractNum>
-  <w:abstractNum w:abstractNumId="3">
+  <w:abstractNum w:abstractNumId="4">
     <w:lvl w:ilvl="0">
       <w:start w:val="1"/>
       <w:numFmt w:val="lowerLetter"/>
@@ -15546,7 +17791,7 @@
       </w:rPr>
     </w:lvl>
   </w:abstractNum>
-  <w:abstractNum w:abstractNumId="4">
+  <w:abstractNum w:abstractNumId="5">
     <w:lvl w:ilvl="0">
       <w:start w:val="1"/>
       <w:numFmt w:val="bullet"/>
@@ -15656,7 +17901,7 @@
       </w:rPr>
     </w:lvl>
   </w:abstractNum>
-  <w:abstractNum w:abstractNumId="5">
+  <w:abstractNum w:abstractNumId="6">
     <w:lvl w:ilvl="0">
       <w:start w:val="1"/>
       <w:numFmt w:val="bullet"/>
@@ -15760,116 +18005,6 @@
       <w:lvlJc w:val="left"/>
       <w:pPr>
         <w:ind w:left="7200" w:hanging="360"/>
-      </w:pPr>
-      <w:rPr>
-        <w:u w:val="none"/>
-      </w:rPr>
-    </w:lvl>
-  </w:abstractNum>
-  <w:abstractNum w:abstractNumId="6">
-    <w:lvl w:ilvl="0">
-      <w:start w:val="1"/>
-      <w:numFmt w:val="bullet"/>
-      <w:lvlText w:val="●"/>
-      <w:lvlJc w:val="left"/>
-      <w:pPr>
-        <w:ind w:left="720" w:hanging="360"/>
-      </w:pPr>
-      <w:rPr>
-        <w:u w:val="none"/>
-      </w:rPr>
-    </w:lvl>
-    <w:lvl w:ilvl="1">
-      <w:start w:val="1"/>
-      <w:numFmt w:val="bullet"/>
-      <w:lvlText w:val="○"/>
-      <w:lvlJc w:val="left"/>
-      <w:pPr>
-        <w:ind w:left="1440" w:hanging="360"/>
-      </w:pPr>
-      <w:rPr>
-        <w:u w:val="none"/>
-      </w:rPr>
-    </w:lvl>
-    <w:lvl w:ilvl="2">
-      <w:start w:val="1"/>
-      <w:numFmt w:val="bullet"/>
-      <w:lvlText w:val="■"/>
-      <w:lvlJc w:val="left"/>
-      <w:pPr>
-        <w:ind w:left="2160" w:hanging="360"/>
-      </w:pPr>
-      <w:rPr>
-        <w:u w:val="none"/>
-      </w:rPr>
-    </w:lvl>
-    <w:lvl w:ilvl="3">
-      <w:start w:val="1"/>
-      <w:numFmt w:val="bullet"/>
-      <w:lvlText w:val="●"/>
-      <w:lvlJc w:val="left"/>
-      <w:pPr>
-        <w:ind w:left="2880" w:hanging="360"/>
-      </w:pPr>
-      <w:rPr>
-        <w:u w:val="none"/>
-      </w:rPr>
-    </w:lvl>
-    <w:lvl w:ilvl="4">
-      <w:start w:val="1"/>
-      <w:numFmt w:val="bullet"/>
-      <w:lvlText w:val="○"/>
-      <w:lvlJc w:val="left"/>
-      <w:pPr>
-        <w:ind w:left="3600" w:hanging="360"/>
-      </w:pPr>
-      <w:rPr>
-        <w:u w:val="none"/>
-      </w:rPr>
-    </w:lvl>
-    <w:lvl w:ilvl="5">
-      <w:start w:val="1"/>
-      <w:numFmt w:val="bullet"/>
-      <w:lvlText w:val="■"/>
-      <w:lvlJc w:val="left"/>
-      <w:pPr>
-        <w:ind w:left="4320" w:hanging="360"/>
-      </w:pPr>
-      <w:rPr>
-        <w:u w:val="none"/>
-      </w:rPr>
-    </w:lvl>
-    <w:lvl w:ilvl="6">
-      <w:start w:val="1"/>
-      <w:numFmt w:val="bullet"/>
-      <w:lvlText w:val="●"/>
-      <w:lvlJc w:val="left"/>
-      <w:pPr>
-        <w:ind w:left="5040" w:hanging="360"/>
-      </w:pPr>
-      <w:rPr>
-        <w:u w:val="none"/>
-      </w:rPr>
-    </w:lvl>
-    <w:lvl w:ilvl="7">
-      <w:start w:val="1"/>
-      <w:numFmt w:val="bullet"/>
-      <w:lvlText w:val="○"/>
-      <w:lvlJc w:val="left"/>
-      <w:pPr>
-        <w:ind w:left="5760" w:hanging="360"/>
-      </w:pPr>
-      <w:rPr>
-        <w:u w:val="none"/>
-      </w:rPr>
-    </w:lvl>
-    <w:lvl w:ilvl="8">
-      <w:start w:val="1"/>
-      <w:numFmt w:val="bullet"/>
-      <w:lvlText w:val="■"/>
-      <w:lvlJc w:val="left"/>
-      <w:pPr>
-        <w:ind w:left="6480" w:hanging="360"/>
       </w:pPr>
       <w:rPr>
         <w:u w:val="none"/>
@@ -15990,10 +18125,10 @@
     <w:lvl w:ilvl="0">
       <w:start w:val="1"/>
       <w:numFmt w:val="bullet"/>
-      <w:lvlText w:val="-"/>
+      <w:lvlText w:val="●"/>
       <w:lvlJc w:val="left"/>
       <w:pPr>
-        <w:ind w:left="1440" w:hanging="360"/>
+        <w:ind w:left="720" w:hanging="360"/>
       </w:pPr>
       <w:rPr>
         <w:u w:val="none"/>
@@ -16002,10 +18137,10 @@
     <w:lvl w:ilvl="1">
       <w:start w:val="1"/>
       <w:numFmt w:val="bullet"/>
-      <w:lvlText w:val="-"/>
+      <w:lvlText w:val="○"/>
       <w:lvlJc w:val="left"/>
       <w:pPr>
-        <w:ind w:left="2160" w:hanging="360"/>
+        <w:ind w:left="1440" w:hanging="360"/>
       </w:pPr>
       <w:rPr>
         <w:u w:val="none"/>
@@ -16014,10 +18149,10 @@
     <w:lvl w:ilvl="2">
       <w:start w:val="1"/>
       <w:numFmt w:val="bullet"/>
-      <w:lvlText w:val="-"/>
+      <w:lvlText w:val="■"/>
       <w:lvlJc w:val="left"/>
       <w:pPr>
-        <w:ind w:left="2880" w:hanging="360"/>
+        <w:ind w:left="2160" w:hanging="360"/>
       </w:pPr>
       <w:rPr>
         <w:u w:val="none"/>
@@ -16026,10 +18161,10 @@
     <w:lvl w:ilvl="3">
       <w:start w:val="1"/>
       <w:numFmt w:val="bullet"/>
-      <w:lvlText w:val="-"/>
+      <w:lvlText w:val="●"/>
       <w:lvlJc w:val="left"/>
       <w:pPr>
-        <w:ind w:left="3600" w:hanging="360"/>
+        <w:ind w:left="2880" w:hanging="360"/>
       </w:pPr>
       <w:rPr>
         <w:u w:val="none"/>
@@ -16038,10 +18173,10 @@
     <w:lvl w:ilvl="4">
       <w:start w:val="1"/>
       <w:numFmt w:val="bullet"/>
-      <w:lvlText w:val="-"/>
+      <w:lvlText w:val="○"/>
       <w:lvlJc w:val="left"/>
       <w:pPr>
-        <w:ind w:left="4320" w:hanging="360"/>
+        <w:ind w:left="3600" w:hanging="360"/>
       </w:pPr>
       <w:rPr>
         <w:u w:val="none"/>
@@ -16050,10 +18185,10 @@
     <w:lvl w:ilvl="5">
       <w:start w:val="1"/>
       <w:numFmt w:val="bullet"/>
-      <w:lvlText w:val="-"/>
+      <w:lvlText w:val="■"/>
       <w:lvlJc w:val="left"/>
       <w:pPr>
-        <w:ind w:left="5040" w:hanging="360"/>
+        <w:ind w:left="4320" w:hanging="360"/>
       </w:pPr>
       <w:rPr>
         <w:u w:val="none"/>
@@ -16062,10 +18197,10 @@
     <w:lvl w:ilvl="6">
       <w:start w:val="1"/>
       <w:numFmt w:val="bullet"/>
-      <w:lvlText w:val="-"/>
+      <w:lvlText w:val="●"/>
       <w:lvlJc w:val="left"/>
       <w:pPr>
-        <w:ind w:left="5760" w:hanging="360"/>
+        <w:ind w:left="5040" w:hanging="360"/>
       </w:pPr>
       <w:rPr>
         <w:u w:val="none"/>
@@ -16074,10 +18209,10 @@
     <w:lvl w:ilvl="7">
       <w:start w:val="1"/>
       <w:numFmt w:val="bullet"/>
-      <w:lvlText w:val="-"/>
+      <w:lvlText w:val="○"/>
       <w:lvlJc w:val="left"/>
       <w:pPr>
-        <w:ind w:left="6480" w:hanging="360"/>
+        <w:ind w:left="5760" w:hanging="360"/>
       </w:pPr>
       <w:rPr>
         <w:u w:val="none"/>
@@ -16086,10 +18221,10 @@
     <w:lvl w:ilvl="8">
       <w:start w:val="1"/>
       <w:numFmt w:val="bullet"/>
-      <w:lvlText w:val="-"/>
+      <w:lvlText w:val="■"/>
       <w:lvlJc w:val="left"/>
       <w:pPr>
-        <w:ind w:left="7200" w:hanging="360"/>
+        <w:ind w:left="6480" w:hanging="360"/>
       </w:pPr>
       <w:rPr>
         <w:u w:val="none"/>
@@ -16103,6 +18238,226 @@
       <w:lvlText w:val="●"/>
       <w:lvlJc w:val="left"/>
       <w:pPr>
+        <w:ind w:left="1440" w:hanging="360"/>
+      </w:pPr>
+      <w:rPr>
+        <w:u w:val="none"/>
+      </w:rPr>
+    </w:lvl>
+    <w:lvl w:ilvl="1">
+      <w:start w:val="1"/>
+      <w:numFmt w:val="bullet"/>
+      <w:lvlText w:val="○"/>
+      <w:lvlJc w:val="left"/>
+      <w:pPr>
+        <w:ind w:left="2160" w:hanging="360"/>
+      </w:pPr>
+      <w:rPr>
+        <w:u w:val="none"/>
+      </w:rPr>
+    </w:lvl>
+    <w:lvl w:ilvl="2">
+      <w:start w:val="1"/>
+      <w:numFmt w:val="bullet"/>
+      <w:lvlText w:val="■"/>
+      <w:lvlJc w:val="left"/>
+      <w:pPr>
+        <w:ind w:left="2880" w:hanging="360"/>
+      </w:pPr>
+      <w:rPr>
+        <w:u w:val="none"/>
+      </w:rPr>
+    </w:lvl>
+    <w:lvl w:ilvl="3">
+      <w:start w:val="1"/>
+      <w:numFmt w:val="bullet"/>
+      <w:lvlText w:val="●"/>
+      <w:lvlJc w:val="left"/>
+      <w:pPr>
+        <w:ind w:left="3600" w:hanging="360"/>
+      </w:pPr>
+      <w:rPr>
+        <w:u w:val="none"/>
+      </w:rPr>
+    </w:lvl>
+    <w:lvl w:ilvl="4">
+      <w:start w:val="1"/>
+      <w:numFmt w:val="bullet"/>
+      <w:lvlText w:val="○"/>
+      <w:lvlJc w:val="left"/>
+      <w:pPr>
+        <w:ind w:left="4320" w:hanging="360"/>
+      </w:pPr>
+      <w:rPr>
+        <w:u w:val="none"/>
+      </w:rPr>
+    </w:lvl>
+    <w:lvl w:ilvl="5">
+      <w:start w:val="1"/>
+      <w:numFmt w:val="bullet"/>
+      <w:lvlText w:val="■"/>
+      <w:lvlJc w:val="left"/>
+      <w:pPr>
+        <w:ind w:left="5040" w:hanging="360"/>
+      </w:pPr>
+      <w:rPr>
+        <w:u w:val="none"/>
+      </w:rPr>
+    </w:lvl>
+    <w:lvl w:ilvl="6">
+      <w:start w:val="1"/>
+      <w:numFmt w:val="bullet"/>
+      <w:lvlText w:val="●"/>
+      <w:lvlJc w:val="left"/>
+      <w:pPr>
+        <w:ind w:left="5760" w:hanging="360"/>
+      </w:pPr>
+      <w:rPr>
+        <w:u w:val="none"/>
+      </w:rPr>
+    </w:lvl>
+    <w:lvl w:ilvl="7">
+      <w:start w:val="1"/>
+      <w:numFmt w:val="bullet"/>
+      <w:lvlText w:val="○"/>
+      <w:lvlJc w:val="left"/>
+      <w:pPr>
+        <w:ind w:left="6480" w:hanging="360"/>
+      </w:pPr>
+      <w:rPr>
+        <w:u w:val="none"/>
+      </w:rPr>
+    </w:lvl>
+    <w:lvl w:ilvl="8">
+      <w:start w:val="1"/>
+      <w:numFmt w:val="bullet"/>
+      <w:lvlText w:val="■"/>
+      <w:lvlJc w:val="left"/>
+      <w:pPr>
+        <w:ind w:left="7200" w:hanging="360"/>
+      </w:pPr>
+      <w:rPr>
+        <w:u w:val="none"/>
+      </w:rPr>
+    </w:lvl>
+  </w:abstractNum>
+  <w:abstractNum w:abstractNumId="10">
+    <w:lvl w:ilvl="0">
+      <w:start w:val="1"/>
+      <w:numFmt w:val="bullet"/>
+      <w:lvlText w:val="-"/>
+      <w:lvlJc w:val="left"/>
+      <w:pPr>
+        <w:ind w:left="1440" w:hanging="360"/>
+      </w:pPr>
+      <w:rPr>
+        <w:u w:val="none"/>
+      </w:rPr>
+    </w:lvl>
+    <w:lvl w:ilvl="1">
+      <w:start w:val="1"/>
+      <w:numFmt w:val="bullet"/>
+      <w:lvlText w:val="-"/>
+      <w:lvlJc w:val="left"/>
+      <w:pPr>
+        <w:ind w:left="2160" w:hanging="360"/>
+      </w:pPr>
+      <w:rPr>
+        <w:u w:val="none"/>
+      </w:rPr>
+    </w:lvl>
+    <w:lvl w:ilvl="2">
+      <w:start w:val="1"/>
+      <w:numFmt w:val="bullet"/>
+      <w:lvlText w:val="-"/>
+      <w:lvlJc w:val="left"/>
+      <w:pPr>
+        <w:ind w:left="2880" w:hanging="360"/>
+      </w:pPr>
+      <w:rPr>
+        <w:u w:val="none"/>
+      </w:rPr>
+    </w:lvl>
+    <w:lvl w:ilvl="3">
+      <w:start w:val="1"/>
+      <w:numFmt w:val="bullet"/>
+      <w:lvlText w:val="-"/>
+      <w:lvlJc w:val="left"/>
+      <w:pPr>
+        <w:ind w:left="3600" w:hanging="360"/>
+      </w:pPr>
+      <w:rPr>
+        <w:u w:val="none"/>
+      </w:rPr>
+    </w:lvl>
+    <w:lvl w:ilvl="4">
+      <w:start w:val="1"/>
+      <w:numFmt w:val="bullet"/>
+      <w:lvlText w:val="-"/>
+      <w:lvlJc w:val="left"/>
+      <w:pPr>
+        <w:ind w:left="4320" w:hanging="360"/>
+      </w:pPr>
+      <w:rPr>
+        <w:u w:val="none"/>
+      </w:rPr>
+    </w:lvl>
+    <w:lvl w:ilvl="5">
+      <w:start w:val="1"/>
+      <w:numFmt w:val="bullet"/>
+      <w:lvlText w:val="-"/>
+      <w:lvlJc w:val="left"/>
+      <w:pPr>
+        <w:ind w:left="5040" w:hanging="360"/>
+      </w:pPr>
+      <w:rPr>
+        <w:u w:val="none"/>
+      </w:rPr>
+    </w:lvl>
+    <w:lvl w:ilvl="6">
+      <w:start w:val="1"/>
+      <w:numFmt w:val="bullet"/>
+      <w:lvlText w:val="-"/>
+      <w:lvlJc w:val="left"/>
+      <w:pPr>
+        <w:ind w:left="5760" w:hanging="360"/>
+      </w:pPr>
+      <w:rPr>
+        <w:u w:val="none"/>
+      </w:rPr>
+    </w:lvl>
+    <w:lvl w:ilvl="7">
+      <w:start w:val="1"/>
+      <w:numFmt w:val="bullet"/>
+      <w:lvlText w:val="-"/>
+      <w:lvlJc w:val="left"/>
+      <w:pPr>
+        <w:ind w:left="6480" w:hanging="360"/>
+      </w:pPr>
+      <w:rPr>
+        <w:u w:val="none"/>
+      </w:rPr>
+    </w:lvl>
+    <w:lvl w:ilvl="8">
+      <w:start w:val="1"/>
+      <w:numFmt w:val="bullet"/>
+      <w:lvlText w:val="-"/>
+      <w:lvlJc w:val="left"/>
+      <w:pPr>
+        <w:ind w:left="7200" w:hanging="360"/>
+      </w:pPr>
+      <w:rPr>
+        <w:u w:val="none"/>
+      </w:rPr>
+    </w:lvl>
+  </w:abstractNum>
+  <w:abstractNum w:abstractNumId="11">
+    <w:lvl w:ilvl="0">
+      <w:start w:val="1"/>
+      <w:numFmt w:val="bullet"/>
+      <w:lvlText w:val="●"/>
+      <w:lvlJc w:val="left"/>
+      <w:pPr>
         <w:ind w:left="720" w:hanging="360"/>
       </w:pPr>
       <w:rPr>
@@ -16208,7 +18563,7 @@
       </w:rPr>
     </w:lvl>
   </w:abstractNum>
-  <w:abstractNum w:abstractNumId="10">
+  <w:abstractNum w:abstractNumId="12">
     <w:lvl w:ilvl="0">
       <w:start w:val="1"/>
       <w:numFmt w:val="bullet"/>
@@ -16318,7 +18673,7 @@
       </w:rPr>
     </w:lvl>
   </w:abstractNum>
-  <w:abstractNum w:abstractNumId="11">
+  <w:abstractNum w:abstractNumId="13">
     <w:lvl w:ilvl="0">
       <w:start w:val="1"/>
       <w:numFmt w:val="lowerLetter"/>
@@ -16418,227 +18773,6 @@
     <w:lvl w:ilvl="8">
       <w:start w:val="1"/>
       <w:numFmt w:val="decimal"/>
-      <w:lvlText w:val="%9."/>
-      <w:lvlJc w:val="left"/>
-      <w:pPr>
-        <w:ind w:left="6480" w:hanging="360"/>
-      </w:pPr>
-      <w:rPr>
-        <w:u w:val="none"/>
-      </w:rPr>
-    </w:lvl>
-  </w:abstractNum>
-  <w:abstractNum w:abstractNumId="12">
-    <w:lvl w:ilvl="0">
-      <w:start w:val="1"/>
-      <w:numFmt w:val="bullet"/>
-      <w:lvlText w:val="●"/>
-      <w:lvlJc w:val="left"/>
-      <w:pPr>
-        <w:ind w:left="720" w:hanging="360"/>
-      </w:pPr>
-      <w:rPr>
-        <w:u w:val="none"/>
-      </w:rPr>
-    </w:lvl>
-    <w:lvl w:ilvl="1">
-      <w:start w:val="1"/>
-      <w:numFmt w:val="bullet"/>
-      <w:lvlText w:val="○"/>
-      <w:lvlJc w:val="left"/>
-      <w:pPr>
-        <w:ind w:left="1440" w:hanging="360"/>
-      </w:pPr>
-      <w:rPr>
-        <w:u w:val="none"/>
-      </w:rPr>
-    </w:lvl>
-    <w:lvl w:ilvl="2">
-      <w:start w:val="1"/>
-      <w:numFmt w:val="bullet"/>
-      <w:lvlText w:val="■"/>
-      <w:lvlJc w:val="left"/>
-      <w:pPr>
-        <w:ind w:left="2160" w:hanging="360"/>
-      </w:pPr>
-      <w:rPr>
-        <w:u w:val="none"/>
-      </w:rPr>
-    </w:lvl>
-    <w:lvl w:ilvl="3">
-      <w:start w:val="1"/>
-      <w:numFmt w:val="bullet"/>
-      <w:lvlText w:val="●"/>
-      <w:lvlJc w:val="left"/>
-      <w:pPr>
-        <w:ind w:left="2880" w:hanging="360"/>
-      </w:pPr>
-      <w:rPr>
-        <w:u w:val="none"/>
-      </w:rPr>
-    </w:lvl>
-    <w:lvl w:ilvl="4">
-      <w:start w:val="1"/>
-      <w:numFmt w:val="bullet"/>
-      <w:lvlText w:val="○"/>
-      <w:lvlJc w:val="left"/>
-      <w:pPr>
-        <w:ind w:left="3600" w:hanging="360"/>
-      </w:pPr>
-      <w:rPr>
-        <w:u w:val="none"/>
-      </w:rPr>
-    </w:lvl>
-    <w:lvl w:ilvl="5">
-      <w:start w:val="1"/>
-      <w:numFmt w:val="bullet"/>
-      <w:lvlText w:val="■"/>
-      <w:lvlJc w:val="left"/>
-      <w:pPr>
-        <w:ind w:left="4320" w:hanging="360"/>
-      </w:pPr>
-      <w:rPr>
-        <w:u w:val="none"/>
-      </w:rPr>
-    </w:lvl>
-    <w:lvl w:ilvl="6">
-      <w:start w:val="1"/>
-      <w:numFmt w:val="bullet"/>
-      <w:lvlText w:val="●"/>
-      <w:lvlJc w:val="left"/>
-      <w:pPr>
-        <w:ind w:left="5040" w:hanging="360"/>
-      </w:pPr>
-      <w:rPr>
-        <w:u w:val="none"/>
-      </w:rPr>
-    </w:lvl>
-    <w:lvl w:ilvl="7">
-      <w:start w:val="1"/>
-      <w:numFmt w:val="bullet"/>
-      <w:lvlText w:val="○"/>
-      <w:lvlJc w:val="left"/>
-      <w:pPr>
-        <w:ind w:left="5760" w:hanging="360"/>
-      </w:pPr>
-      <w:rPr>
-        <w:u w:val="none"/>
-      </w:rPr>
-    </w:lvl>
-    <w:lvl w:ilvl="8">
-      <w:start w:val="1"/>
-      <w:numFmt w:val="bullet"/>
-      <w:lvlText w:val="■"/>
-      <w:lvlJc w:val="left"/>
-      <w:pPr>
-        <w:ind w:left="6480" w:hanging="360"/>
-      </w:pPr>
-      <w:rPr>
-        <w:u w:val="none"/>
-      </w:rPr>
-    </w:lvl>
-  </w:abstractNum>
-  <w:abstractNum w:abstractNumId="13">
-    <w:lvl w:ilvl="0">
-      <w:start w:val="1"/>
-      <w:numFmt w:val="decimal"/>
-      <w:lvlText w:val="%1."/>
-      <w:lvlJc w:val="left"/>
-      <w:pPr>
-        <w:ind w:left="720" w:hanging="360"/>
-      </w:pPr>
-      <w:rPr>
-        <w:color w:val="0e101a"/>
-        <w:u w:val="none"/>
-      </w:rPr>
-    </w:lvl>
-    <w:lvl w:ilvl="1">
-      <w:start w:val="1"/>
-      <w:numFmt w:val="lowerLetter"/>
-      <w:lvlText w:val="%2."/>
-      <w:lvlJc w:val="left"/>
-      <w:pPr>
-        <w:ind w:left="1440" w:hanging="360"/>
-      </w:pPr>
-      <w:rPr>
-        <w:u w:val="none"/>
-      </w:rPr>
-    </w:lvl>
-    <w:lvl w:ilvl="2">
-      <w:start w:val="1"/>
-      <w:numFmt w:val="lowerRoman"/>
-      <w:lvlText w:val="%3."/>
-      <w:lvlJc w:val="left"/>
-      <w:pPr>
-        <w:ind w:left="2160" w:hanging="360"/>
-      </w:pPr>
-      <w:rPr>
-        <w:u w:val="none"/>
-      </w:rPr>
-    </w:lvl>
-    <w:lvl w:ilvl="3">
-      <w:start w:val="1"/>
-      <w:numFmt w:val="decimal"/>
-      <w:lvlText w:val="%4."/>
-      <w:lvlJc w:val="left"/>
-      <w:pPr>
-        <w:ind w:left="2880" w:hanging="360"/>
-      </w:pPr>
-      <w:rPr>
-        <w:u w:val="none"/>
-      </w:rPr>
-    </w:lvl>
-    <w:lvl w:ilvl="4">
-      <w:start w:val="1"/>
-      <w:numFmt w:val="lowerLetter"/>
-      <w:lvlText w:val="%5."/>
-      <w:lvlJc w:val="left"/>
-      <w:pPr>
-        <w:ind w:left="3600" w:hanging="360"/>
-      </w:pPr>
-      <w:rPr>
-        <w:u w:val="none"/>
-      </w:rPr>
-    </w:lvl>
-    <w:lvl w:ilvl="5">
-      <w:start w:val="1"/>
-      <w:numFmt w:val="lowerRoman"/>
-      <w:lvlText w:val="%6."/>
-      <w:lvlJc w:val="left"/>
-      <w:pPr>
-        <w:ind w:left="4320" w:hanging="360"/>
-      </w:pPr>
-      <w:rPr>
-        <w:u w:val="none"/>
-      </w:rPr>
-    </w:lvl>
-    <w:lvl w:ilvl="6">
-      <w:start w:val="1"/>
-      <w:numFmt w:val="decimal"/>
-      <w:lvlText w:val="%7."/>
-      <w:lvlJc w:val="left"/>
-      <w:pPr>
-        <w:ind w:left="5040" w:hanging="360"/>
-      </w:pPr>
-      <w:rPr>
-        <w:u w:val="none"/>
-      </w:rPr>
-    </w:lvl>
-    <w:lvl w:ilvl="7">
-      <w:start w:val="1"/>
-      <w:numFmt w:val="lowerLetter"/>
-      <w:lvlText w:val="%8."/>
-      <w:lvlJc w:val="left"/>
-      <w:pPr>
-        <w:ind w:left="5760" w:hanging="360"/>
-      </w:pPr>
-      <w:rPr>
-        <w:u w:val="none"/>
-      </w:rPr>
-    </w:lvl>
-    <w:lvl w:ilvl="8">
-      <w:start w:val="1"/>
-      <w:numFmt w:val="lowerRoman"/>
       <w:lvlText w:val="%9."/>
       <w:lvlJc w:val="left"/>
       <w:pPr>
@@ -16762,6 +18896,117 @@
   <w:abstractNum w:abstractNumId="15">
     <w:lvl w:ilvl="0">
       <w:start w:val="1"/>
+      <w:numFmt w:val="decimal"/>
+      <w:lvlText w:val="%1."/>
+      <w:lvlJc w:val="left"/>
+      <w:pPr>
+        <w:ind w:left="720" w:hanging="360"/>
+      </w:pPr>
+      <w:rPr>
+        <w:color w:val="0e101a"/>
+        <w:u w:val="none"/>
+      </w:rPr>
+    </w:lvl>
+    <w:lvl w:ilvl="1">
+      <w:start w:val="1"/>
+      <w:numFmt w:val="lowerLetter"/>
+      <w:lvlText w:val="%2."/>
+      <w:lvlJc w:val="left"/>
+      <w:pPr>
+        <w:ind w:left="1440" w:hanging="360"/>
+      </w:pPr>
+      <w:rPr>
+        <w:u w:val="none"/>
+      </w:rPr>
+    </w:lvl>
+    <w:lvl w:ilvl="2">
+      <w:start w:val="1"/>
+      <w:numFmt w:val="lowerRoman"/>
+      <w:lvlText w:val="%3."/>
+      <w:lvlJc w:val="left"/>
+      <w:pPr>
+        <w:ind w:left="2160" w:hanging="360"/>
+      </w:pPr>
+      <w:rPr>
+        <w:u w:val="none"/>
+      </w:rPr>
+    </w:lvl>
+    <w:lvl w:ilvl="3">
+      <w:start w:val="1"/>
+      <w:numFmt w:val="decimal"/>
+      <w:lvlText w:val="%4."/>
+      <w:lvlJc w:val="left"/>
+      <w:pPr>
+        <w:ind w:left="2880" w:hanging="360"/>
+      </w:pPr>
+      <w:rPr>
+        <w:u w:val="none"/>
+      </w:rPr>
+    </w:lvl>
+    <w:lvl w:ilvl="4">
+      <w:start w:val="1"/>
+      <w:numFmt w:val="lowerLetter"/>
+      <w:lvlText w:val="%5."/>
+      <w:lvlJc w:val="left"/>
+      <w:pPr>
+        <w:ind w:left="3600" w:hanging="360"/>
+      </w:pPr>
+      <w:rPr>
+        <w:u w:val="none"/>
+      </w:rPr>
+    </w:lvl>
+    <w:lvl w:ilvl="5">
+      <w:start w:val="1"/>
+      <w:numFmt w:val="lowerRoman"/>
+      <w:lvlText w:val="%6."/>
+      <w:lvlJc w:val="left"/>
+      <w:pPr>
+        <w:ind w:left="4320" w:hanging="360"/>
+      </w:pPr>
+      <w:rPr>
+        <w:u w:val="none"/>
+      </w:rPr>
+    </w:lvl>
+    <w:lvl w:ilvl="6">
+      <w:start w:val="1"/>
+      <w:numFmt w:val="decimal"/>
+      <w:lvlText w:val="%7."/>
+      <w:lvlJc w:val="left"/>
+      <w:pPr>
+        <w:ind w:left="5040" w:hanging="360"/>
+      </w:pPr>
+      <w:rPr>
+        <w:u w:val="none"/>
+      </w:rPr>
+    </w:lvl>
+    <w:lvl w:ilvl="7">
+      <w:start w:val="1"/>
+      <w:numFmt w:val="lowerLetter"/>
+      <w:lvlText w:val="%8."/>
+      <w:lvlJc w:val="left"/>
+      <w:pPr>
+        <w:ind w:left="5760" w:hanging="360"/>
+      </w:pPr>
+      <w:rPr>
+        <w:u w:val="none"/>
+      </w:rPr>
+    </w:lvl>
+    <w:lvl w:ilvl="8">
+      <w:start w:val="1"/>
+      <w:numFmt w:val="lowerRoman"/>
+      <w:lvlText w:val="%9."/>
+      <w:lvlJc w:val="left"/>
+      <w:pPr>
+        <w:ind w:left="6480" w:hanging="360"/>
+      </w:pPr>
+      <w:rPr>
+        <w:u w:val="none"/>
+      </w:rPr>
+    </w:lvl>
+  </w:abstractNum>
+  <w:abstractNum w:abstractNumId="16">
+    <w:lvl w:ilvl="0">
+      <w:start w:val="1"/>
       <w:numFmt w:val="bullet"/>
       <w:lvlText w:val="●"/>
       <w:lvlJc w:val="left"/>
@@ -16869,7 +19114,117 @@
       </w:rPr>
     </w:lvl>
   </w:abstractNum>
-  <w:abstractNum w:abstractNumId="16">
+  <w:abstractNum w:abstractNumId="17">
+    <w:lvl w:ilvl="0">
+      <w:start w:val="1"/>
+      <w:numFmt w:val="bullet"/>
+      <w:lvlText w:val="●"/>
+      <w:lvlJc w:val="left"/>
+      <w:pPr>
+        <w:ind w:left="720" w:hanging="360"/>
+      </w:pPr>
+      <w:rPr>
+        <w:u w:val="none"/>
+      </w:rPr>
+    </w:lvl>
+    <w:lvl w:ilvl="1">
+      <w:start w:val="1"/>
+      <w:numFmt w:val="bullet"/>
+      <w:lvlText w:val="○"/>
+      <w:lvlJc w:val="left"/>
+      <w:pPr>
+        <w:ind w:left="1440" w:hanging="360"/>
+      </w:pPr>
+      <w:rPr>
+        <w:u w:val="none"/>
+      </w:rPr>
+    </w:lvl>
+    <w:lvl w:ilvl="2">
+      <w:start w:val="1"/>
+      <w:numFmt w:val="bullet"/>
+      <w:lvlText w:val="■"/>
+      <w:lvlJc w:val="left"/>
+      <w:pPr>
+        <w:ind w:left="2160" w:hanging="360"/>
+      </w:pPr>
+      <w:rPr>
+        <w:u w:val="none"/>
+      </w:rPr>
+    </w:lvl>
+    <w:lvl w:ilvl="3">
+      <w:start w:val="1"/>
+      <w:numFmt w:val="bullet"/>
+      <w:lvlText w:val="●"/>
+      <w:lvlJc w:val="left"/>
+      <w:pPr>
+        <w:ind w:left="2880" w:hanging="360"/>
+      </w:pPr>
+      <w:rPr>
+        <w:u w:val="none"/>
+      </w:rPr>
+    </w:lvl>
+    <w:lvl w:ilvl="4">
+      <w:start w:val="1"/>
+      <w:numFmt w:val="bullet"/>
+      <w:lvlText w:val="○"/>
+      <w:lvlJc w:val="left"/>
+      <w:pPr>
+        <w:ind w:left="3600" w:hanging="360"/>
+      </w:pPr>
+      <w:rPr>
+        <w:u w:val="none"/>
+      </w:rPr>
+    </w:lvl>
+    <w:lvl w:ilvl="5">
+      <w:start w:val="1"/>
+      <w:numFmt w:val="bullet"/>
+      <w:lvlText w:val="■"/>
+      <w:lvlJc w:val="left"/>
+      <w:pPr>
+        <w:ind w:left="4320" w:hanging="360"/>
+      </w:pPr>
+      <w:rPr>
+        <w:u w:val="none"/>
+      </w:rPr>
+    </w:lvl>
+    <w:lvl w:ilvl="6">
+      <w:start w:val="1"/>
+      <w:numFmt w:val="bullet"/>
+      <w:lvlText w:val="●"/>
+      <w:lvlJc w:val="left"/>
+      <w:pPr>
+        <w:ind w:left="5040" w:hanging="360"/>
+      </w:pPr>
+      <w:rPr>
+        <w:u w:val="none"/>
+      </w:rPr>
+    </w:lvl>
+    <w:lvl w:ilvl="7">
+      <w:start w:val="1"/>
+      <w:numFmt w:val="bullet"/>
+      <w:lvlText w:val="○"/>
+      <w:lvlJc w:val="left"/>
+      <w:pPr>
+        <w:ind w:left="5760" w:hanging="360"/>
+      </w:pPr>
+      <w:rPr>
+        <w:u w:val="none"/>
+      </w:rPr>
+    </w:lvl>
+    <w:lvl w:ilvl="8">
+      <w:start w:val="1"/>
+      <w:numFmt w:val="bullet"/>
+      <w:lvlText w:val="■"/>
+      <w:lvlJc w:val="left"/>
+      <w:pPr>
+        <w:ind w:left="6480" w:hanging="360"/>
+      </w:pPr>
+      <w:rPr>
+        <w:u w:val="none"/>
+      </w:rPr>
+    </w:lvl>
+  </w:abstractNum>
+  <w:abstractNum w:abstractNumId="18">
     <w:lvl w:ilvl="0">
       <w:start w:val="1"/>
       <w:numFmt w:val="lowerLetter"/>
@@ -16979,7 +19334,7 @@
       </w:rPr>
     </w:lvl>
   </w:abstractNum>
-  <w:abstractNum w:abstractNumId="17">
+  <w:abstractNum w:abstractNumId="19">
     <w:lvl w:ilvl="0">
       <w:start w:val="1"/>
       <w:numFmt w:val="lowerLetter"/>
@@ -17083,116 +19438,6 @@
       <w:lvlJc w:val="left"/>
       <w:pPr>
         <w:ind w:left="6480" w:hanging="360"/>
-      </w:pPr>
-      <w:rPr>
-        <w:u w:val="none"/>
-      </w:rPr>
-    </w:lvl>
-  </w:abstractNum>
-  <w:abstractNum w:abstractNumId="18">
-    <w:lvl w:ilvl="0">
-      <w:start w:val="1"/>
-      <w:numFmt w:val="bullet"/>
-      <w:lvlText w:val="-"/>
-      <w:lvlJc w:val="left"/>
-      <w:pPr>
-        <w:ind w:left="1440" w:hanging="360"/>
-      </w:pPr>
-      <w:rPr>
-        <w:u w:val="none"/>
-      </w:rPr>
-    </w:lvl>
-    <w:lvl w:ilvl="1">
-      <w:start w:val="1"/>
-      <w:numFmt w:val="bullet"/>
-      <w:lvlText w:val="-"/>
-      <w:lvlJc w:val="left"/>
-      <w:pPr>
-        <w:ind w:left="2160" w:hanging="360"/>
-      </w:pPr>
-      <w:rPr>
-        <w:u w:val="none"/>
-      </w:rPr>
-    </w:lvl>
-    <w:lvl w:ilvl="2">
-      <w:start w:val="1"/>
-      <w:numFmt w:val="bullet"/>
-      <w:lvlText w:val="-"/>
-      <w:lvlJc w:val="left"/>
-      <w:pPr>
-        <w:ind w:left="2880" w:hanging="360"/>
-      </w:pPr>
-      <w:rPr>
-        <w:u w:val="none"/>
-      </w:rPr>
-    </w:lvl>
-    <w:lvl w:ilvl="3">
-      <w:start w:val="1"/>
-      <w:numFmt w:val="bullet"/>
-      <w:lvlText w:val="-"/>
-      <w:lvlJc w:val="left"/>
-      <w:pPr>
-        <w:ind w:left="3600" w:hanging="360"/>
-      </w:pPr>
-      <w:rPr>
-        <w:u w:val="none"/>
-      </w:rPr>
-    </w:lvl>
-    <w:lvl w:ilvl="4">
-      <w:start w:val="1"/>
-      <w:numFmt w:val="bullet"/>
-      <w:lvlText w:val="-"/>
-      <w:lvlJc w:val="left"/>
-      <w:pPr>
-        <w:ind w:left="4320" w:hanging="360"/>
-      </w:pPr>
-      <w:rPr>
-        <w:u w:val="none"/>
-      </w:rPr>
-    </w:lvl>
-    <w:lvl w:ilvl="5">
-      <w:start w:val="1"/>
-      <w:numFmt w:val="bullet"/>
-      <w:lvlText w:val="-"/>
-      <w:lvlJc w:val="left"/>
-      <w:pPr>
-        <w:ind w:left="5040" w:hanging="360"/>
-      </w:pPr>
-      <w:rPr>
-        <w:u w:val="none"/>
-      </w:rPr>
-    </w:lvl>
-    <w:lvl w:ilvl="6">
-      <w:start w:val="1"/>
-      <w:numFmt w:val="bullet"/>
-      <w:lvlText w:val="-"/>
-      <w:lvlJc w:val="left"/>
-      <w:pPr>
-        <w:ind w:left="5760" w:hanging="360"/>
-      </w:pPr>
-      <w:rPr>
-        <w:u w:val="none"/>
-      </w:rPr>
-    </w:lvl>
-    <w:lvl w:ilvl="7">
-      <w:start w:val="1"/>
-      <w:numFmt w:val="bullet"/>
-      <w:lvlText w:val="-"/>
-      <w:lvlJc w:val="left"/>
-      <w:pPr>
-        <w:ind w:left="6480" w:hanging="360"/>
-      </w:pPr>
-      <w:rPr>
-        <w:u w:val="none"/>
-      </w:rPr>
-    </w:lvl>
-    <w:lvl w:ilvl="8">
-      <w:start w:val="1"/>
-      <w:numFmt w:val="bullet"/>
-      <w:lvlText w:val="-"/>
-      <w:lvlJc w:val="left"/>
-      <w:pPr>
-        <w:ind w:left="7200" w:hanging="360"/>
       </w:pPr>
       <w:rPr>
         <w:u w:val="none"/>
@@ -17252,6 +19497,9 @@
   </w:num>
   <w:num w:numId="18">
     <w:abstractNumId w:val="18"/>
+  </w:num>
+  <w:num w:numId="19">
+    <w:abstractNumId w:val="19"/>
   </w:num>
 </w:numbering>
 </file>
@@ -17522,6 +19770,19 @@
     </w:tblPr>
   </w:style>
   <w:style w:type="table" w:styleId="Table9">
+    <w:basedOn w:val="TableNormal"/>
+    <w:tblPr>
+      <w:tblStyleRowBandSize w:val="1"/>
+      <w:tblStyleColBandSize w:val="1"/>
+      <w:tblCellMar>
+        <w:top w:w="100.0" w:type="dxa"/>
+        <w:left w:w="100.0" w:type="dxa"/>
+        <w:bottom w:w="100.0" w:type="dxa"/>
+        <w:right w:w="100.0" w:type="dxa"/>
+      </w:tblCellMar>
+    </w:tblPr>
+  </w:style>
+  <w:style w:type="table" w:styleId="Table10">
     <w:basedOn w:val="TableNormal"/>
     <w:tblPr>
       <w:tblStyleRowBandSize w:val="1"/>

--- a/doc/CS673_SPPP_team2.docx
+++ b/doc/CS673_SPPP_team2.docx
@@ -181,12 +181,12 @@
           <wp:inline distB="114300" distT="114300" distL="114300" distR="114300">
             <wp:extent cx="2467655" cy="442913"/>
             <wp:effectExtent b="0" l="0" r="0" t="0"/>
-            <wp:docPr id="1" name="image2.png"/>
+            <wp:docPr id="1" name="image1.png"/>
             <a:graphic>
               <a:graphicData uri="http://schemas.openxmlformats.org/drawingml/2006/picture">
                 <pic:pic>
                   <pic:nvPicPr>
-                    <pic:cNvPr id="0" name="image2.png"/>
+                    <pic:cNvPr id="0" name="image1.png"/>
                     <pic:cNvPicPr preferRelativeResize="0"/>
                   </pic:nvPicPr>
                   <pic:blipFill>
@@ -3735,6 +3735,151 @@
           </w:p>
         </w:tc>
       </w:tr>
+      <w:tr>
+        <w:trPr>
+          <w:cantSplit w:val="0"/>
+          <w:tblHeader w:val="0"/>
+        </w:trPr>
+        <w:tc>
+          <w:tcPr>
+            <w:shd w:fill="auto" w:val="clear"/>
+            <w:tcMar>
+              <w:top w:w="100.0" w:type="dxa"/>
+              <w:left w:w="100.0" w:type="dxa"/>
+              <w:bottom w:w="100.0" w:type="dxa"/>
+              <w:right w:w="100.0" w:type="dxa"/>
+            </w:tcMar>
+            <w:vAlign w:val="top"/>
+          </w:tcPr>
+          <w:p>
+            <w:pPr>
+              <w:keepNext w:val="0"/>
+              <w:keepLines w:val="0"/>
+              <w:pageBreakBefore w:val="0"/>
+              <w:widowControl w:val="0"/>
+              <w:pBdr>
+                <w:top w:space="0" w:sz="0" w:val="nil"/>
+                <w:left w:space="0" w:sz="0" w:val="nil"/>
+                <w:bottom w:space="0" w:sz="0" w:val="nil"/>
+                <w:right w:space="0" w:sz="0" w:val="nil"/>
+                <w:between w:space="0" w:sz="0" w:val="nil"/>
+              </w:pBdr>
+              <w:shd w:fill="auto" w:val="clear"/>
+              <w:spacing w:after="0" w:before="0" w:line="240" w:lineRule="auto"/>
+              <w:ind w:left="0" w:right="0" w:firstLine="0"/>
+              <w:jc w:val="left"/>
+              <w:rPr/>
+            </w:pPr>
+            <w:r>
+              <w:rPr>
+                <w:rtl w:val="0"/>
+              </w:rPr>
+              <w:t xml:space="preserve">7</w:t>
+            </w:r>
+          </w:p>
+        </w:tc>
+        <w:tc>
+          <w:tcPr>
+            <w:shd w:fill="auto" w:val="clear"/>
+            <w:tcMar>
+              <w:top w:w="100.0" w:type="dxa"/>
+              <w:left w:w="100.0" w:type="dxa"/>
+              <w:bottom w:w="100.0" w:type="dxa"/>
+              <w:right w:w="100.0" w:type="dxa"/>
+            </w:tcMar>
+            <w:vAlign w:val="top"/>
+          </w:tcPr>
+          <w:p>
+            <w:pPr>
+              <w:widowControl w:val="0"/>
+              <w:spacing w:line="240" w:lineRule="auto"/>
+              <w:rPr/>
+            </w:pPr>
+            <w:r>
+              <w:rPr>
+                <w:rtl w:val="0"/>
+              </w:rPr>
+              <w:t xml:space="preserve">Iqra Chaudhary</w:t>
+            </w:r>
+          </w:p>
+        </w:tc>
+        <w:tc>
+          <w:tcPr>
+            <w:shd w:fill="auto" w:val="clear"/>
+            <w:tcMar>
+              <w:top w:w="100.0" w:type="dxa"/>
+              <w:left w:w="100.0" w:type="dxa"/>
+              <w:bottom w:w="100.0" w:type="dxa"/>
+              <w:right w:w="100.0" w:type="dxa"/>
+            </w:tcMar>
+            <w:vAlign w:val="top"/>
+          </w:tcPr>
+          <w:p>
+            <w:pPr>
+              <w:keepNext w:val="0"/>
+              <w:keepLines w:val="0"/>
+              <w:pageBreakBefore w:val="0"/>
+              <w:widowControl w:val="0"/>
+              <w:pBdr>
+                <w:top w:space="0" w:sz="0" w:val="nil"/>
+                <w:left w:space="0" w:sz="0" w:val="nil"/>
+                <w:bottom w:space="0" w:sz="0" w:val="nil"/>
+                <w:right w:space="0" w:sz="0" w:val="nil"/>
+                <w:between w:space="0" w:sz="0" w:val="nil"/>
+              </w:pBdr>
+              <w:shd w:fill="auto" w:val="clear"/>
+              <w:spacing w:after="0" w:before="0" w:line="240" w:lineRule="auto"/>
+              <w:ind w:left="0" w:right="0" w:firstLine="0"/>
+              <w:jc w:val="left"/>
+              <w:rPr/>
+            </w:pPr>
+            <w:r>
+              <w:rPr>
+                <w:rtl w:val="0"/>
+              </w:rPr>
+              <w:t xml:space="preserve">6/09/2025</w:t>
+            </w:r>
+          </w:p>
+        </w:tc>
+        <w:tc>
+          <w:tcPr>
+            <w:shd w:fill="auto" w:val="clear"/>
+            <w:tcMar>
+              <w:top w:w="100.0" w:type="dxa"/>
+              <w:left w:w="100.0" w:type="dxa"/>
+              <w:bottom w:w="100.0" w:type="dxa"/>
+              <w:right w:w="100.0" w:type="dxa"/>
+            </w:tcMar>
+            <w:vAlign w:val="top"/>
+          </w:tcPr>
+          <w:p>
+            <w:pPr>
+              <w:keepNext w:val="0"/>
+              <w:keepLines w:val="0"/>
+              <w:pageBreakBefore w:val="0"/>
+              <w:widowControl w:val="0"/>
+              <w:pBdr>
+                <w:top w:space="0" w:sz="0" w:val="nil"/>
+                <w:left w:space="0" w:sz="0" w:val="nil"/>
+                <w:bottom w:space="0" w:sz="0" w:val="nil"/>
+                <w:right w:space="0" w:sz="0" w:val="nil"/>
+                <w:between w:space="0" w:sz="0" w:val="nil"/>
+              </w:pBdr>
+              <w:shd w:fill="auto" w:val="clear"/>
+              <w:spacing w:after="0" w:before="0" w:line="240" w:lineRule="auto"/>
+              <w:ind w:left="0" w:right="0" w:firstLine="0"/>
+              <w:jc w:val="left"/>
+              <w:rPr/>
+            </w:pPr>
+            <w:r>
+              <w:rPr>
+                <w:rtl w:val="0"/>
+              </w:rPr>
+              <w:t xml:space="preserve">Updated Risk Management</w:t>
+            </w:r>
+          </w:p>
+        </w:tc>
+      </w:tr>
     </w:tbl>
     <w:p>
       <w:pPr>
@@ -5872,6 +6017,7 @@
               <w:rPr/>
             </w:pPr>
             <w:commentRangeStart w:id="0"/>
+            <w:commentRangeStart w:id="1"/>
             <w:r>
               <w:rPr>
                 <w:rtl w:val="0"/>
@@ -5881,6 +6027,10 @@
             <w:commentRangeEnd w:id="0"/>
             <w:r>
               <w:commentReference w:id="0"/>
+            </w:r>
+            <w:commentRangeEnd w:id="1"/>
+            <w:r>
+              <w:commentReference w:id="1"/>
             </w:r>
             <w:r>
               <w:rPr>
@@ -6037,16 +6187,21 @@
               <w:jc w:val="left"/>
               <w:rPr/>
             </w:pPr>
-            <w:commentRangeStart w:id="1"/>
+            <w:commentRangeStart w:id="2"/>
+            <w:commentRangeStart w:id="3"/>
             <w:r>
               <w:rPr>
                 <w:rtl w:val="0"/>
               </w:rPr>
               <w:t xml:space="preserve">As a child with help from a parent,</w:t>
             </w:r>
-            <w:commentRangeEnd w:id="1"/>
-            <w:r>
-              <w:commentReference w:id="1"/>
+            <w:commentRangeEnd w:id="2"/>
+            <w:r>
+              <w:commentReference w:id="2"/>
+            </w:r>
+            <w:commentRangeEnd w:id="3"/>
+            <w:r>
+              <w:commentReference w:id="3"/>
             </w:r>
             <w:r>
               <w:rPr>
@@ -9475,6 +9630,31 @@
           <w:rtl w:val="0"/>
         </w:rPr>
         <w:t xml:space="preserve">Some of the risks we faced for Iteration 1 were unfamiliarity with technologies used in the project and duplicate work. A majority of the group had very little experience or none at all with using Docker. Also, we decided to use a GitHub Kanban board to track which tasks have been completed and need to be completed, but once again many group members had never used it before. In order to avoid the risk of someone incorrectly using these technologies, we held a meeting where we had the group member with the most experience share their screen on Discord and walk the team through how to use each technology correctly and answer any questions. As for the risk of duplicate work, there was a situation where one group member had announced that they were going to work on a task, but then another group member finished that task. Luckily, they announced that they completed the task before any duplicate work was done and the first group member worked on a different task instead. In order to avoid this risk, we reiterated the importance of checking the Kanban board and assigning tasks to ourselves before working on them so that everyone knows which tasks are currently being worked on and which are available. This way, no time is being wasted by working on the same tasks individually.</w:t>
+      </w:r>
+    </w:p>
+    <w:p>
+      <w:pPr>
+        <w:pageBreakBefore w:val="0"/>
+        <w:ind w:left="720" w:firstLine="720"/>
+        <w:rPr/>
+      </w:pPr>
+      <w:r>
+        <w:rPr>
+          <w:rtl w:val="0"/>
+        </w:rPr>
+      </w:r>
+    </w:p>
+    <w:p>
+      <w:pPr>
+        <w:pageBreakBefore w:val="0"/>
+        <w:ind w:left="720" w:firstLine="720"/>
+        <w:rPr/>
+      </w:pPr>
+      <w:r>
+        <w:rPr>
+          <w:rtl w:val="0"/>
+        </w:rPr>
+        <w:t xml:space="preserve">One of the risks our group identified for iteration 2 was technical difficulty with tools like Docker, testing libraries (Jest, Vite, React Testing Library) and deployment platforms such as Heroku and Netlify. These issues cause delays in testing and slowed progress for some. Another risk was lack of consistent group communication. Often team members worked independently, leading to uncertainty around task ownership and progress updates. As a plan for improvement, we aim to set clear expectations, check in more regularly and prioritize communication in order to support smoother workflow.</w:t>
       </w:r>
     </w:p>
     <w:p>
@@ -9891,7 +10071,7 @@
             <w:pPr>
               <w:rPr/>
             </w:pPr>
-            <w:commentRangeStart w:id="2"/>
+            <w:commentRangeStart w:id="4"/>
             <w:r>
               <w:rPr>
                 <w:rtl w:val="0"/>
@@ -9920,9 +10100,9 @@
               </w:rPr>
               <w:t xml:space="preserve">Class Diagram: (10hr)</w:t>
             </w:r>
-            <w:commentRangeEnd w:id="2"/>
-            <w:r>
-              <w:commentReference w:id="2"/>
+            <w:commentRangeEnd w:id="4"/>
+            <w:r>
+              <w:commentReference w:id="4"/>
             </w:r>
             <w:r>
               <w:rPr>
@@ -16647,12 +16827,12 @@
           <wp:inline distB="114300" distT="114300" distL="114300" distR="114300">
             <wp:extent cx="5247335" cy="2519363"/>
             <wp:effectExtent b="0" l="0" r="0" t="0"/>
-            <wp:docPr id="4" name="image3.png"/>
+            <wp:docPr id="4" name="image5.png"/>
             <a:graphic>
               <a:graphicData uri="http://schemas.openxmlformats.org/drawingml/2006/picture">
                 <pic:pic>
                   <pic:nvPicPr>
-                    <pic:cNvPr id="0" name="image3.png"/>
+                    <pic:cNvPr id="0" name="image5.png"/>
                     <pic:cNvPicPr preferRelativeResize="0"/>
                   </pic:nvPicPr>
                   <pic:blipFill>
@@ -16749,12 +16929,12 @@
           <wp:inline distB="114300" distT="114300" distL="114300" distR="114300">
             <wp:extent cx="4952426" cy="3262313"/>
             <wp:effectExtent b="0" l="0" r="0" t="0"/>
-            <wp:docPr id="2" name="image5.png"/>
+            <wp:docPr id="2" name="image2.png"/>
             <a:graphic>
               <a:graphicData uri="http://schemas.openxmlformats.org/drawingml/2006/picture">
                 <pic:pic>
                   <pic:nvPicPr>
-                    <pic:cNvPr id="0" name="image5.png"/>
+                    <pic:cNvPr id="0" name="image2.png"/>
                     <pic:cNvPicPr preferRelativeResize="0"/>
                   </pic:nvPicPr>
                   <pic:blipFill>
@@ -16878,12 +17058,12 @@
           <wp:inline distB="114300" distT="114300" distL="114300" distR="114300">
             <wp:extent cx="4957763" cy="3276351"/>
             <wp:effectExtent b="0" l="0" r="0" t="0"/>
-            <wp:docPr id="6" name="image6.png"/>
+            <wp:docPr id="6" name="image4.png"/>
             <a:graphic>
               <a:graphicData uri="http://schemas.openxmlformats.org/drawingml/2006/picture">
                 <pic:pic>
                   <pic:nvPicPr>
-                    <pic:cNvPr id="0" name="image6.png"/>
+                    <pic:cNvPr id="0" name="image4.png"/>
                     <pic:cNvPicPr preferRelativeResize="0"/>
                   </pic:nvPicPr>
                   <pic:blipFill>
@@ -16979,12 +17159,12 @@
           <wp:inline distB="114300" distT="114300" distL="114300" distR="114300">
             <wp:extent cx="6504754" cy="2328863"/>
             <wp:effectExtent b="0" l="0" r="0" t="0"/>
-            <wp:docPr id="5" name="image1.png"/>
+            <wp:docPr id="5" name="image3.png"/>
             <a:graphic>
               <a:graphicData uri="http://schemas.openxmlformats.org/drawingml/2006/picture">
                 <pic:pic>
                   <pic:nvPicPr>
-                    <pic:cNvPr id="0" name="image1.png"/>
+                    <pic:cNvPr id="0" name="image3.png"/>
                     <pic:cNvPicPr preferRelativeResize="0"/>
                   </pic:nvPicPr>
                   <pic:blipFill>
@@ -17091,12 +17271,12 @@
           <wp:inline distB="114300" distT="114300" distL="114300" distR="114300">
             <wp:extent cx="5616990" cy="3709988"/>
             <wp:effectExtent b="0" l="0" r="0" t="0"/>
-            <wp:docPr id="3" name="image4.png"/>
+            <wp:docPr id="3" name="image6.png"/>
             <a:graphic>
               <a:graphicData uri="http://schemas.openxmlformats.org/drawingml/2006/picture">
                 <pic:pic>
                   <pic:nvPicPr>
-                    <pic:cNvPr id="0" name="image4.png"/>
+                    <pic:cNvPr id="0" name="image6.png"/>
                     <pic:cNvPicPr preferRelativeResize="0"/>
                   </pic:nvPicPr>
                   <pic:blipFill>
@@ -17158,7 +17338,7 @@
 
 <file path=word/comments.xml><?xml version="1.0" encoding="utf-8"?>
 <w:comments xmlns:mc="http://schemas.openxmlformats.org/markup-compatibility/2006" xmlns:o="urn:schemas-microsoft-com:office:office" xmlns:r="http://schemas.openxmlformats.org/officeDocument/2006/relationships" xmlns:m="http://schemas.openxmlformats.org/officeDocument/2006/math" xmlns:v="urn:schemas-microsoft-com:vml" xmlns:wp="http://schemas.openxmlformats.org/drawingml/2006/wordprocessingDrawing" xmlns:w10="urn:schemas-microsoft-com:office:word" xmlns:w="http://schemas.openxmlformats.org/wordprocessingml/2006/main" xmlns:wne="http://schemas.microsoft.com/office/word/2006/wordml" xmlns:sl="http://schemas.openxmlformats.org/schemaLibrary/2006/main" xmlns:a="http://schemas.openxmlformats.org/drawingml/2006/main" xmlns:pic="http://schemas.openxmlformats.org/drawingml/2006/picture" xmlns:c="http://schemas.openxmlformats.org/drawingml/2006/chart" xmlns:lc="http://schemas.openxmlformats.org/drawingml/2006/lockedCanvas" xmlns:dgm="http://schemas.openxmlformats.org/drawingml/2006/diagram" xmlns:wps="http://schemas.microsoft.com/office/word/2010/wordprocessingShape" xmlns:wpg="http://schemas.microsoft.com/office/word/2010/wordprocessingGroup" xmlns:w14="http://schemas.microsoft.com/office/word/2010/wordml" xmlns:w15="http://schemas.microsoft.com/office/word/2012/wordml" xmlns:w16="http://schemas.microsoft.com/office/word/2018/wordml" xmlns:w16cex="http://schemas.microsoft.com/office/word/2018/wordml/cex" xmlns:w16cid="http://schemas.microsoft.com/office/word/2016/wordml/cid" xmlns="http://schemas.microsoft.com/office/tasks/2019/documenttasks" xmlns:cr="http://schemas.microsoft.com/office/comments/2020/reactions">
-  <w:comment w:author="Yuting Zhang" w:id="1" w:date="2025-05-17T18:23:00Z">
+  <w:comment w:author="Yuting Zhang" w:id="2" w:date="2025-05-17T18:23:00Z">
     <w:p>
       <w:pPr>
         <w:keepNext w:val="0"/>
@@ -17209,7 +17389,7 @@
       </w:r>
     </w:p>
   </w:comment>
-  <w:comment w:author="Yuting Zhang" w:id="2" w:date="2025-05-17T18:27:30Z">
+  <w:comment w:author="Tetiana Korchynska" w:id="3" w:date="2025-06-09T18:47:13Z">
     <w:p>
       <w:pPr>
         <w:keepNext w:val="0"/>
@@ -17256,11 +17436,11 @@
           <w:vertAlign w:val="baseline"/>
           <w:rtl w:val="0"/>
         </w:rPr>
-        <w:t xml:space="preserve">this should be i the tasks column</w:t>
+        <w:t xml:space="preserve">The functionality (story generation) is for the child but guided by the parent. Yes, it requires the parent to be logged in first.</w:t>
       </w:r>
     </w:p>
   </w:comment>
-  <w:comment w:author="Yuting Zhang" w:id="0" w:date="2025-05-17T18:22:23Z">
+  <w:comment w:author="Yuting Zhang" w:id="4" w:date="2025-05-17T18:27:30Z">
     <w:p>
       <w:pPr>
         <w:keepNext w:val="0"/>
@@ -17307,7 +17487,109 @@
           <w:vertAlign w:val="baseline"/>
           <w:rtl w:val="0"/>
         </w:rPr>
+        <w:t xml:space="preserve">this should be i the tasks column</w:t>
+      </w:r>
+    </w:p>
+  </w:comment>
+  <w:comment w:author="Yuting Zhang" w:id="0" w:date="2025-05-17T18:22:23Z">
+    <w:p>
+      <w:pPr>
+        <w:keepNext w:val="0"/>
+        <w:keepLines w:val="0"/>
+        <w:pageBreakBefore w:val="0"/>
+        <w:widowControl w:val="0"/>
+        <w:pBdr>
+          <w:top w:space="0" w:sz="0" w:val="nil"/>
+          <w:left w:space="0" w:sz="0" w:val="nil"/>
+          <w:bottom w:space="0" w:sz="0" w:val="nil"/>
+          <w:right w:space="0" w:sz="0" w:val="nil"/>
+          <w:between w:space="0" w:sz="0" w:val="nil"/>
+        </w:pBdr>
+        <w:shd w:fill="auto" w:val="clear"/>
+        <w:spacing w:after="0" w:before="0" w:line="240" w:lineRule="auto"/>
+        <w:ind w:left="0" w:right="0" w:firstLine="0"/>
+        <w:jc w:val="left"/>
+        <w:rPr>
+          <w:rFonts w:ascii="Arial" w:cs="Arial" w:eastAsia="Arial" w:hAnsi="Arial"/>
+          <w:b w:val="0"/>
+          <w:i w:val="0"/>
+          <w:smallCaps w:val="0"/>
+          <w:strike w:val="0"/>
+          <w:color w:val="000000"/>
+          <w:sz w:val="22"/>
+          <w:szCs w:val="22"/>
+          <w:u w:val="none"/>
+          <w:shd w:fill="auto" w:val="clear"/>
+          <w:vertAlign w:val="baseline"/>
+        </w:rPr>
+      </w:pPr>
+      <w:r>
+        <w:rPr>
+          <w:rFonts w:ascii="Arial" w:cs="Arial" w:eastAsia="Arial" w:hAnsi="Arial"/>
+          <w:b w:val="0"/>
+          <w:i w:val="0"/>
+          <w:smallCaps w:val="0"/>
+          <w:strike w:val="0"/>
+          <w:color w:val="000000"/>
+          <w:sz w:val="22"/>
+          <w:szCs w:val="22"/>
+          <w:u w:val="none"/>
+          <w:shd w:fill="auto" w:val="clear"/>
+          <w:vertAlign w:val="baseline"/>
+          <w:rtl w:val="0"/>
+        </w:rPr>
         <w:t xml:space="preserve">does a child need to login?</w:t>
+      </w:r>
+    </w:p>
+  </w:comment>
+  <w:comment w:author="Tetiana Korchynska" w:id="1" w:date="2025-06-09T18:46:40Z">
+    <w:p>
+      <w:pPr>
+        <w:keepNext w:val="0"/>
+        <w:keepLines w:val="0"/>
+        <w:pageBreakBefore w:val="0"/>
+        <w:widowControl w:val="0"/>
+        <w:pBdr>
+          <w:top w:space="0" w:sz="0" w:val="nil"/>
+          <w:left w:space="0" w:sz="0" w:val="nil"/>
+          <w:bottom w:space="0" w:sz="0" w:val="nil"/>
+          <w:right w:space="0" w:sz="0" w:val="nil"/>
+          <w:between w:space="0" w:sz="0" w:val="nil"/>
+        </w:pBdr>
+        <w:shd w:fill="auto" w:val="clear"/>
+        <w:spacing w:after="0" w:before="0" w:line="240" w:lineRule="auto"/>
+        <w:ind w:left="0" w:right="0" w:firstLine="0"/>
+        <w:jc w:val="left"/>
+        <w:rPr>
+          <w:rFonts w:ascii="Arial" w:cs="Arial" w:eastAsia="Arial" w:hAnsi="Arial"/>
+          <w:b w:val="0"/>
+          <w:i w:val="0"/>
+          <w:smallCaps w:val="0"/>
+          <w:strike w:val="0"/>
+          <w:color w:val="000000"/>
+          <w:sz w:val="22"/>
+          <w:szCs w:val="22"/>
+          <w:u w:val="none"/>
+          <w:shd w:fill="auto" w:val="clear"/>
+          <w:vertAlign w:val="baseline"/>
+        </w:rPr>
+      </w:pPr>
+      <w:r>
+        <w:rPr>
+          <w:rFonts w:ascii="Arial" w:cs="Arial" w:eastAsia="Arial" w:hAnsi="Arial"/>
+          <w:b w:val="0"/>
+          <w:i w:val="0"/>
+          <w:smallCaps w:val="0"/>
+          <w:strike w:val="0"/>
+          <w:color w:val="000000"/>
+          <w:sz w:val="22"/>
+          <w:szCs w:val="22"/>
+          <w:u w:val="none"/>
+          <w:shd w:fill="auto" w:val="clear"/>
+          <w:vertAlign w:val="baseline"/>
+          <w:rtl w:val="0"/>
+        </w:rPr>
+        <w:t xml:space="preserve">No, only the parent needs to log in. Children interact with the app through a child-friendly interface but do not authenticate.</w:t>
       </w:r>
     </w:p>
   </w:comment>
@@ -19525,7 +19807,7 @@
     <w:name w:val="normal"/>
   </w:style>
   <w:style w:type="table" w:styleId="TableNormal" w:default="1">
-    <w:name w:val="Table Normal"/>
+    <w:name w:val="TableNormal"/>
   </w:style>
   <w:style w:type="paragraph" w:styleId="Heading1">
     <w:name w:val="heading 1"/>
